--- a/input/LebenslaufRaw.docx
+++ b/input/LebenslaufRaw.docx
@@ -5,8 +5,8 @@
     <w:p>
       <w:pPr>
         <w:pStyle w:val="Title"/>
-        <w:spacing w:before="120" w:after="120" w:line="276" w:lineRule="auto"/>
-        <w:ind w:left="2836" w:firstLine="709"/>
+        <w:spacing w:line="276" w:lineRule="auto"/>
+        <w:ind w:firstLine="709"/>
         <w:jc w:val="both"/>
         <w:rPr>
           <w:rFonts w:ascii="Arial Black" w:hAnsi="Arial Black"/>
@@ -25,7 +25,7 @@
           <w:lang w:val="en-US"/>
         </w:rPr>
         <w:drawing>
-          <wp:anchor distT="0" distB="0" distL="114300" distR="114300" simplePos="0" relativeHeight="251658240" behindDoc="1" locked="0" layoutInCell="1" allowOverlap="1" wp14:anchorId="231E6EA8" wp14:editId="4B4CBE3E">
+          <wp:anchor distT="0" distB="0" distL="114300" distR="114300" simplePos="0" relativeHeight="251658240" behindDoc="1" locked="0" layoutInCell="1" allowOverlap="1" wp14:anchorId="231E6EA8" wp14:editId="32A5D527">
             <wp:simplePos x="0" y="0"/>
             <wp:positionH relativeFrom="page">
               <wp:align>left</wp:align>
@@ -157,105 +157,57 @@
     </w:p>
     <w:p>
       <w:pPr>
-        <w:pStyle w:val="Title"/>
-        <w:spacing w:before="360" w:after="120" w:line="276" w:lineRule="auto"/>
-        <w:ind w:left="2836" w:firstLine="709"/>
-        <w:jc w:val="both"/>
-        <w:rPr>
-          <w:color w:val="auto"/>
-          <w:sz w:val="24"/>
-          <w:szCs w:val="24"/>
-        </w:rPr>
-      </w:pPr>
-      <w:r>
-        <w:rPr>
-          <w:b/>
-          <w:color w:val="auto"/>
-          <w:sz w:val="24"/>
-          <w:szCs w:val="24"/>
-        </w:rPr>
-        <w:t>A</w:t>
-      </w:r>
-      <w:r>
-        <w:rPr>
-          <w:b/>
-          <w:color w:val="auto"/>
-          <w:sz w:val="24"/>
-          <w:szCs w:val="24"/>
-        </w:rPr>
-        <w:t>nschrift</w:t>
-      </w:r>
-      <w:r>
-        <w:rPr>
-          <w:b/>
-          <w:color w:val="auto"/>
-          <w:sz w:val="24"/>
-          <w:szCs w:val="24"/>
-        </w:rPr>
-        <w:t xml:space="preserve">              </w:t>
-      </w:r>
-      <w:r>
-        <w:rPr>
-          <w:b/>
-          <w:color w:val="auto"/>
-          <w:sz w:val="24"/>
-          <w:szCs w:val="24"/>
-        </w:rPr>
-        <w:tab/>
-      </w:r>
-      <w:r>
-        <w:rPr>
-          <w:b/>
-          <w:color w:val="auto"/>
-          <w:sz w:val="24"/>
-          <w:szCs w:val="24"/>
-        </w:rPr>
-        <w:tab/>
-      </w:r>
-      <w:r>
-        <w:rPr>
-          <w:color w:val="auto"/>
-          <w:sz w:val="24"/>
-          <w:szCs w:val="24"/>
-        </w:rPr>
-        <w:t>Nürnberger Str. 54</w:t>
-      </w:r>
-      <w:r>
-        <w:rPr>
-          <w:color w:val="auto"/>
-          <w:sz w:val="24"/>
-          <w:szCs w:val="24"/>
-        </w:rPr>
-        <w:t xml:space="preserve">, </w:t>
-      </w:r>
-      <w:r>
-        <w:rPr>
-          <w:color w:val="auto"/>
-          <w:sz w:val="24"/>
-          <w:szCs w:val="24"/>
-        </w:rPr>
-        <w:t>8505</w:t>
-      </w:r>
-      <w:r>
-        <w:rPr>
-          <w:color w:val="auto"/>
-          <w:sz w:val="24"/>
-          <w:szCs w:val="24"/>
-        </w:rPr>
-        <w:t>5</w:t>
-      </w:r>
-      <w:r>
-        <w:rPr>
-          <w:color w:val="auto"/>
-          <w:sz w:val="24"/>
-          <w:szCs w:val="24"/>
-        </w:rPr>
-        <w:t>,</w:t>
-      </w:r>
-      <w:r>
-        <w:rPr>
-          <w:color w:val="auto"/>
-          <w:spacing w:val="-10"/>
+        <w:spacing w:after="0"/>
+        <w:ind w:firstLine="709"/>
+        <w:rPr>
+          <w:b/>
+          <w:bCs/>
+          <w:sz w:val="24"/>
+          <w:szCs w:val="24"/>
+        </w:rPr>
+      </w:pPr>
+      <w:proofErr w:type="spellStart"/>
+      <w:r>
+        <w:rPr>
+          <w:b/>
+          <w:bCs/>
+          <w:sz w:val="24"/>
+          <w:szCs w:val="24"/>
+        </w:rPr>
+        <w:t>DevOps</w:t>
+      </w:r>
+      <w:proofErr w:type="spellEnd"/>
+      <w:r>
+        <w:rPr>
+          <w:b/>
+          <w:bCs/>
+          <w:sz w:val="24"/>
+          <w:szCs w:val="24"/>
+        </w:rPr>
+        <w:t xml:space="preserve"> Engineer</w:t>
+      </w:r>
+      <w:r>
+        <w:rPr>
+          <w:b/>
+          <w:bCs/>
+          <w:sz w:val="24"/>
+          <w:szCs w:val="24"/>
+        </w:rPr>
+        <w:t xml:space="preserve"> - </w:t>
+      </w:r>
+      <w:r>
+        <w:rPr>
+          <w:b/>
+          <w:bCs/>
+          <w:sz w:val="24"/>
+          <w:szCs w:val="24"/>
+        </w:rPr>
+        <w:t>Cloud &amp; Automation(AWS</w:t>
+      </w:r>
+      <w:r>
+        <w:rPr>
+          <w:b/>
+          <w:bCs/>
           <w:sz w:val="24"/>
           <w:szCs w:val="24"/>
         </w:rPr>
@@ -263,145 +215,354 @@
       </w:r>
       <w:r>
         <w:rPr>
-          <w:color w:val="auto"/>
-          <w:spacing w:val="-10"/>
-          <w:sz w:val="24"/>
-          <w:szCs w:val="24"/>
-        </w:rPr>
-        <w:t>Ingolstadt</w:t>
+          <w:b/>
+          <w:bCs/>
+          <w:sz w:val="24"/>
+          <w:szCs w:val="24"/>
+        </w:rPr>
+        <w:t>|</w:t>
+      </w:r>
+      <w:r>
+        <w:rPr>
+          <w:b/>
+          <w:bCs/>
+          <w:sz w:val="24"/>
+          <w:szCs w:val="24"/>
+        </w:rPr>
+        <w:t xml:space="preserve"> </w:t>
+      </w:r>
+      <w:r>
+        <w:rPr>
+          <w:b/>
+          <w:bCs/>
+          <w:sz w:val="24"/>
+          <w:szCs w:val="24"/>
+        </w:rPr>
+        <w:t>Azure</w:t>
+      </w:r>
+      <w:r>
+        <w:rPr>
+          <w:b/>
+          <w:bCs/>
+          <w:sz w:val="24"/>
+          <w:szCs w:val="24"/>
+        </w:rPr>
+        <w:t xml:space="preserve"> </w:t>
+      </w:r>
+      <w:r>
+        <w:rPr>
+          <w:b/>
+          <w:bCs/>
+          <w:sz w:val="24"/>
+          <w:szCs w:val="24"/>
+        </w:rPr>
+        <w:t>|</w:t>
+      </w:r>
+      <w:r>
+        <w:rPr>
+          <w:b/>
+          <w:bCs/>
+          <w:sz w:val="24"/>
+          <w:szCs w:val="24"/>
+        </w:rPr>
+        <w:t xml:space="preserve"> </w:t>
+      </w:r>
+      <w:r>
+        <w:rPr>
+          <w:b/>
+          <w:bCs/>
+          <w:sz w:val="24"/>
+          <w:szCs w:val="24"/>
+        </w:rPr>
+        <w:t>CI</w:t>
+      </w:r>
+      <w:r>
+        <w:rPr>
+          <w:b/>
+          <w:bCs/>
+          <w:sz w:val="24"/>
+          <w:szCs w:val="24"/>
+        </w:rPr>
+        <w:t>/</w:t>
+      </w:r>
+      <w:r>
+        <w:rPr>
+          <w:b/>
+          <w:bCs/>
+          <w:sz w:val="24"/>
+          <w:szCs w:val="24"/>
+        </w:rPr>
+        <w:t>CD</w:t>
+      </w:r>
+      <w:r>
+        <w:rPr>
+          <w:b/>
+          <w:bCs/>
+          <w:sz w:val="24"/>
+          <w:szCs w:val="24"/>
+        </w:rPr>
+        <w:t xml:space="preserve"> | </w:t>
+      </w:r>
+      <w:proofErr w:type="spellStart"/>
+      <w:r>
+        <w:rPr>
+          <w:b/>
+          <w:bCs/>
+          <w:sz w:val="24"/>
+          <w:szCs w:val="24"/>
+        </w:rPr>
+        <w:t>IaC</w:t>
+      </w:r>
+      <w:proofErr w:type="spellEnd"/>
+      <w:r>
+        <w:rPr>
+          <w:b/>
+          <w:bCs/>
+          <w:sz w:val="24"/>
+          <w:szCs w:val="24"/>
+        </w:rPr>
+        <w:t>)</w:t>
       </w:r>
     </w:p>
     <w:p>
       <w:pPr>
-        <w:pStyle w:val="Title"/>
-        <w:spacing w:before="360" w:after="120" w:line="276" w:lineRule="auto"/>
-        <w:ind w:left="2836" w:firstLine="709"/>
-        <w:jc w:val="both"/>
-        <w:rPr>
-          <w:color w:val="auto"/>
-          <w:sz w:val="24"/>
-          <w:szCs w:val="24"/>
-        </w:rPr>
-      </w:pPr>
-      <w:r>
-        <w:rPr>
-          <w:b/>
-          <w:color w:val="auto"/>
-          <w:sz w:val="24"/>
-          <w:szCs w:val="24"/>
-        </w:rPr>
-        <w:t>Mobil</w:t>
-      </w:r>
-      <w:r>
-        <w:rPr>
-          <w:b/>
-          <w:color w:val="auto"/>
-          <w:sz w:val="24"/>
-          <w:szCs w:val="24"/>
-        </w:rPr>
-        <w:tab/>
-        <w:t xml:space="preserve">     </w:t>
-      </w:r>
-      <w:r>
-        <w:rPr>
-          <w:b/>
-          <w:color w:val="auto"/>
-          <w:sz w:val="24"/>
-          <w:szCs w:val="24"/>
-        </w:rPr>
-        <w:tab/>
-      </w:r>
-      <w:r>
-        <w:rPr>
-          <w:b/>
-          <w:color w:val="auto"/>
-          <w:sz w:val="24"/>
-          <w:szCs w:val="24"/>
-        </w:rPr>
-        <w:tab/>
-      </w:r>
-      <w:r>
-        <w:rPr>
-          <w:b/>
-          <w:color w:val="auto"/>
-          <w:sz w:val="24"/>
-          <w:szCs w:val="24"/>
-        </w:rPr>
-        <w:tab/>
-      </w:r>
-      <w:r>
-        <w:rPr>
-          <w:color w:val="auto"/>
-          <w:sz w:val="24"/>
-          <w:szCs w:val="24"/>
-        </w:rPr>
-        <w:t>+491792573336</w:t>
+        <w:spacing w:after="0"/>
+        <w:ind w:firstLine="709"/>
+        <w:rPr>
+          <w:bCs/>
+          <w:spacing w:val="-10"/>
+          <w:sz w:val="24"/>
+          <w:szCs w:val="24"/>
+        </w:rPr>
+      </w:pPr>
+      <w:r>
+        <w:rPr>
+          <w:bCs/>
+          <w:sz w:val="24"/>
+          <w:szCs w:val="24"/>
+        </w:rPr>
+        <w:t>A</w:t>
+      </w:r>
+      <w:r>
+        <w:rPr>
+          <w:bCs/>
+          <w:sz w:val="24"/>
+          <w:szCs w:val="24"/>
+        </w:rPr>
+        <w:t>nschrift</w:t>
+      </w:r>
+      <w:r>
+        <w:rPr>
+          <w:bCs/>
+          <w:sz w:val="24"/>
+          <w:szCs w:val="24"/>
+        </w:rPr>
+        <w:t xml:space="preserve">              </w:t>
+      </w:r>
+      <w:r>
+        <w:rPr>
+          <w:bCs/>
+          <w:sz w:val="24"/>
+          <w:szCs w:val="24"/>
+        </w:rPr>
+        <w:tab/>
+      </w:r>
+      <w:r>
+        <w:rPr>
+          <w:bCs/>
+          <w:sz w:val="24"/>
+          <w:szCs w:val="24"/>
+        </w:rPr>
+        <w:tab/>
+      </w:r>
+      <w:r>
+        <w:rPr>
+          <w:bCs/>
+          <w:sz w:val="24"/>
+          <w:szCs w:val="24"/>
+        </w:rPr>
+        <w:tab/>
+      </w:r>
+      <w:r>
+        <w:rPr>
+          <w:bCs/>
+          <w:sz w:val="24"/>
+          <w:szCs w:val="24"/>
+        </w:rPr>
+        <w:t>Nürnberger Str. 54</w:t>
+      </w:r>
+      <w:r>
+        <w:rPr>
+          <w:bCs/>
+          <w:sz w:val="24"/>
+          <w:szCs w:val="24"/>
+        </w:rPr>
+        <w:t xml:space="preserve">, </w:t>
+      </w:r>
+      <w:r>
+        <w:rPr>
+          <w:bCs/>
+          <w:sz w:val="24"/>
+          <w:szCs w:val="24"/>
+        </w:rPr>
+        <w:t>8505</w:t>
+      </w:r>
+      <w:r>
+        <w:rPr>
+          <w:bCs/>
+          <w:sz w:val="24"/>
+          <w:szCs w:val="24"/>
+        </w:rPr>
+        <w:t>5</w:t>
+      </w:r>
+      <w:r>
+        <w:rPr>
+          <w:bCs/>
+          <w:sz w:val="24"/>
+          <w:szCs w:val="24"/>
+        </w:rPr>
+        <w:t>,</w:t>
+      </w:r>
+      <w:r>
+        <w:rPr>
+          <w:bCs/>
+          <w:spacing w:val="-10"/>
+          <w:sz w:val="24"/>
+          <w:szCs w:val="24"/>
+        </w:rPr>
+        <w:t xml:space="preserve"> </w:t>
+      </w:r>
+      <w:r>
+        <w:rPr>
+          <w:bCs/>
+          <w:spacing w:val="-10"/>
+          <w:sz w:val="24"/>
+          <w:szCs w:val="24"/>
+        </w:rPr>
+        <w:t>Ingolstadt</w:t>
       </w:r>
     </w:p>
     <w:p>
       <w:pPr>
-        <w:pStyle w:val="Title"/>
-        <w:spacing w:before="360" w:after="120" w:line="276" w:lineRule="auto"/>
-        <w:ind w:left="2836" w:firstLine="709"/>
-        <w:rPr>
-          <w:rStyle w:val="Hyperlink"/>
-          <w:color w:val="auto"/>
-          <w:sz w:val="24"/>
-          <w:szCs w:val="24"/>
-        </w:rPr>
-      </w:pPr>
-      <w:r>
-        <w:rPr>
-          <w:b/>
-          <w:color w:val="auto"/>
-          <w:sz w:val="24"/>
-          <w:szCs w:val="24"/>
+        <w:spacing w:after="0"/>
+        <w:ind w:firstLine="709"/>
+        <w:rPr>
+          <w:bCs/>
+          <w:sz w:val="24"/>
+          <w:szCs w:val="24"/>
+        </w:rPr>
+      </w:pPr>
+      <w:r>
+        <w:rPr>
+          <w:bCs/>
+          <w:sz w:val="24"/>
+          <w:szCs w:val="24"/>
+        </w:rPr>
+        <w:t>Mobil</w:t>
+      </w:r>
+      <w:r>
+        <w:rPr>
+          <w:bCs/>
+          <w:sz w:val="24"/>
+          <w:szCs w:val="24"/>
+        </w:rPr>
+        <w:tab/>
+        <w:t xml:space="preserve">     </w:t>
+      </w:r>
+      <w:r>
+        <w:rPr>
+          <w:bCs/>
+          <w:sz w:val="24"/>
+          <w:szCs w:val="24"/>
+        </w:rPr>
+        <w:tab/>
+      </w:r>
+      <w:r>
+        <w:rPr>
+          <w:bCs/>
+          <w:sz w:val="24"/>
+          <w:szCs w:val="24"/>
+        </w:rPr>
+        <w:tab/>
+      </w:r>
+      <w:r>
+        <w:rPr>
+          <w:bCs/>
+          <w:sz w:val="24"/>
+          <w:szCs w:val="24"/>
+        </w:rPr>
+        <w:tab/>
+      </w:r>
+      <w:r>
+        <w:rPr>
+          <w:bCs/>
+          <w:sz w:val="24"/>
+          <w:szCs w:val="24"/>
+        </w:rPr>
+        <w:t>+491792573336</w:t>
+      </w:r>
+    </w:p>
+    <w:p>
+      <w:pPr>
+        <w:spacing w:after="0"/>
+        <w:ind w:firstLine="709"/>
+        <w:rPr>
+          <w:bCs/>
+          <w:lang w:val="it-IT"/>
+        </w:rPr>
+      </w:pPr>
+      <w:r>
+        <w:rPr>
+          <w:bCs/>
+          <w:sz w:val="24"/>
+          <w:szCs w:val="24"/>
+          <w:lang w:val="it-IT"/>
         </w:rPr>
         <w:t>E</w:t>
       </w:r>
       <w:r>
         <w:rPr>
-          <w:b/>
-          <w:color w:val="auto"/>
-          <w:sz w:val="24"/>
-          <w:szCs w:val="24"/>
+          <w:bCs/>
+          <w:sz w:val="24"/>
+          <w:szCs w:val="24"/>
+          <w:lang w:val="it-IT"/>
         </w:rPr>
         <w:t>-M</w:t>
       </w:r>
       <w:r>
         <w:rPr>
-          <w:b/>
-          <w:color w:val="auto"/>
-          <w:sz w:val="24"/>
-          <w:szCs w:val="24"/>
+          <w:bCs/>
+          <w:sz w:val="24"/>
+          <w:szCs w:val="24"/>
+          <w:lang w:val="it-IT"/>
         </w:rPr>
         <w:t>ail</w:t>
       </w:r>
       <w:r>
         <w:rPr>
-          <w:b/>
-          <w:color w:val="auto"/>
-          <w:sz w:val="24"/>
-          <w:szCs w:val="24"/>
+          <w:bCs/>
+          <w:sz w:val="24"/>
+          <w:szCs w:val="24"/>
+          <w:lang w:val="it-IT"/>
         </w:rPr>
         <w:tab/>
         <w:t xml:space="preserve">               </w:t>
       </w:r>
       <w:r>
         <w:rPr>
-          <w:b/>
-          <w:color w:val="auto"/>
-          <w:sz w:val="24"/>
-          <w:szCs w:val="24"/>
-        </w:rPr>
-        <w:tab/>
-      </w:r>
-      <w:r>
-        <w:rPr>
-          <w:b/>
-          <w:color w:val="auto"/>
-          <w:sz w:val="24"/>
-          <w:szCs w:val="24"/>
+          <w:bCs/>
+          <w:sz w:val="24"/>
+          <w:szCs w:val="24"/>
+          <w:lang w:val="it-IT"/>
+        </w:rPr>
+        <w:tab/>
+      </w:r>
+      <w:r>
+        <w:rPr>
+          <w:bCs/>
+          <w:sz w:val="24"/>
+          <w:szCs w:val="24"/>
+          <w:lang w:val="it-IT"/>
         </w:rPr>
         <w:tab/>
       </w:r>
@@ -409,8 +570,10 @@
         <w:r>
           <w:rPr>
             <w:rStyle w:val="Hyperlink"/>
+            <w:bCs/>
             <w:sz w:val="24"/>
             <w:szCs w:val="24"/>
+            <w:lang w:val="it-IT"/>
           </w:rPr>
           <w:t>vignesh.sundaramahalingam@gmail.com</w:t>
         </w:r>
@@ -418,49 +581,25 @@
     </w:p>
     <w:p>
       <w:pPr>
-        <w:pStyle w:val="Title"/>
-        <w:spacing w:before="360" w:after="120" w:line="276" w:lineRule="auto"/>
-        <w:ind w:left="2836" w:firstLine="709"/>
-        <w:rPr>
-          <w:color w:val="auto"/>
-          <w:sz w:val="24"/>
-          <w:szCs w:val="24"/>
-        </w:rPr>
-      </w:pPr>
-      <w:proofErr w:type="spellStart"/>
-      <w:r>
-        <w:rPr>
-          <w:b/>
-          <w:color w:val="auto"/>
-          <w:sz w:val="24"/>
-          <w:szCs w:val="24"/>
-        </w:rPr>
-        <w:t>Geburts</w:t>
-      </w:r>
-      <w:proofErr w:type="spellEnd"/>
-      <w:r>
-        <w:rPr>
-          <w:b/>
-          <w:color w:val="auto"/>
-          <w:sz w:val="24"/>
-          <w:szCs w:val="24"/>
-        </w:rPr>
-        <w:t xml:space="preserve"> </w:t>
-      </w:r>
-      <w:proofErr w:type="gramStart"/>
-      <w:r>
-        <w:rPr>
-          <w:b/>
-          <w:color w:val="auto"/>
-          <w:sz w:val="24"/>
-          <w:szCs w:val="24"/>
-        </w:rPr>
-        <w:t>Datum</w:t>
-      </w:r>
-      <w:r>
-        <w:rPr>
-          <w:b/>
-          <w:color w:val="auto"/>
+        <w:spacing w:after="0"/>
+        <w:ind w:firstLine="709"/>
+        <w:rPr>
+          <w:bCs/>
+          <w:sz w:val="24"/>
+          <w:szCs w:val="24"/>
+        </w:rPr>
+      </w:pPr>
+      <w:r>
+        <w:rPr>
+          <w:bCs/>
+          <w:sz w:val="24"/>
+          <w:szCs w:val="24"/>
+        </w:rPr>
+        <w:t>Staatsangehörigkeit</w:t>
+      </w:r>
+      <w:r>
+        <w:rPr>
+          <w:bCs/>
           <w:sz w:val="24"/>
           <w:szCs w:val="24"/>
         </w:rPr>
@@ -468,140 +607,49 @@
       </w:r>
       <w:r>
         <w:rPr>
-          <w:b/>
-          <w:color w:val="auto"/>
-          <w:sz w:val="24"/>
-          <w:szCs w:val="24"/>
-        </w:rPr>
-        <w:tab/>
-      </w:r>
-      <w:proofErr w:type="gramEnd"/>
-      <w:r>
-        <w:rPr>
-          <w:b/>
-          <w:color w:val="auto"/>
-          <w:sz w:val="24"/>
-          <w:szCs w:val="24"/>
-        </w:rPr>
-        <w:tab/>
-      </w:r>
-      <w:r>
-        <w:rPr>
-          <w:color w:val="auto"/>
-          <w:sz w:val="24"/>
-          <w:szCs w:val="24"/>
-        </w:rPr>
-        <w:t>11</w:t>
-      </w:r>
-      <w:r>
-        <w:rPr>
-          <w:color w:val="auto"/>
-          <w:sz w:val="24"/>
-          <w:szCs w:val="24"/>
-        </w:rPr>
-        <w:t xml:space="preserve"> </w:t>
-      </w:r>
-      <w:r>
-        <w:rPr>
-          <w:color w:val="auto"/>
-          <w:sz w:val="24"/>
-          <w:szCs w:val="24"/>
-        </w:rPr>
-        <w:t>May</w:t>
-      </w:r>
-      <w:r>
-        <w:rPr>
-          <w:color w:val="auto"/>
-          <w:sz w:val="24"/>
-          <w:szCs w:val="24"/>
-        </w:rPr>
-        <w:t xml:space="preserve"> </w:t>
-      </w:r>
-      <w:r>
-        <w:rPr>
-          <w:color w:val="auto"/>
-          <w:sz w:val="24"/>
-          <w:szCs w:val="24"/>
-        </w:rPr>
-        <w:t>199</w:t>
-      </w:r>
-      <w:r>
-        <w:rPr>
-          <w:color w:val="auto"/>
-          <w:sz w:val="24"/>
-          <w:szCs w:val="24"/>
-        </w:rPr>
-        <w:t>2</w:t>
+          <w:bCs/>
+          <w:sz w:val="24"/>
+          <w:szCs w:val="24"/>
+        </w:rPr>
+        <w:tab/>
+      </w:r>
+      <w:r>
+        <w:rPr>
+          <w:bCs/>
+          <w:sz w:val="24"/>
+          <w:szCs w:val="24"/>
+        </w:rPr>
+        <w:tab/>
+      </w:r>
+      <w:r>
+        <w:rPr>
+          <w:bCs/>
+          <w:sz w:val="24"/>
+          <w:szCs w:val="24"/>
+        </w:rPr>
+        <w:t>Deutsch</w:t>
       </w:r>
     </w:p>
     <w:p>
       <w:pPr>
-        <w:pStyle w:val="Title"/>
-        <w:spacing w:before="120" w:after="120" w:line="276" w:lineRule="auto"/>
-        <w:ind w:left="2836" w:firstLine="709"/>
-        <w:rPr>
-          <w:rFonts w:ascii="Arial Black" w:hAnsi="Arial Black"/>
-          <w:b/>
-          <w:color w:val="000000" w:themeColor="text1"/>
-          <w:sz w:val="24"/>
-          <w:szCs w:val="24"/>
-        </w:rPr>
-      </w:pPr>
-      <w:proofErr w:type="gramStart"/>
-      <w:r>
-        <w:rPr>
-          <w:b/>
-          <w:color w:val="auto"/>
-          <w:sz w:val="24"/>
-          <w:szCs w:val="24"/>
-        </w:rPr>
-        <w:t>Staatsangehörigkeit</w:t>
-      </w:r>
-      <w:r>
-        <w:rPr>
-          <w:b/>
-          <w:color w:val="auto"/>
-          <w:sz w:val="24"/>
-          <w:szCs w:val="24"/>
-        </w:rPr>
-        <w:t xml:space="preserve">  </w:t>
-      </w:r>
-      <w:r>
-        <w:rPr>
-          <w:b/>
-          <w:color w:val="auto"/>
-          <w:sz w:val="24"/>
-          <w:szCs w:val="24"/>
-        </w:rPr>
-        <w:tab/>
-      </w:r>
-      <w:proofErr w:type="gramEnd"/>
-      <w:r>
-        <w:rPr>
-          <w:b/>
-          <w:color w:val="auto"/>
-          <w:sz w:val="24"/>
-          <w:szCs w:val="24"/>
-        </w:rPr>
-        <w:tab/>
-      </w:r>
-      <w:r>
-        <w:rPr>
-          <w:color w:val="auto"/>
-          <w:sz w:val="24"/>
-          <w:szCs w:val="24"/>
-        </w:rPr>
-        <w:t>Deutsch</w:t>
-      </w:r>
+        <w:spacing w:after="0"/>
+        <w:ind w:firstLine="709"/>
+        <w:rPr>
+          <w:bCs/>
+          <w:sz w:val="24"/>
+          <w:szCs w:val="24"/>
+        </w:rPr>
+      </w:pPr>
     </w:p>
     <w:p>
       <w:pPr>
         <w:pStyle w:val="Heading1"/>
         <w:spacing w:before="120" w:line="626" w:lineRule="exact"/>
-        <w:ind w:left="2836" w:firstLine="709"/>
+        <w:ind w:left="283" w:right="283"/>
         <w:rPr>
           <w:rFonts w:cstheme="majorHAnsi"/>
           <w:b/>
+          <w:spacing w:val="-11"/>
         </w:rPr>
       </w:pPr>
       <w:r>
@@ -610,88 +658,1353 @@
           <w:b/>
           <w:spacing w:val="-11"/>
         </w:rPr>
-        <w:t>Erfahrungen</w:t>
+        <w:t>Profil</w:t>
       </w:r>
     </w:p>
     <w:p>
       <w:pPr>
+        <w:ind w:left="283" w:right="283"/>
+        <w:jc w:val="both"/>
+        <w:rPr>
+          <w:rFonts w:asciiTheme="majorHAnsi" w:hAnsiTheme="majorHAnsi" w:cstheme="majorHAnsi"/>
+          <w:bCs/>
+          <w:spacing w:val="-3"/>
+          <w:w w:val="95"/>
+          <w:sz w:val="24"/>
+          <w:szCs w:val="24"/>
+        </w:rPr>
+      </w:pPr>
+      <w:r>
+        <w:rPr>
+          <w:rFonts w:asciiTheme="majorHAnsi" w:hAnsiTheme="majorHAnsi" w:cstheme="majorHAnsi"/>
+          <w:bCs/>
+          <w:spacing w:val="-3"/>
+          <w:w w:val="95"/>
+          <w:sz w:val="24"/>
+          <w:szCs w:val="24"/>
+        </w:rPr>
+        <w:t xml:space="preserve">Cloud-orientierter </w:t>
+      </w:r>
+      <w:proofErr w:type="spellStart"/>
+      <w:r>
+        <w:rPr>
+          <w:rFonts w:asciiTheme="majorHAnsi" w:hAnsiTheme="majorHAnsi" w:cstheme="majorHAnsi"/>
+          <w:bCs/>
+          <w:spacing w:val="-3"/>
+          <w:w w:val="95"/>
+          <w:sz w:val="24"/>
+          <w:szCs w:val="24"/>
+        </w:rPr>
+        <w:t>DevOps</w:t>
+      </w:r>
+      <w:proofErr w:type="spellEnd"/>
+      <w:r>
+        <w:rPr>
+          <w:rFonts w:asciiTheme="majorHAnsi" w:hAnsiTheme="majorHAnsi" w:cstheme="majorHAnsi"/>
+          <w:bCs/>
+          <w:spacing w:val="-3"/>
+          <w:w w:val="95"/>
+          <w:sz w:val="24"/>
+          <w:szCs w:val="24"/>
+        </w:rPr>
+        <w:t xml:space="preserve"> Engineer mit Erfahrung in CI/CD-Pipelines, Automatisierung, Infrastructure </w:t>
+      </w:r>
+      <w:proofErr w:type="spellStart"/>
+      <w:r>
+        <w:rPr>
+          <w:rFonts w:asciiTheme="majorHAnsi" w:hAnsiTheme="majorHAnsi" w:cstheme="majorHAnsi"/>
+          <w:bCs/>
+          <w:spacing w:val="-3"/>
+          <w:w w:val="95"/>
+          <w:sz w:val="24"/>
+          <w:szCs w:val="24"/>
+        </w:rPr>
+        <w:t>as</w:t>
+      </w:r>
+      <w:proofErr w:type="spellEnd"/>
+      <w:r>
+        <w:rPr>
+          <w:rFonts w:asciiTheme="majorHAnsi" w:hAnsiTheme="majorHAnsi" w:cstheme="majorHAnsi"/>
+          <w:bCs/>
+          <w:spacing w:val="-3"/>
+          <w:w w:val="95"/>
+          <w:sz w:val="24"/>
+          <w:szCs w:val="24"/>
+        </w:rPr>
+        <w:t xml:space="preserve"> Code, Cloud-Plattformen (AWS &amp; Azure), Monitoring und Produktionsbetrieb. Fundierte Kenntnisse in </w:t>
+      </w:r>
+      <w:proofErr w:type="spellStart"/>
+      <w:r>
+        <w:rPr>
+          <w:rFonts w:asciiTheme="majorHAnsi" w:hAnsiTheme="majorHAnsi" w:cstheme="majorHAnsi"/>
+          <w:bCs/>
+          <w:spacing w:val="-3"/>
+          <w:w w:val="95"/>
+          <w:sz w:val="24"/>
+          <w:szCs w:val="24"/>
+        </w:rPr>
+        <w:t>Git</w:t>
+      </w:r>
+      <w:proofErr w:type="spellEnd"/>
+      <w:r>
+        <w:rPr>
+          <w:rFonts w:asciiTheme="majorHAnsi" w:hAnsiTheme="majorHAnsi" w:cstheme="majorHAnsi"/>
+          <w:bCs/>
+          <w:spacing w:val="-3"/>
+          <w:w w:val="95"/>
+          <w:sz w:val="24"/>
+          <w:szCs w:val="24"/>
+        </w:rPr>
+        <w:t xml:space="preserve">, GitHub, </w:t>
+      </w:r>
+      <w:proofErr w:type="spellStart"/>
+      <w:r>
+        <w:rPr>
+          <w:rFonts w:asciiTheme="majorHAnsi" w:hAnsiTheme="majorHAnsi" w:cstheme="majorHAnsi"/>
+          <w:bCs/>
+          <w:spacing w:val="-3"/>
+          <w:w w:val="95"/>
+          <w:sz w:val="24"/>
+          <w:szCs w:val="24"/>
+        </w:rPr>
+        <w:t>GitLab</w:t>
+      </w:r>
+      <w:proofErr w:type="spellEnd"/>
+      <w:r>
+        <w:rPr>
+          <w:rFonts w:asciiTheme="majorHAnsi" w:hAnsiTheme="majorHAnsi" w:cstheme="majorHAnsi"/>
+          <w:bCs/>
+          <w:spacing w:val="-3"/>
+          <w:w w:val="95"/>
+          <w:sz w:val="24"/>
+          <w:szCs w:val="24"/>
+        </w:rPr>
+        <w:t xml:space="preserve"> CI, Jenkins, Docker, PowerShell, Python, Terraform, </w:t>
+      </w:r>
+      <w:proofErr w:type="spellStart"/>
+      <w:r>
+        <w:rPr>
+          <w:rFonts w:asciiTheme="majorHAnsi" w:hAnsiTheme="majorHAnsi" w:cstheme="majorHAnsi"/>
+          <w:bCs/>
+          <w:spacing w:val="-3"/>
+          <w:w w:val="95"/>
+          <w:sz w:val="24"/>
+          <w:szCs w:val="24"/>
+        </w:rPr>
+        <w:t>Ansible</w:t>
+      </w:r>
+      <w:proofErr w:type="spellEnd"/>
+      <w:r>
+        <w:rPr>
+          <w:rFonts w:asciiTheme="majorHAnsi" w:hAnsiTheme="majorHAnsi" w:cstheme="majorHAnsi"/>
+          <w:bCs/>
+          <w:spacing w:val="-3"/>
+          <w:w w:val="95"/>
+          <w:sz w:val="24"/>
+          <w:szCs w:val="24"/>
+        </w:rPr>
+        <w:t xml:space="preserve">, REST APIs und Linux. Starke analytische Fähigkeiten, strukturierte Arbeitsweise und hohe Motivation. Verfügbar ab </w:t>
+      </w:r>
+      <w:r>
+        <w:rPr>
+          <w:rFonts w:asciiTheme="majorHAnsi" w:hAnsiTheme="majorHAnsi" w:cstheme="majorHAnsi"/>
+          <w:bCs/>
+          <w:spacing w:val="-3"/>
+          <w:w w:val="95"/>
+          <w:sz w:val="24"/>
+          <w:szCs w:val="24"/>
+        </w:rPr>
+        <w:t>sofort</w:t>
+      </w:r>
+      <w:r>
+        <w:rPr>
+          <w:rFonts w:asciiTheme="majorHAnsi" w:hAnsiTheme="majorHAnsi" w:cstheme="majorHAnsi"/>
+          <w:bCs/>
+          <w:spacing w:val="-3"/>
+          <w:w w:val="95"/>
+          <w:sz w:val="24"/>
+          <w:szCs w:val="24"/>
+        </w:rPr>
+        <w:t>.</w:t>
+      </w:r>
+    </w:p>
+    <w:p>
+      <w:pPr>
+        <w:pStyle w:val="Heading1"/>
+        <w:spacing w:before="0" w:after="0" w:line="626" w:lineRule="exact"/>
+        <w:ind w:left="283" w:right="283"/>
+        <w:rPr>
+          <w:rFonts w:cstheme="majorHAnsi"/>
+          <w:b/>
+          <w:spacing w:val="-11"/>
+        </w:rPr>
+      </w:pPr>
+      <w:r>
+        <w:rPr>
+          <w:rFonts w:cstheme="majorHAnsi"/>
+          <w:b/>
+          <w:spacing w:val="-11"/>
+        </w:rPr>
+        <w:t>Erfahrungen</w:t>
+      </w:r>
+    </w:p>
+    <w:p>
+      <w:pPr>
+        <w:spacing w:before="240" w:after="0"/>
+        <w:ind w:left="283"/>
+        <w:rPr>
+          <w:rFonts w:asciiTheme="majorHAnsi" w:hAnsiTheme="majorHAnsi" w:cstheme="majorHAnsi"/>
+          <w:b/>
+          <w:spacing w:val="-3"/>
+          <w:w w:val="95"/>
+          <w:sz w:val="24"/>
+          <w:szCs w:val="24"/>
+        </w:rPr>
+      </w:pPr>
+      <w:r>
+        <w:rPr>
+          <w:rFonts w:asciiTheme="majorHAnsi" w:hAnsiTheme="majorHAnsi" w:cstheme="majorHAnsi"/>
+          <w:b/>
+          <w:spacing w:val="-3"/>
+          <w:w w:val="95"/>
+          <w:sz w:val="24"/>
+          <w:szCs w:val="24"/>
+        </w:rPr>
+        <w:t>11/2025 – 03/2026</w:t>
+      </w:r>
+      <w:r>
+        <w:rPr>
+          <w:rFonts w:asciiTheme="majorHAnsi" w:hAnsiTheme="majorHAnsi" w:cstheme="majorHAnsi"/>
+          <w:b/>
+          <w:spacing w:val="-3"/>
+          <w:w w:val="95"/>
+          <w:sz w:val="24"/>
+          <w:szCs w:val="24"/>
+        </w:rPr>
+        <w:tab/>
+      </w:r>
+      <w:r>
+        <w:rPr>
+          <w:rFonts w:asciiTheme="majorHAnsi" w:hAnsiTheme="majorHAnsi" w:cstheme="majorHAnsi"/>
+          <w:b/>
+          <w:spacing w:val="-3"/>
+          <w:w w:val="95"/>
+          <w:sz w:val="24"/>
+          <w:szCs w:val="24"/>
+        </w:rPr>
+        <w:tab/>
+      </w:r>
+      <w:r>
+        <w:rPr>
+          <w:rFonts w:asciiTheme="majorHAnsi" w:hAnsiTheme="majorHAnsi" w:cstheme="majorHAnsi"/>
+          <w:b/>
+          <w:spacing w:val="-3"/>
+          <w:w w:val="95"/>
+          <w:sz w:val="24"/>
+          <w:szCs w:val="24"/>
+        </w:rPr>
+        <w:t>B</w:t>
+      </w:r>
+      <w:r>
+        <w:rPr>
+          <w:rFonts w:asciiTheme="majorHAnsi" w:hAnsiTheme="majorHAnsi" w:cstheme="majorHAnsi"/>
+          <w:b/>
+          <w:spacing w:val="-3"/>
+          <w:w w:val="95"/>
+          <w:sz w:val="24"/>
+          <w:szCs w:val="24"/>
+        </w:rPr>
+        <w:t xml:space="preserve">erufliche Weiterbildung im Bereich Modern </w:t>
+      </w:r>
+      <w:proofErr w:type="spellStart"/>
+      <w:r>
+        <w:rPr>
+          <w:rFonts w:asciiTheme="majorHAnsi" w:hAnsiTheme="majorHAnsi" w:cstheme="majorHAnsi"/>
+          <w:b/>
+          <w:spacing w:val="-3"/>
+          <w:w w:val="95"/>
+          <w:sz w:val="24"/>
+          <w:szCs w:val="24"/>
+        </w:rPr>
+        <w:t>DevOps</w:t>
+      </w:r>
+      <w:proofErr w:type="spellEnd"/>
+    </w:p>
+    <w:p>
+      <w:pPr>
+        <w:ind w:left="2836" w:right="283"/>
+        <w:jc w:val="both"/>
+        <w:rPr>
+          <w:rFonts w:asciiTheme="majorHAnsi" w:eastAsia="Arial" w:hAnsiTheme="majorHAnsi" w:cstheme="majorHAnsi"/>
+          <w:bCs/>
+          <w:spacing w:val="-3"/>
+          <w:w w:val="95"/>
+          <w:sz w:val="24"/>
+          <w:szCs w:val="24"/>
+        </w:rPr>
+      </w:pPr>
+      <w:r>
+        <w:rPr>
+          <w:rFonts w:asciiTheme="majorHAnsi" w:eastAsia="Arial" w:hAnsiTheme="majorHAnsi" w:cstheme="majorHAnsi"/>
+          <w:bCs/>
+          <w:spacing w:val="-3"/>
+          <w:w w:val="95"/>
+          <w:sz w:val="24"/>
+          <w:szCs w:val="24"/>
+        </w:rPr>
+        <w:t>Durch meine Tätigkeiten als Performance Engineer und System Engineer habe ich intensiv mit CI/CD</w:t>
+      </w:r>
+      <w:r>
+        <w:rPr>
+          <w:rFonts w:asciiTheme="majorHAnsi" w:eastAsia="Arial" w:hAnsiTheme="majorHAnsi" w:cstheme="majorHAnsi"/>
+          <w:bCs/>
+          <w:spacing w:val="-3"/>
+          <w:w w:val="95"/>
+          <w:sz w:val="24"/>
+          <w:szCs w:val="24"/>
+        </w:rPr>
+        <w:noBreakHyphen/>
+        <w:t xml:space="preserve">Pipelines, Automatisierung, Monitoring und </w:t>
+      </w:r>
+      <w:proofErr w:type="spellStart"/>
+      <w:r>
+        <w:rPr>
+          <w:rFonts w:asciiTheme="majorHAnsi" w:eastAsia="Arial" w:hAnsiTheme="majorHAnsi" w:cstheme="majorHAnsi"/>
+          <w:bCs/>
+          <w:spacing w:val="-3"/>
+          <w:w w:val="95"/>
+          <w:sz w:val="24"/>
+          <w:szCs w:val="24"/>
+        </w:rPr>
+        <w:t>Deployment</w:t>
+      </w:r>
+      <w:proofErr w:type="spellEnd"/>
+      <w:r>
+        <w:rPr>
+          <w:rFonts w:asciiTheme="majorHAnsi" w:eastAsia="Arial" w:hAnsiTheme="majorHAnsi" w:cstheme="majorHAnsi"/>
+          <w:bCs/>
+          <w:spacing w:val="-3"/>
+          <w:w w:val="95"/>
+          <w:sz w:val="24"/>
+          <w:szCs w:val="24"/>
+        </w:rPr>
+        <w:noBreakHyphen/>
+        <w:t>Prozessen gearbeitet.</w:t>
+      </w:r>
+      <w:r>
+        <w:rPr>
+          <w:rFonts w:asciiTheme="majorHAnsi" w:eastAsia="Arial" w:hAnsiTheme="majorHAnsi" w:cstheme="majorHAnsi"/>
+          <w:bCs/>
+          <w:spacing w:val="-3"/>
+          <w:w w:val="95"/>
+          <w:sz w:val="24"/>
+          <w:szCs w:val="24"/>
+        </w:rPr>
+        <w:t xml:space="preserve"> </w:t>
+      </w:r>
+      <w:r>
+        <w:rPr>
+          <w:rFonts w:asciiTheme="majorHAnsi" w:eastAsia="Arial" w:hAnsiTheme="majorHAnsi" w:cstheme="majorHAnsi"/>
+          <w:bCs/>
+          <w:spacing w:val="-3"/>
+          <w:w w:val="95"/>
+          <w:sz w:val="24"/>
+          <w:szCs w:val="24"/>
+        </w:rPr>
+        <w:t xml:space="preserve">Um meine Kenntnisse in Cloud-Diensten wie Azure und AWS sowie in fortgeschrittenen </w:t>
+      </w:r>
+      <w:proofErr w:type="spellStart"/>
+      <w:r>
+        <w:rPr>
+          <w:rFonts w:asciiTheme="majorHAnsi" w:eastAsia="Arial" w:hAnsiTheme="majorHAnsi" w:cstheme="majorHAnsi"/>
+          <w:bCs/>
+          <w:spacing w:val="-3"/>
+          <w:w w:val="95"/>
+          <w:sz w:val="24"/>
+          <w:szCs w:val="24"/>
+        </w:rPr>
+        <w:t>DevOps</w:t>
+      </w:r>
+      <w:proofErr w:type="spellEnd"/>
+      <w:r>
+        <w:rPr>
+          <w:rFonts w:asciiTheme="majorHAnsi" w:eastAsia="Arial" w:hAnsiTheme="majorHAnsi" w:cstheme="majorHAnsi"/>
+          <w:bCs/>
+          <w:spacing w:val="-3"/>
+          <w:w w:val="95"/>
+          <w:sz w:val="24"/>
+          <w:szCs w:val="24"/>
+        </w:rPr>
+        <w:t xml:space="preserve">-Konzepten weiter auszubauen, habe ich die Zertifizierungen als Azure-Administrator und </w:t>
+      </w:r>
+      <w:proofErr w:type="spellStart"/>
+      <w:r>
+        <w:rPr>
+          <w:rFonts w:asciiTheme="majorHAnsi" w:eastAsia="Arial" w:hAnsiTheme="majorHAnsi" w:cstheme="majorHAnsi"/>
+          <w:bCs/>
+          <w:spacing w:val="-3"/>
+          <w:w w:val="95"/>
+          <w:sz w:val="24"/>
+          <w:szCs w:val="24"/>
+        </w:rPr>
+        <w:t>DevOps</w:t>
+      </w:r>
+      <w:proofErr w:type="spellEnd"/>
+      <w:r>
+        <w:rPr>
+          <w:rFonts w:asciiTheme="majorHAnsi" w:eastAsia="Arial" w:hAnsiTheme="majorHAnsi" w:cstheme="majorHAnsi"/>
+          <w:bCs/>
+          <w:spacing w:val="-3"/>
+          <w:w w:val="95"/>
+          <w:sz w:val="24"/>
+          <w:szCs w:val="24"/>
+        </w:rPr>
+        <w:t>-Experte erworben.</w:t>
+      </w:r>
+    </w:p>
+    <w:p>
+      <w:pPr>
+        <w:ind w:left="283"/>
+        <w:rPr>
+          <w:rFonts w:asciiTheme="majorHAnsi" w:hAnsiTheme="majorHAnsi" w:cstheme="majorHAnsi"/>
+          <w:b/>
+          <w:spacing w:val="-3"/>
+          <w:w w:val="95"/>
+          <w:sz w:val="24"/>
+          <w:szCs w:val="24"/>
+        </w:rPr>
+      </w:pPr>
+      <w:r>
+        <w:rPr>
+          <w:rFonts w:asciiTheme="majorHAnsi" w:hAnsiTheme="majorHAnsi" w:cstheme="majorHAnsi"/>
+          <w:b/>
+          <w:spacing w:val="-3"/>
+          <w:w w:val="95"/>
+          <w:sz w:val="24"/>
+          <w:szCs w:val="24"/>
+        </w:rPr>
+        <w:t>03/2025 – 10/2025</w:t>
+      </w:r>
+      <w:r>
+        <w:rPr>
+          <w:rFonts w:asciiTheme="majorHAnsi" w:hAnsiTheme="majorHAnsi" w:cstheme="majorHAnsi"/>
+          <w:b/>
+          <w:spacing w:val="-3"/>
+          <w:w w:val="95"/>
+          <w:sz w:val="24"/>
+          <w:szCs w:val="24"/>
+        </w:rPr>
+        <w:tab/>
+      </w:r>
+      <w:r>
+        <w:rPr>
+          <w:rFonts w:asciiTheme="majorHAnsi" w:hAnsiTheme="majorHAnsi" w:cstheme="majorHAnsi"/>
+          <w:b/>
+          <w:spacing w:val="-3"/>
+          <w:w w:val="95"/>
+          <w:sz w:val="24"/>
+          <w:szCs w:val="24"/>
+        </w:rPr>
+        <w:tab/>
+      </w:r>
+      <w:r>
+        <w:rPr>
+          <w:rFonts w:asciiTheme="majorHAnsi" w:hAnsiTheme="majorHAnsi" w:cstheme="majorHAnsi"/>
+          <w:b/>
+          <w:spacing w:val="-3"/>
+          <w:w w:val="95"/>
+          <w:sz w:val="24"/>
+          <w:szCs w:val="24"/>
+        </w:rPr>
+        <w:t>Geplante Familienzeit (Elternzeit)</w:t>
+      </w:r>
+    </w:p>
+    <w:p>
+      <w:pPr>
         <w:spacing w:after="0"/>
         <w:ind w:left="283"/>
         <w:rPr>
           <w:rFonts w:asciiTheme="majorHAnsi" w:hAnsiTheme="majorHAnsi" w:cstheme="majorHAnsi"/>
           <w:b/>
-          <w:spacing w:val="-3"/>
-          <w:w w:val="95"/>
-          <w:sz w:val="24"/>
-          <w:szCs w:val="24"/>
-        </w:rPr>
-      </w:pPr>
-      <w:r>
-        <w:rPr>
-          <w:rFonts w:asciiTheme="majorHAnsi" w:hAnsiTheme="majorHAnsi" w:cstheme="majorHAnsi"/>
-          <w:b/>
-          <w:spacing w:val="-3"/>
-          <w:w w:val="95"/>
-          <w:sz w:val="24"/>
-          <w:szCs w:val="24"/>
-        </w:rPr>
-        <w:t>11/2025 – 03/2026</w:t>
-      </w:r>
-      <w:r>
-        <w:rPr>
-          <w:rFonts w:asciiTheme="majorHAnsi" w:hAnsiTheme="majorHAnsi" w:cstheme="majorHAnsi"/>
-          <w:b/>
-          <w:spacing w:val="-3"/>
-          <w:w w:val="95"/>
-          <w:sz w:val="24"/>
-          <w:szCs w:val="24"/>
-        </w:rPr>
-        <w:tab/>
-      </w:r>
-      <w:r>
-        <w:rPr>
-          <w:rFonts w:asciiTheme="majorHAnsi" w:hAnsiTheme="majorHAnsi" w:cstheme="majorHAnsi"/>
-          <w:b/>
-          <w:spacing w:val="-3"/>
-          <w:w w:val="95"/>
-          <w:sz w:val="24"/>
-          <w:szCs w:val="24"/>
-        </w:rPr>
-        <w:tab/>
-      </w:r>
-      <w:r>
-        <w:rPr>
-          <w:rFonts w:asciiTheme="majorHAnsi" w:hAnsiTheme="majorHAnsi" w:cstheme="majorHAnsi"/>
-          <w:b/>
-          <w:spacing w:val="-3"/>
-          <w:w w:val="95"/>
-          <w:sz w:val="24"/>
-          <w:szCs w:val="24"/>
-        </w:rPr>
-        <w:tab/>
-        <w:t xml:space="preserve">Weiterbildung bei </w:t>
+          <w:sz w:val="24"/>
+          <w:szCs w:val="24"/>
+        </w:rPr>
+      </w:pPr>
+      <w:r>
+        <w:rPr>
+          <w:rFonts w:asciiTheme="majorHAnsi" w:hAnsiTheme="majorHAnsi" w:cstheme="majorHAnsi"/>
+          <w:b/>
+          <w:spacing w:val="-3"/>
+          <w:w w:val="95"/>
+          <w:sz w:val="24"/>
+          <w:szCs w:val="24"/>
+        </w:rPr>
+        <w:t>05</w:t>
+      </w:r>
+      <w:r>
+        <w:rPr>
+          <w:rFonts w:asciiTheme="majorHAnsi" w:hAnsiTheme="majorHAnsi" w:cstheme="majorHAnsi"/>
+          <w:b/>
+          <w:spacing w:val="-3"/>
+          <w:w w:val="95"/>
+          <w:sz w:val="24"/>
+          <w:szCs w:val="24"/>
+        </w:rPr>
+        <w:t>/20</w:t>
+      </w:r>
+      <w:r>
+        <w:rPr>
+          <w:rFonts w:asciiTheme="majorHAnsi" w:hAnsiTheme="majorHAnsi" w:cstheme="majorHAnsi"/>
+          <w:b/>
+          <w:spacing w:val="-3"/>
+          <w:w w:val="95"/>
+          <w:sz w:val="24"/>
+          <w:szCs w:val="24"/>
+        </w:rPr>
+        <w:t>2</w:t>
+      </w:r>
+      <w:r>
+        <w:rPr>
+          <w:rFonts w:asciiTheme="majorHAnsi" w:hAnsiTheme="majorHAnsi" w:cstheme="majorHAnsi"/>
+          <w:b/>
+          <w:spacing w:val="-3"/>
+          <w:w w:val="95"/>
+          <w:sz w:val="24"/>
+          <w:szCs w:val="24"/>
+        </w:rPr>
+        <w:t xml:space="preserve">3 </w:t>
+      </w:r>
+      <w:r>
+        <w:rPr>
+          <w:rFonts w:asciiTheme="majorHAnsi" w:hAnsiTheme="majorHAnsi" w:cstheme="majorHAnsi"/>
+          <w:b/>
+          <w:spacing w:val="-3"/>
+          <w:w w:val="95"/>
+          <w:sz w:val="24"/>
+          <w:szCs w:val="24"/>
+        </w:rPr>
+        <w:t>–</w:t>
+      </w:r>
+      <w:r>
+        <w:rPr>
+          <w:rFonts w:asciiTheme="majorHAnsi" w:hAnsiTheme="majorHAnsi" w:cstheme="majorHAnsi"/>
+          <w:b/>
+          <w:spacing w:val="-3"/>
+          <w:w w:val="95"/>
+          <w:sz w:val="24"/>
+          <w:szCs w:val="24"/>
+        </w:rPr>
+        <w:t xml:space="preserve"> </w:t>
+      </w:r>
+      <w:r>
+        <w:rPr>
+          <w:rFonts w:asciiTheme="majorHAnsi" w:hAnsiTheme="majorHAnsi" w:cstheme="majorHAnsi"/>
+          <w:b/>
+          <w:spacing w:val="-3"/>
+          <w:w w:val="95"/>
+          <w:sz w:val="24"/>
+          <w:szCs w:val="24"/>
+        </w:rPr>
+        <w:t>02/2025</w:t>
+      </w:r>
+      <w:r>
+        <w:rPr>
+          <w:rFonts w:asciiTheme="majorHAnsi" w:hAnsiTheme="majorHAnsi" w:cstheme="majorHAnsi"/>
+          <w:b/>
+          <w:spacing w:val="-11"/>
+          <w:w w:val="95"/>
+          <w:sz w:val="24"/>
+          <w:szCs w:val="24"/>
+        </w:rPr>
+        <w:tab/>
+      </w:r>
+      <w:r>
+        <w:rPr>
+          <w:rFonts w:asciiTheme="majorHAnsi" w:hAnsiTheme="majorHAnsi" w:cstheme="majorHAnsi"/>
+          <w:b/>
+          <w:spacing w:val="-11"/>
+          <w:w w:val="95"/>
+          <w:sz w:val="24"/>
+          <w:szCs w:val="24"/>
+        </w:rPr>
+        <w:tab/>
+      </w:r>
+      <w:r>
+        <w:rPr>
+          <w:rFonts w:asciiTheme="majorHAnsi" w:hAnsiTheme="majorHAnsi" w:cstheme="majorHAnsi"/>
+          <w:b/>
+          <w:spacing w:val="-11"/>
+          <w:w w:val="95"/>
+          <w:sz w:val="24"/>
+          <w:szCs w:val="24"/>
+        </w:rPr>
+        <w:t xml:space="preserve">Performance Ingenieur - </w:t>
+      </w:r>
+      <w:r>
+        <w:rPr>
+          <w:rFonts w:asciiTheme="majorHAnsi" w:hAnsiTheme="majorHAnsi" w:cstheme="majorHAnsi"/>
+          <w:b/>
+          <w:sz w:val="24"/>
+          <w:szCs w:val="24"/>
+        </w:rPr>
+        <w:t xml:space="preserve">Ferchau GmbH, </w:t>
+      </w:r>
+      <w:r>
+        <w:rPr>
+          <w:rFonts w:asciiTheme="majorHAnsi" w:hAnsiTheme="majorHAnsi" w:cstheme="majorHAnsi"/>
+          <w:b/>
+          <w:sz w:val="24"/>
+          <w:szCs w:val="24"/>
+        </w:rPr>
+        <w:t>Deutschland</w:t>
+      </w:r>
+    </w:p>
+    <w:p>
+      <w:pPr>
+        <w:pStyle w:val="ListParagraph"/>
+        <w:numPr>
+          <w:ilvl w:val="0"/>
+          <w:numId w:val="33"/>
+        </w:numPr>
+        <w:ind w:left="3478" w:right="283"/>
+        <w:rPr>
+          <w:rFonts w:asciiTheme="majorHAnsi" w:hAnsiTheme="majorHAnsi" w:cstheme="majorHAnsi"/>
+          <w:bCs/>
+          <w:spacing w:val="-3"/>
+          <w:w w:val="95"/>
+          <w:sz w:val="24"/>
+          <w:szCs w:val="24"/>
+          <w:lang w:val="de-DE"/>
+        </w:rPr>
+      </w:pPr>
+      <w:r>
+        <w:rPr>
+          <w:rFonts w:asciiTheme="majorHAnsi" w:hAnsiTheme="majorHAnsi" w:cstheme="majorHAnsi"/>
+          <w:bCs/>
+          <w:spacing w:val="-3"/>
+          <w:w w:val="95"/>
+          <w:sz w:val="24"/>
+          <w:szCs w:val="24"/>
+          <w:lang w:val="de-DE"/>
+        </w:rPr>
+        <w:t>Automatisierung von Analyse- und Troubleshooting-Prozessen (</w:t>
       </w:r>
       <w:proofErr w:type="spellStart"/>
       <w:r>
         <w:rPr>
           <w:rFonts w:asciiTheme="majorHAnsi" w:hAnsiTheme="majorHAnsi" w:cstheme="majorHAnsi"/>
-          <w:b/>
-          <w:spacing w:val="-3"/>
-          <w:w w:val="95"/>
-          <w:sz w:val="24"/>
-          <w:szCs w:val="24"/>
-        </w:rPr>
-        <w:t>NewHorizon</w:t>
+          <w:bCs/>
+          <w:spacing w:val="-3"/>
+          <w:w w:val="95"/>
+          <w:sz w:val="24"/>
+          <w:szCs w:val="24"/>
+          <w:lang w:val="de-DE"/>
+        </w:rPr>
+        <w:t>Ansible</w:t>
       </w:r>
       <w:proofErr w:type="spellEnd"/>
       <w:r>
         <w:rPr>
           <w:rFonts w:asciiTheme="majorHAnsi" w:hAnsiTheme="majorHAnsi" w:cstheme="majorHAnsi"/>
-          <w:b/>
-          <w:spacing w:val="-3"/>
-          <w:w w:val="95"/>
-          <w:sz w:val="24"/>
-          <w:szCs w:val="24"/>
+          <w:bCs/>
+          <w:spacing w:val="-3"/>
+          <w:w w:val="95"/>
+          <w:sz w:val="24"/>
+          <w:szCs w:val="24"/>
+          <w:lang w:val="de-DE"/>
+        </w:rPr>
+        <w:t xml:space="preserve">, </w:t>
+      </w:r>
+      <w:r>
+        <w:rPr>
+          <w:rFonts w:asciiTheme="majorHAnsi" w:hAnsiTheme="majorHAnsi" w:cstheme="majorHAnsi"/>
+          <w:bCs/>
+          <w:spacing w:val="-3"/>
+          <w:w w:val="95"/>
+          <w:sz w:val="24"/>
+          <w:szCs w:val="24"/>
+          <w:lang w:val="de-DE"/>
+        </w:rPr>
+        <w:t>PowerShell, Python).</w:t>
+      </w:r>
+    </w:p>
+    <w:p>
+      <w:pPr>
+        <w:pStyle w:val="ListParagraph"/>
+        <w:numPr>
+          <w:ilvl w:val="0"/>
+          <w:numId w:val="33"/>
+        </w:numPr>
+        <w:ind w:left="3478" w:right="283"/>
+        <w:rPr>
+          <w:rFonts w:asciiTheme="majorHAnsi" w:hAnsiTheme="majorHAnsi" w:cstheme="majorHAnsi"/>
+          <w:bCs/>
+          <w:spacing w:val="-3"/>
+          <w:w w:val="95"/>
+          <w:sz w:val="24"/>
+          <w:szCs w:val="24"/>
+          <w:lang w:val="de-DE"/>
+        </w:rPr>
+      </w:pPr>
+      <w:r>
+        <w:rPr>
+          <w:rFonts w:asciiTheme="majorHAnsi" w:hAnsiTheme="majorHAnsi" w:cstheme="majorHAnsi"/>
+          <w:bCs/>
+          <w:spacing w:val="-3"/>
+          <w:w w:val="95"/>
+          <w:sz w:val="24"/>
+          <w:szCs w:val="24"/>
+          <w:lang w:val="de-DE"/>
+        </w:rPr>
+        <w:t xml:space="preserve">Arbeit mit </w:t>
+      </w:r>
+      <w:proofErr w:type="spellStart"/>
+      <w:r>
+        <w:rPr>
+          <w:rFonts w:asciiTheme="majorHAnsi" w:hAnsiTheme="majorHAnsi" w:cstheme="majorHAnsi"/>
+          <w:bCs/>
+          <w:spacing w:val="-3"/>
+          <w:w w:val="95"/>
+          <w:sz w:val="24"/>
+          <w:szCs w:val="24"/>
+          <w:lang w:val="de-DE"/>
+        </w:rPr>
+        <w:t>GitLab</w:t>
+      </w:r>
+      <w:proofErr w:type="spellEnd"/>
+      <w:r>
+        <w:rPr>
+          <w:rFonts w:asciiTheme="majorHAnsi" w:hAnsiTheme="majorHAnsi" w:cstheme="majorHAnsi"/>
+          <w:bCs/>
+          <w:spacing w:val="-3"/>
+          <w:w w:val="95"/>
+          <w:sz w:val="24"/>
+          <w:szCs w:val="24"/>
+          <w:lang w:val="de-DE"/>
+        </w:rPr>
+        <w:t xml:space="preserve"> CI, Docker, REST APIs, Linux und </w:t>
+      </w:r>
+      <w:proofErr w:type="spellStart"/>
+      <w:r>
+        <w:rPr>
+          <w:rFonts w:asciiTheme="majorHAnsi" w:hAnsiTheme="majorHAnsi" w:cstheme="majorHAnsi"/>
+          <w:bCs/>
+          <w:spacing w:val="-3"/>
+          <w:w w:val="95"/>
+          <w:sz w:val="24"/>
+          <w:szCs w:val="24"/>
+          <w:lang w:val="de-DE"/>
+        </w:rPr>
+        <w:t>pfSense</w:t>
+      </w:r>
+      <w:proofErr w:type="spellEnd"/>
+      <w:r>
+        <w:rPr>
+          <w:rFonts w:asciiTheme="majorHAnsi" w:hAnsiTheme="majorHAnsi" w:cstheme="majorHAnsi"/>
+          <w:bCs/>
+          <w:spacing w:val="-3"/>
+          <w:w w:val="95"/>
+          <w:sz w:val="24"/>
+          <w:szCs w:val="24"/>
+          <w:lang w:val="de-DE"/>
+        </w:rPr>
+        <w:t>.</w:t>
+      </w:r>
+    </w:p>
+    <w:p>
+      <w:pPr>
+        <w:pStyle w:val="ListParagraph"/>
+        <w:numPr>
+          <w:ilvl w:val="0"/>
+          <w:numId w:val="33"/>
+        </w:numPr>
+        <w:ind w:left="3478" w:right="283"/>
+        <w:rPr>
+          <w:rFonts w:asciiTheme="majorHAnsi" w:hAnsiTheme="majorHAnsi" w:cstheme="majorHAnsi"/>
+          <w:bCs/>
+          <w:spacing w:val="-3"/>
+          <w:w w:val="95"/>
+          <w:sz w:val="24"/>
+          <w:szCs w:val="24"/>
+          <w:lang w:val="de-DE"/>
+        </w:rPr>
+      </w:pPr>
+      <w:r>
+        <w:rPr>
+          <w:rFonts w:asciiTheme="majorHAnsi" w:hAnsiTheme="majorHAnsi" w:cstheme="majorHAnsi"/>
+          <w:bCs/>
+          <w:spacing w:val="-3"/>
+          <w:w w:val="95"/>
+          <w:sz w:val="24"/>
+          <w:szCs w:val="24"/>
+          <w:lang w:val="de-DE"/>
+        </w:rPr>
+        <w:t>Bereitstellung neuer Softwareversionen auf Produktions</w:t>
+      </w:r>
+      <w:r>
+        <w:rPr>
+          <w:rFonts w:asciiTheme="majorHAnsi" w:hAnsiTheme="majorHAnsi" w:cstheme="majorHAnsi"/>
+          <w:bCs/>
+          <w:spacing w:val="-3"/>
+          <w:w w:val="95"/>
+          <w:sz w:val="24"/>
+          <w:szCs w:val="24"/>
+          <w:lang w:val="de-DE"/>
+        </w:rPr>
+        <w:t>server</w:t>
+      </w:r>
+      <w:r>
+        <w:rPr>
+          <w:rFonts w:asciiTheme="majorHAnsi" w:hAnsiTheme="majorHAnsi" w:cstheme="majorHAnsi"/>
+          <w:bCs/>
+          <w:spacing w:val="-3"/>
+          <w:w w:val="95"/>
+          <w:sz w:val="24"/>
+          <w:szCs w:val="24"/>
+          <w:lang w:val="de-DE"/>
+        </w:rPr>
+        <w:t>.</w:t>
+      </w:r>
+    </w:p>
+    <w:p>
+      <w:pPr>
+        <w:pStyle w:val="ListParagraph"/>
+        <w:numPr>
+          <w:ilvl w:val="0"/>
+          <w:numId w:val="33"/>
+        </w:numPr>
+        <w:ind w:left="3478" w:right="283"/>
+        <w:rPr>
+          <w:rFonts w:asciiTheme="majorHAnsi" w:hAnsiTheme="majorHAnsi" w:cstheme="majorHAnsi"/>
+          <w:bCs/>
+          <w:spacing w:val="-3"/>
+          <w:w w:val="95"/>
+          <w:sz w:val="24"/>
+          <w:szCs w:val="24"/>
+          <w:lang w:val="de-DE"/>
+        </w:rPr>
+      </w:pPr>
+      <w:r>
+        <w:rPr>
+          <w:rFonts w:asciiTheme="majorHAnsi" w:hAnsiTheme="majorHAnsi" w:cstheme="majorHAnsi"/>
+          <w:bCs/>
+          <w:spacing w:val="-3"/>
+          <w:w w:val="95"/>
+          <w:sz w:val="24"/>
+          <w:szCs w:val="24"/>
+          <w:lang w:val="de-DE"/>
+        </w:rPr>
+        <w:t>Log-Analyse, Root-</w:t>
+      </w:r>
+      <w:proofErr w:type="spellStart"/>
+      <w:r>
+        <w:rPr>
+          <w:rFonts w:asciiTheme="majorHAnsi" w:hAnsiTheme="majorHAnsi" w:cstheme="majorHAnsi"/>
+          <w:bCs/>
+          <w:spacing w:val="-3"/>
+          <w:w w:val="95"/>
+          <w:sz w:val="24"/>
+          <w:szCs w:val="24"/>
+          <w:lang w:val="de-DE"/>
+        </w:rPr>
+        <w:t>Cause</w:t>
+      </w:r>
+      <w:proofErr w:type="spellEnd"/>
+      <w:r>
+        <w:rPr>
+          <w:rFonts w:asciiTheme="majorHAnsi" w:hAnsiTheme="majorHAnsi" w:cstheme="majorHAnsi"/>
+          <w:bCs/>
+          <w:spacing w:val="-3"/>
+          <w:w w:val="95"/>
+          <w:sz w:val="24"/>
+          <w:szCs w:val="24"/>
+          <w:lang w:val="de-DE"/>
+        </w:rPr>
+        <w:t>-Analysen und Performance-Optimierung.</w:t>
+      </w:r>
+    </w:p>
+    <w:p>
+      <w:pPr>
+        <w:pStyle w:val="ListParagraph"/>
+        <w:numPr>
+          <w:ilvl w:val="0"/>
+          <w:numId w:val="33"/>
+        </w:numPr>
+        <w:ind w:left="3478" w:right="283"/>
+        <w:rPr>
+          <w:rFonts w:asciiTheme="majorHAnsi" w:hAnsiTheme="majorHAnsi" w:cstheme="majorHAnsi"/>
+          <w:bCs/>
+          <w:spacing w:val="-3"/>
+          <w:w w:val="95"/>
+          <w:sz w:val="24"/>
+          <w:szCs w:val="24"/>
+          <w:lang w:val="de-DE"/>
+        </w:rPr>
+      </w:pPr>
+      <w:r>
+        <w:rPr>
+          <w:rFonts w:asciiTheme="majorHAnsi" w:hAnsiTheme="majorHAnsi" w:cstheme="majorHAnsi"/>
+          <w:bCs/>
+          <w:spacing w:val="-3"/>
+          <w:w w:val="95"/>
+          <w:sz w:val="24"/>
+          <w:szCs w:val="24"/>
+          <w:lang w:val="de-DE"/>
+        </w:rPr>
+        <w:t xml:space="preserve">Verbesserung der KPIs des </w:t>
+      </w:r>
+      <w:proofErr w:type="spellStart"/>
+      <w:r>
+        <w:rPr>
+          <w:rFonts w:asciiTheme="majorHAnsi" w:hAnsiTheme="majorHAnsi" w:cstheme="majorHAnsi"/>
+          <w:bCs/>
+          <w:spacing w:val="-3"/>
+          <w:w w:val="95"/>
+          <w:sz w:val="24"/>
+          <w:szCs w:val="24"/>
+          <w:lang w:val="de-DE"/>
+        </w:rPr>
+        <w:t>Robotiksystems</w:t>
+      </w:r>
+      <w:proofErr w:type="spellEnd"/>
+      <w:r>
+        <w:rPr>
+          <w:rFonts w:asciiTheme="majorHAnsi" w:hAnsiTheme="majorHAnsi" w:cstheme="majorHAnsi"/>
+          <w:bCs/>
+          <w:spacing w:val="-3"/>
+          <w:w w:val="95"/>
+          <w:sz w:val="24"/>
+          <w:szCs w:val="24"/>
+          <w:lang w:val="de-DE"/>
+        </w:rPr>
+        <w:t xml:space="preserve"> </w:t>
+      </w:r>
+    </w:p>
+    <w:p>
+      <w:pPr>
+        <w:pStyle w:val="ListParagraph"/>
+        <w:numPr>
+          <w:ilvl w:val="0"/>
+          <w:numId w:val="33"/>
+        </w:numPr>
+        <w:ind w:left="3478" w:right="283"/>
+        <w:rPr>
+          <w:rFonts w:asciiTheme="majorHAnsi" w:hAnsiTheme="majorHAnsi" w:cstheme="majorHAnsi"/>
+          <w:bCs/>
+          <w:spacing w:val="-3"/>
+          <w:w w:val="95"/>
+          <w:sz w:val="24"/>
+          <w:szCs w:val="24"/>
+          <w:lang w:val="de-DE"/>
+        </w:rPr>
+      </w:pPr>
+      <w:r>
+        <w:rPr>
+          <w:rFonts w:asciiTheme="majorHAnsi" w:hAnsiTheme="majorHAnsi" w:cstheme="majorHAnsi"/>
+          <w:bCs/>
+          <w:spacing w:val="-3"/>
+          <w:w w:val="95"/>
+          <w:sz w:val="24"/>
+          <w:szCs w:val="24"/>
+          <w:lang w:val="de-DE"/>
+        </w:rPr>
+        <w:t>Erstellung von Dashboards und Monitoring-Lösungen (</w:t>
+      </w:r>
+      <w:proofErr w:type="spellStart"/>
+      <w:r>
+        <w:rPr>
+          <w:rFonts w:asciiTheme="majorHAnsi" w:hAnsiTheme="majorHAnsi" w:cstheme="majorHAnsi"/>
+          <w:bCs/>
+          <w:spacing w:val="-3"/>
+          <w:w w:val="95"/>
+          <w:sz w:val="24"/>
+          <w:szCs w:val="24"/>
+          <w:lang w:val="de-DE"/>
+        </w:rPr>
+        <w:t>Grafana</w:t>
+      </w:r>
+      <w:proofErr w:type="spellEnd"/>
+      <w:r>
+        <w:rPr>
+          <w:rFonts w:asciiTheme="majorHAnsi" w:hAnsiTheme="majorHAnsi" w:cstheme="majorHAnsi"/>
+          <w:bCs/>
+          <w:spacing w:val="-3"/>
+          <w:w w:val="95"/>
+          <w:sz w:val="24"/>
+          <w:szCs w:val="24"/>
+          <w:lang w:val="de-DE"/>
+        </w:rPr>
+        <w:t>, PostgreSQL).</w:t>
+      </w:r>
+    </w:p>
+    <w:p>
+      <w:pPr>
+        <w:pStyle w:val="ListParagraph"/>
+        <w:numPr>
+          <w:ilvl w:val="0"/>
+          <w:numId w:val="33"/>
+        </w:numPr>
+        <w:ind w:left="3478" w:right="283"/>
+        <w:rPr>
+          <w:rFonts w:asciiTheme="majorHAnsi" w:hAnsiTheme="majorHAnsi" w:cstheme="majorHAnsi"/>
+          <w:bCs/>
+          <w:spacing w:val="-3"/>
+          <w:w w:val="95"/>
+          <w:sz w:val="24"/>
+          <w:szCs w:val="24"/>
+          <w:lang w:val="de-DE"/>
+        </w:rPr>
+      </w:pPr>
+      <w:r>
+        <w:rPr>
+          <w:rFonts w:asciiTheme="majorHAnsi" w:hAnsiTheme="majorHAnsi" w:cstheme="majorHAnsi"/>
+          <w:bCs/>
+          <w:spacing w:val="-3"/>
+          <w:w w:val="95"/>
+          <w:sz w:val="24"/>
+          <w:szCs w:val="24"/>
+          <w:lang w:val="de-DE"/>
+        </w:rPr>
+        <w:t>Level-2-Support für Kundenanfragen.</w:t>
+      </w:r>
+    </w:p>
+    <w:p>
+      <w:pPr>
+        <w:pStyle w:val="ListParagraph"/>
+        <w:numPr>
+          <w:ilvl w:val="0"/>
+          <w:numId w:val="33"/>
+        </w:numPr>
+        <w:spacing w:after="240"/>
+        <w:ind w:left="3478" w:right="283"/>
+        <w:rPr>
+          <w:rFonts w:asciiTheme="majorHAnsi" w:hAnsiTheme="majorHAnsi" w:cstheme="majorHAnsi"/>
+          <w:bCs/>
+          <w:spacing w:val="-3"/>
+          <w:w w:val="95"/>
+          <w:sz w:val="24"/>
+          <w:szCs w:val="24"/>
+          <w:lang w:val="de-DE"/>
+        </w:rPr>
+      </w:pPr>
+      <w:r>
+        <w:rPr>
+          <w:rFonts w:asciiTheme="majorHAnsi" w:hAnsiTheme="majorHAnsi" w:cstheme="majorHAnsi"/>
+          <w:bCs/>
+          <w:spacing w:val="-3"/>
+          <w:w w:val="95"/>
+          <w:sz w:val="24"/>
+          <w:szCs w:val="24"/>
+          <w:lang w:val="de-DE"/>
+        </w:rPr>
+        <w:t xml:space="preserve">Fähigkeiten: </w:t>
+      </w:r>
+      <w:proofErr w:type="spellStart"/>
+      <w:r>
+        <w:rPr>
+          <w:rFonts w:asciiTheme="majorHAnsi" w:hAnsiTheme="majorHAnsi" w:cstheme="majorHAnsi"/>
+          <w:bCs/>
+          <w:spacing w:val="-3"/>
+          <w:w w:val="95"/>
+          <w:sz w:val="24"/>
+          <w:szCs w:val="24"/>
+          <w:lang w:val="de-DE"/>
+        </w:rPr>
+        <w:t>Ansible</w:t>
+      </w:r>
+      <w:proofErr w:type="spellEnd"/>
+      <w:r>
+        <w:rPr>
+          <w:rFonts w:asciiTheme="majorHAnsi" w:hAnsiTheme="majorHAnsi" w:cstheme="majorHAnsi"/>
+          <w:bCs/>
+          <w:spacing w:val="-3"/>
+          <w:w w:val="95"/>
+          <w:sz w:val="24"/>
+          <w:szCs w:val="24"/>
+          <w:lang w:val="de-DE"/>
+        </w:rPr>
+        <w:t xml:space="preserve">, </w:t>
+      </w:r>
+      <w:r>
+        <w:rPr>
+          <w:rFonts w:asciiTheme="majorHAnsi" w:hAnsiTheme="majorHAnsi" w:cstheme="majorHAnsi"/>
+          <w:bCs/>
+          <w:spacing w:val="-3"/>
+          <w:w w:val="95"/>
+          <w:sz w:val="24"/>
+          <w:szCs w:val="24"/>
+          <w:lang w:val="de-DE"/>
+        </w:rPr>
+        <w:t xml:space="preserve">C++, Docker, </w:t>
+      </w:r>
+      <w:proofErr w:type="spellStart"/>
+      <w:r>
+        <w:rPr>
+          <w:rFonts w:asciiTheme="majorHAnsi" w:hAnsiTheme="majorHAnsi" w:cstheme="majorHAnsi"/>
+          <w:bCs/>
+          <w:spacing w:val="-3"/>
+          <w:w w:val="95"/>
+          <w:sz w:val="24"/>
+          <w:szCs w:val="24"/>
+          <w:lang w:val="de-DE"/>
+        </w:rPr>
+        <w:t>GitLab</w:t>
+      </w:r>
+      <w:proofErr w:type="spellEnd"/>
+      <w:r>
+        <w:rPr>
+          <w:rFonts w:asciiTheme="majorHAnsi" w:hAnsiTheme="majorHAnsi" w:cstheme="majorHAnsi"/>
+          <w:bCs/>
+          <w:spacing w:val="-3"/>
+          <w:w w:val="95"/>
+          <w:sz w:val="24"/>
+          <w:szCs w:val="24"/>
+          <w:lang w:val="de-DE"/>
+        </w:rPr>
+        <w:t xml:space="preserve"> CI</w:t>
+      </w:r>
+      <w:r>
+        <w:rPr>
+          <w:rFonts w:asciiTheme="majorHAnsi" w:hAnsiTheme="majorHAnsi" w:cstheme="majorHAnsi"/>
+          <w:bCs/>
+          <w:spacing w:val="-3"/>
+          <w:w w:val="95"/>
+          <w:sz w:val="24"/>
+          <w:szCs w:val="24"/>
+          <w:lang w:val="de-DE"/>
+        </w:rPr>
+        <w:t>,</w:t>
+      </w:r>
+      <w:r>
+        <w:rPr>
+          <w:rFonts w:asciiTheme="majorHAnsi" w:hAnsiTheme="majorHAnsi" w:cstheme="majorHAnsi"/>
+          <w:bCs/>
+          <w:spacing w:val="-3"/>
+          <w:w w:val="95"/>
+          <w:sz w:val="24"/>
+          <w:szCs w:val="24"/>
+          <w:lang w:val="de-DE"/>
+        </w:rPr>
+        <w:t xml:space="preserve"> </w:t>
+      </w:r>
+      <w:proofErr w:type="spellStart"/>
+      <w:r>
+        <w:rPr>
+          <w:rFonts w:asciiTheme="majorHAnsi" w:hAnsiTheme="majorHAnsi" w:cstheme="majorHAnsi"/>
+          <w:bCs/>
+          <w:spacing w:val="-3"/>
+          <w:w w:val="95"/>
+          <w:sz w:val="24"/>
+          <w:szCs w:val="24"/>
+          <w:lang w:val="de-DE"/>
+        </w:rPr>
+        <w:t>Grafana</w:t>
+      </w:r>
+      <w:proofErr w:type="spellEnd"/>
+      <w:r>
+        <w:rPr>
+          <w:rFonts w:asciiTheme="majorHAnsi" w:hAnsiTheme="majorHAnsi" w:cstheme="majorHAnsi"/>
+          <w:bCs/>
+          <w:spacing w:val="-3"/>
+          <w:w w:val="95"/>
+          <w:sz w:val="24"/>
+          <w:szCs w:val="24"/>
+          <w:lang w:val="de-DE"/>
+        </w:rPr>
+        <w:t>,</w:t>
+      </w:r>
+      <w:r>
+        <w:rPr>
+          <w:rFonts w:asciiTheme="majorHAnsi" w:hAnsiTheme="majorHAnsi" w:cstheme="majorHAnsi"/>
+          <w:bCs/>
+          <w:spacing w:val="-3"/>
+          <w:w w:val="95"/>
+          <w:sz w:val="24"/>
+          <w:szCs w:val="24"/>
+          <w:lang w:val="de-DE"/>
+        </w:rPr>
+        <w:t xml:space="preserve"> </w:t>
+      </w:r>
+      <w:r>
+        <w:rPr>
+          <w:rFonts w:asciiTheme="majorHAnsi" w:hAnsiTheme="majorHAnsi" w:cstheme="majorHAnsi"/>
+          <w:bCs/>
+          <w:spacing w:val="-3"/>
+          <w:w w:val="95"/>
+          <w:sz w:val="24"/>
+          <w:szCs w:val="24"/>
+          <w:lang w:val="de-DE"/>
+        </w:rPr>
+        <w:t>Linux</w:t>
+      </w:r>
+      <w:r>
+        <w:rPr>
+          <w:rFonts w:asciiTheme="majorHAnsi" w:hAnsiTheme="majorHAnsi" w:cstheme="majorHAnsi"/>
+          <w:bCs/>
+          <w:spacing w:val="-3"/>
+          <w:w w:val="95"/>
+          <w:sz w:val="24"/>
+          <w:szCs w:val="24"/>
+          <w:lang w:val="de-DE"/>
+        </w:rPr>
+        <w:t xml:space="preserve">, </w:t>
+      </w:r>
+      <w:r>
+        <w:rPr>
+          <w:rFonts w:asciiTheme="majorHAnsi" w:hAnsiTheme="majorHAnsi" w:cstheme="majorHAnsi"/>
+          <w:bCs/>
+          <w:spacing w:val="-3"/>
+          <w:w w:val="95"/>
+          <w:sz w:val="24"/>
+          <w:szCs w:val="24"/>
+          <w:lang w:val="de-DE"/>
+        </w:rPr>
+        <w:t xml:space="preserve">PostgreSQL, </w:t>
+      </w:r>
+      <w:proofErr w:type="spellStart"/>
+      <w:r>
+        <w:rPr>
+          <w:rFonts w:asciiTheme="majorHAnsi" w:hAnsiTheme="majorHAnsi" w:cstheme="majorHAnsi"/>
+          <w:bCs/>
+          <w:spacing w:val="-3"/>
+          <w:w w:val="95"/>
+          <w:sz w:val="24"/>
+          <w:szCs w:val="24"/>
+          <w:lang w:val="de-DE"/>
+        </w:rPr>
+        <w:t>Powershell</w:t>
+      </w:r>
+      <w:proofErr w:type="spellEnd"/>
+      <w:r>
+        <w:rPr>
+          <w:rFonts w:asciiTheme="majorHAnsi" w:hAnsiTheme="majorHAnsi" w:cstheme="majorHAnsi"/>
+          <w:bCs/>
+          <w:spacing w:val="-3"/>
+          <w:w w:val="95"/>
+          <w:sz w:val="24"/>
+          <w:szCs w:val="24"/>
+          <w:lang w:val="de-DE"/>
+        </w:rPr>
+        <w:t>,</w:t>
+      </w:r>
+      <w:r>
+        <w:rPr>
+          <w:rFonts w:asciiTheme="majorHAnsi" w:hAnsiTheme="majorHAnsi" w:cstheme="majorHAnsi"/>
+          <w:bCs/>
+          <w:spacing w:val="-3"/>
+          <w:w w:val="95"/>
+          <w:sz w:val="24"/>
+          <w:szCs w:val="24"/>
+          <w:lang w:val="de-DE"/>
+        </w:rPr>
+        <w:t xml:space="preserve"> Bash,</w:t>
+      </w:r>
+      <w:r>
+        <w:rPr>
+          <w:rFonts w:asciiTheme="majorHAnsi" w:hAnsiTheme="majorHAnsi" w:cstheme="majorHAnsi"/>
+          <w:bCs/>
+          <w:spacing w:val="-3"/>
+          <w:w w:val="95"/>
+          <w:sz w:val="24"/>
+          <w:szCs w:val="24"/>
+          <w:lang w:val="de-DE"/>
+        </w:rPr>
+        <w:t xml:space="preserve"> </w:t>
+      </w:r>
+      <w:r>
+        <w:rPr>
+          <w:rFonts w:asciiTheme="majorHAnsi" w:hAnsiTheme="majorHAnsi" w:cstheme="majorHAnsi"/>
+          <w:bCs/>
+          <w:spacing w:val="-3"/>
+          <w:w w:val="95"/>
+          <w:sz w:val="24"/>
+          <w:szCs w:val="24"/>
+          <w:lang w:val="de-DE"/>
+        </w:rPr>
+        <w:t xml:space="preserve">REST API, </w:t>
+      </w:r>
+      <w:r>
+        <w:rPr>
+          <w:rFonts w:asciiTheme="majorHAnsi" w:hAnsiTheme="majorHAnsi" w:cstheme="majorHAnsi"/>
+          <w:bCs/>
+          <w:spacing w:val="-3"/>
+          <w:w w:val="95"/>
+          <w:sz w:val="24"/>
+          <w:szCs w:val="24"/>
+          <w:lang w:val="de-DE"/>
+        </w:rPr>
+        <w:t xml:space="preserve">Postman, </w:t>
+      </w:r>
+      <w:r>
+        <w:rPr>
+          <w:rFonts w:asciiTheme="majorHAnsi" w:hAnsiTheme="majorHAnsi" w:cstheme="majorHAnsi"/>
+          <w:bCs/>
+          <w:spacing w:val="-3"/>
+          <w:w w:val="95"/>
+          <w:sz w:val="24"/>
+          <w:szCs w:val="24"/>
+          <w:lang w:val="de-DE"/>
+        </w:rPr>
+        <w:t>Swagger, VMware</w:t>
+      </w:r>
+      <w:r>
+        <w:rPr>
+          <w:rFonts w:asciiTheme="majorHAnsi" w:hAnsiTheme="majorHAnsi" w:cstheme="majorHAnsi"/>
+          <w:bCs/>
+          <w:spacing w:val="-3"/>
+          <w:w w:val="95"/>
+          <w:sz w:val="24"/>
+          <w:szCs w:val="24"/>
+          <w:lang w:val="de-DE"/>
+        </w:rPr>
+        <w:t>, Network</w:t>
+      </w:r>
+    </w:p>
+    <w:p>
+      <w:pPr>
+        <w:spacing w:after="0"/>
+        <w:ind w:left="283"/>
+        <w:rPr>
+          <w:rFonts w:asciiTheme="majorHAnsi" w:hAnsiTheme="majorHAnsi" w:cstheme="majorHAnsi"/>
+          <w:b/>
+          <w:sz w:val="24"/>
+          <w:szCs w:val="24"/>
+          <w:lang w:val="en-GB"/>
+        </w:rPr>
+      </w:pPr>
+      <w:r>
+        <w:rPr>
+          <w:rFonts w:asciiTheme="majorHAnsi" w:hAnsiTheme="majorHAnsi" w:cstheme="majorHAnsi"/>
+          <w:b/>
+          <w:spacing w:val="-3"/>
+          <w:w w:val="95"/>
+          <w:sz w:val="24"/>
+          <w:szCs w:val="24"/>
+          <w:lang w:val="en-GB"/>
+        </w:rPr>
+        <w:t>12/</w:t>
+      </w:r>
+      <w:r>
+        <w:rPr>
+          <w:rFonts w:asciiTheme="majorHAnsi" w:hAnsiTheme="majorHAnsi" w:cstheme="majorHAnsi"/>
+          <w:b/>
+          <w:spacing w:val="-3"/>
+          <w:w w:val="95"/>
+          <w:sz w:val="24"/>
+          <w:szCs w:val="24"/>
+          <w:lang w:val="en-GB"/>
+        </w:rPr>
+        <w:t>2013</w:t>
+      </w:r>
+      <w:r>
+        <w:rPr>
+          <w:rFonts w:asciiTheme="majorHAnsi" w:hAnsiTheme="majorHAnsi" w:cstheme="majorHAnsi"/>
+          <w:b/>
+          <w:spacing w:val="-3"/>
+          <w:w w:val="95"/>
+          <w:sz w:val="24"/>
+          <w:szCs w:val="24"/>
+          <w:lang w:val="en-GB"/>
         </w:rPr>
         <w:t xml:space="preserve"> - </w:t>
       </w:r>
@@ -703,9 +2016,118 @@
           <w:w w:val="95"/>
           <w:sz w:val="24"/>
           <w:szCs w:val="24"/>
-        </w:rPr>
-        <w:t>Zertifizierungen</w:t>
-      </w:r>
+          <w:lang w:val="en-GB"/>
+        </w:rPr>
+        <w:t>09/</w:t>
+      </w:r>
+      <w:r>
+        <w:rPr>
+          <w:rFonts w:asciiTheme="majorHAnsi" w:hAnsiTheme="majorHAnsi" w:cstheme="majorHAnsi"/>
+          <w:b/>
+          <w:spacing w:val="-3"/>
+          <w:w w:val="95"/>
+          <w:sz w:val="24"/>
+          <w:szCs w:val="24"/>
+          <w:lang w:val="en-GB"/>
+        </w:rPr>
+        <w:t>2018</w:t>
+      </w:r>
+      <w:r>
+        <w:rPr>
+          <w:rFonts w:asciiTheme="majorHAnsi" w:hAnsiTheme="majorHAnsi" w:cstheme="majorHAnsi"/>
+          <w:b/>
+          <w:spacing w:val="-11"/>
+          <w:w w:val="95"/>
+          <w:sz w:val="24"/>
+          <w:szCs w:val="24"/>
+          <w:lang w:val="en-GB"/>
+        </w:rPr>
+        <w:tab/>
+      </w:r>
+      <w:r>
+        <w:rPr>
+          <w:rFonts w:asciiTheme="majorHAnsi" w:hAnsiTheme="majorHAnsi" w:cstheme="majorHAnsi"/>
+          <w:b/>
+          <w:spacing w:val="-11"/>
+          <w:w w:val="95"/>
+          <w:sz w:val="24"/>
+          <w:szCs w:val="24"/>
+          <w:lang w:val="en-GB"/>
+        </w:rPr>
+        <w:tab/>
+      </w:r>
+      <w:r>
+        <w:rPr>
+          <w:rFonts w:asciiTheme="majorHAnsi" w:hAnsiTheme="majorHAnsi" w:cstheme="majorHAnsi"/>
+          <w:b/>
+          <w:spacing w:val="-11"/>
+          <w:w w:val="95"/>
+          <w:sz w:val="24"/>
+          <w:szCs w:val="24"/>
+          <w:lang w:val="en-GB"/>
+        </w:rPr>
+        <w:t xml:space="preserve">System </w:t>
+      </w:r>
+      <w:proofErr w:type="spellStart"/>
+      <w:r>
+        <w:rPr>
+          <w:rFonts w:asciiTheme="majorHAnsi" w:hAnsiTheme="majorHAnsi" w:cstheme="majorHAnsi"/>
+          <w:b/>
+          <w:spacing w:val="-11"/>
+          <w:w w:val="95"/>
+          <w:sz w:val="24"/>
+          <w:szCs w:val="24"/>
+          <w:lang w:val="en-GB"/>
+        </w:rPr>
+        <w:t>I</w:t>
+      </w:r>
+      <w:r>
+        <w:rPr>
+          <w:rFonts w:asciiTheme="majorHAnsi" w:hAnsiTheme="majorHAnsi" w:cstheme="majorHAnsi"/>
+          <w:b/>
+          <w:spacing w:val="-11"/>
+          <w:w w:val="95"/>
+          <w:sz w:val="24"/>
+          <w:szCs w:val="24"/>
+          <w:lang w:val="en-GB"/>
+        </w:rPr>
+        <w:t>ngenieur</w:t>
+      </w:r>
+      <w:proofErr w:type="spellEnd"/>
+      <w:r>
+        <w:rPr>
+          <w:rFonts w:asciiTheme="majorHAnsi" w:hAnsiTheme="majorHAnsi" w:cstheme="majorHAnsi"/>
+          <w:b/>
+          <w:spacing w:val="-11"/>
+          <w:w w:val="95"/>
+          <w:sz w:val="24"/>
+          <w:szCs w:val="24"/>
+          <w:lang w:val="en-GB"/>
+        </w:rPr>
+        <w:t xml:space="preserve"> - </w:t>
+      </w:r>
+      <w:r>
+        <w:rPr>
+          <w:rFonts w:asciiTheme="majorHAnsi" w:hAnsiTheme="majorHAnsi" w:cstheme="majorHAnsi"/>
+          <w:b/>
+          <w:sz w:val="24"/>
+          <w:szCs w:val="24"/>
+          <w:lang w:val="en-GB"/>
+        </w:rPr>
+        <w:t xml:space="preserve">Tata Consultancy Services Ltd, </w:t>
+      </w:r>
+      <w:proofErr w:type="spellStart"/>
+      <w:r>
+        <w:rPr>
+          <w:rFonts w:asciiTheme="majorHAnsi" w:hAnsiTheme="majorHAnsi" w:cstheme="majorHAnsi"/>
+          <w:b/>
+          <w:sz w:val="24"/>
+          <w:szCs w:val="24"/>
+          <w:lang w:val="en-GB"/>
+        </w:rPr>
+        <w:t>Indien</w:t>
+      </w:r>
+      <w:proofErr w:type="spellEnd"/>
     </w:p>
     <w:p>
       <w:pPr>
@@ -714,6 +2136,7 @@
           <w:ilvl w:val="0"/>
           <w:numId w:val="31"/>
         </w:numPr>
+        <w:ind w:left="3478" w:right="283"/>
         <w:rPr>
           <w:rFonts w:asciiTheme="majorHAnsi" w:hAnsiTheme="majorHAnsi" w:cstheme="majorHAnsi"/>
           <w:bCs/>
@@ -734,7 +2157,7 @@
           <w:szCs w:val="24"/>
           <w:lang w:val="de-DE"/>
         </w:rPr>
-        <w:t xml:space="preserve">Microsoft </w:t>
+        <w:t>Verwaltung von CI/CD-Pipelines (Jenkins, GitHub</w:t>
       </w:r>
       <w:r>
         <w:rPr>
@@ -746,9 +2169,8 @@
           <w:szCs w:val="24"/>
           <w:lang w:val="de-DE"/>
         </w:rPr>
-        <w:t xml:space="preserve">Azure </w:t>
-      </w:r>
-      <w:proofErr w:type="spellStart"/>
+        <w:t xml:space="preserve"> Actions</w:t>
+      </w:r>
       <w:r>
         <w:rPr>
           <w:rFonts w:asciiTheme="majorHAnsi" w:hAnsiTheme="majorHAnsi" w:cstheme="majorHAnsi"/>
@@ -759,20 +2181,7 @@
           <w:szCs w:val="24"/>
           <w:lang w:val="de-DE"/>
         </w:rPr>
-        <w:t>Fundamentals</w:t>
-      </w:r>
-      <w:proofErr w:type="spellEnd"/>
-      <w:r>
-        <w:rPr>
-          <w:rFonts w:asciiTheme="majorHAnsi" w:hAnsiTheme="majorHAnsi" w:cstheme="majorHAnsi"/>
-          <w:bCs/>
-          <w:spacing w:val="-3"/>
-          <w:w w:val="95"/>
-          <w:sz w:val="24"/>
-          <w:szCs w:val="24"/>
-          <w:lang w:val="de-DE"/>
-        </w:rPr>
-        <w:t xml:space="preserve"> AZ-900</w:t>
+        <w:t>).</w:t>
       </w:r>
     </w:p>
     <w:p>
@@ -782,6 +2191,7 @@
           <w:ilvl w:val="0"/>
           <w:numId w:val="31"/>
         </w:numPr>
+        <w:ind w:left="3478" w:right="283"/>
         <w:rPr>
           <w:rFonts w:asciiTheme="majorHAnsi" w:hAnsiTheme="majorHAnsi" w:cstheme="majorHAnsi"/>
           <w:bCs/>
@@ -802,7 +2212,7 @@
           <w:szCs w:val="24"/>
           <w:lang w:val="de-DE"/>
         </w:rPr>
-        <w:t>Microsoft Azure Administrator AZ-104</w:t>
+        <w:t>Automatisierung mittels Shell-Skripten und PowerShell.</w:t>
       </w:r>
     </w:p>
     <w:p>
@@ -812,6 +2222,7 @@
           <w:ilvl w:val="0"/>
           <w:numId w:val="31"/>
         </w:numPr>
+        <w:ind w:left="3478" w:right="283"/>
         <w:rPr>
           <w:rFonts w:asciiTheme="majorHAnsi" w:hAnsiTheme="majorHAnsi" w:cstheme="majorHAnsi"/>
           <w:bCs/>
@@ -832,7 +2243,7 @@
           <w:szCs w:val="24"/>
           <w:lang w:val="de-DE"/>
         </w:rPr>
-        <w:t xml:space="preserve">Microsoft Azure </w:t>
+        <w:t xml:space="preserve">Release-Management, Hotfix-Bereitstellung und </w:t>
       </w:r>
       <w:proofErr w:type="spellStart"/>
       <w:r>
@@ -845,7 +2256,7 @@
           <w:szCs w:val="24"/>
           <w:lang w:val="de-DE"/>
         </w:rPr>
-        <w:t>DevOps</w:t>
+        <w:t>Incident</w:t>
       </w:r>
       <w:proofErr w:type="spellEnd"/>
       <w:r>
@@ -858,19 +2269,7 @@
           <w:szCs w:val="24"/>
           <w:lang w:val="de-DE"/>
         </w:rPr>
-        <w:t xml:space="preserve"> Engineer</w:t>
-      </w:r>
-      <w:r>
-        <w:rPr>
-          <w:rFonts w:asciiTheme="majorHAnsi" w:hAnsiTheme="majorHAnsi" w:cstheme="majorHAnsi"/>
-          <w:bCs/>
-          <w:spacing w:val="-3"/>
-          <w:w w:val="95"/>
-          <w:sz w:val="24"/>
-          <w:szCs w:val="24"/>
-          <w:lang w:val="de-DE"/>
-        </w:rPr>
-        <w:t xml:space="preserve"> Expert AZ-400</w:t>
+        <w:t>-Management.</w:t>
       </w:r>
     </w:p>
     <w:p>
@@ -880,6 +2279,7 @@
           <w:ilvl w:val="0"/>
           <w:numId w:val="31"/>
         </w:numPr>
+        <w:ind w:left="3478" w:right="283"/>
         <w:rPr>
           <w:rFonts w:asciiTheme="majorHAnsi" w:hAnsiTheme="majorHAnsi" w:cstheme="majorHAnsi"/>
           <w:bCs/>
@@ -900,8 +2300,9 @@
           <w:szCs w:val="24"/>
           <w:lang w:val="de-DE"/>
         </w:rPr>
-        <w:t xml:space="preserve">AWS </w:t>
-      </w:r>
+        <w:t xml:space="preserve">Monitoring mit </w:t>
+      </w:r>
+      <w:proofErr w:type="spellStart"/>
       <w:r>
         <w:rPr>
           <w:rFonts w:asciiTheme="majorHAnsi" w:hAnsiTheme="majorHAnsi" w:cstheme="majorHAnsi"/>
@@ -912,9 +2313,9 @@
           <w:szCs w:val="24"/>
           <w:lang w:val="de-DE"/>
         </w:rPr>
-        <w:t xml:space="preserve">Certified </w:t>
-      </w:r>
-      <w:proofErr w:type="spellStart"/>
+        <w:t>Dynatrace</w:t>
+      </w:r>
+      <w:proofErr w:type="spellEnd"/>
       <w:r>
         <w:rPr>
           <w:rFonts w:asciiTheme="majorHAnsi" w:hAnsiTheme="majorHAnsi" w:cstheme="majorHAnsi"/>
@@ -925,10 +2326,17 @@
           <w:szCs w:val="24"/>
           <w:lang w:val="de-DE"/>
         </w:rPr>
-        <w:t>DevOps</w:t>
-      </w:r>
-      <w:proofErr w:type="spellEnd"/>
-      <w:r>
+        <w:t>, Splunk und Prometheus.</w:t>
+      </w:r>
+    </w:p>
+    <w:p>
+      <w:pPr>
+        <w:pStyle w:val="ListParagraph"/>
+        <w:numPr>
+          <w:ilvl w:val="0"/>
+          <w:numId w:val="31"/>
+        </w:numPr>
+        <w:ind w:left="3478" w:right="283"/>
         <w:rPr>
           <w:rFonts w:asciiTheme="majorHAnsi" w:hAnsiTheme="majorHAnsi" w:cstheme="majorHAnsi"/>
           <w:bCs/>
@@ -938,8 +2346,7 @@
           <w:szCs w:val="24"/>
           <w:lang w:val="de-DE"/>
         </w:rPr>
-        <w:t xml:space="preserve"> Ingenieur</w:t>
-      </w:r>
+      </w:pPr>
       <w:r>
         <w:rPr>
           <w:rFonts w:asciiTheme="majorHAnsi" w:hAnsiTheme="majorHAnsi" w:cstheme="majorHAnsi"/>
@@ -950,7 +2357,7 @@
           <w:szCs w:val="24"/>
           <w:lang w:val="de-DE"/>
         </w:rPr>
-        <w:t xml:space="preserve"> - Professional</w:t>
+        <w:t>Unterstützung von Java-Anwendungen und SQL-Datenbanken.</w:t>
       </w:r>
     </w:p>
     <w:p>
@@ -961,6 +2368,7 @@
           <w:numId w:val="31"/>
         </w:numPr>
         <w:spacing w:after="240"/>
+        <w:ind w:left="3478" w:right="283"/>
         <w:rPr>
           <w:rFonts w:asciiTheme="majorHAnsi" w:hAnsiTheme="majorHAnsi" w:cstheme="majorHAnsi"/>
           <w:bCs/>
@@ -981,7 +2389,55 @@
           <w:szCs w:val="24"/>
           <w:lang w:val="de-DE"/>
         </w:rPr>
-        <w:t xml:space="preserve">Agile </w:t>
+        <w:t>Skills:</w:t>
+      </w:r>
+      <w:r>
+        <w:rPr>
+          <w:rFonts w:asciiTheme="majorHAnsi" w:hAnsiTheme="majorHAnsi" w:cstheme="majorHAnsi"/>
+          <w:bCs/>
+          <w:spacing w:val="-3"/>
+          <w:w w:val="95"/>
+          <w:sz w:val="24"/>
+          <w:szCs w:val="24"/>
+          <w:lang w:val="de-DE"/>
+        </w:rPr>
+        <w:t xml:space="preserve"> </w:t>
+      </w:r>
+      <w:r>
+        <w:rPr>
+          <w:rFonts w:asciiTheme="majorHAnsi" w:hAnsiTheme="majorHAnsi" w:cstheme="majorHAnsi"/>
+          <w:bCs/>
+          <w:spacing w:val="-3"/>
+          <w:w w:val="95"/>
+          <w:sz w:val="24"/>
+          <w:szCs w:val="24"/>
+          <w:lang w:val="de-DE"/>
+        </w:rPr>
+        <w:t>Jenkins</w:t>
+      </w:r>
+      <w:r>
+        <w:rPr>
+          <w:rFonts w:asciiTheme="majorHAnsi" w:hAnsiTheme="majorHAnsi" w:cstheme="majorHAnsi"/>
+          <w:bCs/>
+          <w:spacing w:val="-3"/>
+          <w:w w:val="95"/>
+          <w:sz w:val="24"/>
+          <w:szCs w:val="24"/>
+          <w:lang w:val="de-DE"/>
+        </w:rPr>
+        <w:t xml:space="preserve">, </w:t>
+      </w:r>
+      <w:r>
+        <w:rPr>
+          <w:rFonts w:asciiTheme="majorHAnsi" w:hAnsiTheme="majorHAnsi" w:cstheme="majorHAnsi"/>
+          <w:bCs/>
+          <w:spacing w:val="-3"/>
+          <w:w w:val="95"/>
+          <w:sz w:val="24"/>
+          <w:szCs w:val="24"/>
+          <w:lang w:val="de-DE"/>
+        </w:rPr>
+        <w:t xml:space="preserve">DB2, </w:t>
       </w:r>
       <w:proofErr w:type="spellStart"/>
       <w:r>
@@ -994,7 +2450,7 @@
           <w:szCs w:val="24"/>
           <w:lang w:val="de-DE"/>
         </w:rPr>
-        <w:t>Scrum</w:t>
+        <w:t>Dynatrace</w:t>
       </w:r>
       <w:proofErr w:type="spellEnd"/>
       <w:r>
@@ -1007,7 +2463,79 @@
           <w:szCs w:val="24"/>
           <w:lang w:val="de-DE"/>
         </w:rPr>
-        <w:t xml:space="preserve"> </w:t>
+        <w:t xml:space="preserve">, </w:t>
+      </w:r>
+      <w:r>
+        <w:rPr>
+          <w:rFonts w:asciiTheme="majorHAnsi" w:hAnsiTheme="majorHAnsi" w:cstheme="majorHAnsi"/>
+          <w:bCs/>
+          <w:spacing w:val="-3"/>
+          <w:w w:val="95"/>
+          <w:sz w:val="24"/>
+          <w:szCs w:val="24"/>
+          <w:lang w:val="de-DE"/>
+        </w:rPr>
+        <w:t xml:space="preserve">GitHub, </w:t>
+      </w:r>
+      <w:r>
+        <w:rPr>
+          <w:rFonts w:asciiTheme="majorHAnsi" w:hAnsiTheme="majorHAnsi" w:cstheme="majorHAnsi"/>
+          <w:bCs/>
+          <w:spacing w:val="-3"/>
+          <w:w w:val="95"/>
+          <w:sz w:val="24"/>
+          <w:szCs w:val="24"/>
+          <w:lang w:val="de-DE"/>
+        </w:rPr>
+        <w:t xml:space="preserve">Hadoop, </w:t>
+      </w:r>
+      <w:r>
+        <w:rPr>
+          <w:rFonts w:asciiTheme="majorHAnsi" w:hAnsiTheme="majorHAnsi" w:cstheme="majorHAnsi"/>
+          <w:bCs/>
+          <w:spacing w:val="-3"/>
+          <w:w w:val="95"/>
+          <w:sz w:val="24"/>
+          <w:szCs w:val="24"/>
+          <w:lang w:val="de-DE"/>
+        </w:rPr>
+        <w:t xml:space="preserve">IBM MB and MQ, Java, </w:t>
+      </w:r>
+      <w:r>
+        <w:rPr>
+          <w:rFonts w:asciiTheme="majorHAnsi" w:hAnsiTheme="majorHAnsi" w:cstheme="majorHAnsi"/>
+          <w:bCs/>
+          <w:spacing w:val="-3"/>
+          <w:w w:val="95"/>
+          <w:sz w:val="24"/>
+          <w:szCs w:val="24"/>
+          <w:lang w:val="de-DE"/>
+        </w:rPr>
+        <w:t>Kafka</w:t>
+      </w:r>
+      <w:r>
+        <w:rPr>
+          <w:rFonts w:asciiTheme="majorHAnsi" w:hAnsiTheme="majorHAnsi" w:cstheme="majorHAnsi"/>
+          <w:bCs/>
+          <w:spacing w:val="-3"/>
+          <w:w w:val="95"/>
+          <w:sz w:val="24"/>
+          <w:szCs w:val="24"/>
+          <w:lang w:val="de-DE"/>
+        </w:rPr>
+        <w:t xml:space="preserve">, </w:t>
+      </w:r>
+      <w:r>
+        <w:rPr>
+          <w:rFonts w:asciiTheme="majorHAnsi" w:hAnsiTheme="majorHAnsi" w:cstheme="majorHAnsi"/>
+          <w:bCs/>
+          <w:spacing w:val="-3"/>
+          <w:w w:val="95"/>
+          <w:sz w:val="24"/>
+          <w:szCs w:val="24"/>
+          <w:lang w:val="de-DE"/>
+        </w:rPr>
+        <w:t xml:space="preserve">Shell </w:t>
       </w:r>
       <w:proofErr w:type="spellStart"/>
       <w:r>
@@ -1020,1655 +2548,171 @@
           <w:szCs w:val="24"/>
           <w:lang w:val="de-DE"/>
         </w:rPr>
-        <w:t>Foundation</w:t>
+        <w:t>script</w:t>
+      </w:r>
+      <w:proofErr w:type="spellEnd"/>
+      <w:r>
+        <w:rPr>
+          <w:rFonts w:asciiTheme="majorHAnsi" w:hAnsiTheme="majorHAnsi" w:cstheme="majorHAnsi"/>
+          <w:bCs/>
+          <w:spacing w:val="-3"/>
+          <w:w w:val="95"/>
+          <w:sz w:val="24"/>
+          <w:szCs w:val="24"/>
+          <w:lang w:val="de-DE"/>
+        </w:rPr>
+        <w:t xml:space="preserve">, Prometheus, </w:t>
+      </w:r>
+      <w:r>
+        <w:rPr>
+          <w:rFonts w:asciiTheme="majorHAnsi" w:hAnsiTheme="majorHAnsi" w:cstheme="majorHAnsi"/>
+          <w:bCs/>
+          <w:spacing w:val="-3"/>
+          <w:w w:val="95"/>
+          <w:sz w:val="24"/>
+          <w:szCs w:val="24"/>
+          <w:lang w:val="de-DE"/>
+        </w:rPr>
+        <w:t xml:space="preserve">Python, </w:t>
+      </w:r>
+      <w:r>
+        <w:rPr>
+          <w:rFonts w:asciiTheme="majorHAnsi" w:hAnsiTheme="majorHAnsi" w:cstheme="majorHAnsi"/>
+          <w:bCs/>
+          <w:spacing w:val="-3"/>
+          <w:w w:val="95"/>
+          <w:sz w:val="24"/>
+          <w:szCs w:val="24"/>
+          <w:lang w:val="de-DE"/>
+        </w:rPr>
+        <w:t>Jira</w:t>
+      </w:r>
+      <w:r>
+        <w:rPr>
+          <w:rFonts w:asciiTheme="majorHAnsi" w:hAnsiTheme="majorHAnsi" w:cstheme="majorHAnsi"/>
+          <w:bCs/>
+          <w:spacing w:val="-3"/>
+          <w:w w:val="95"/>
+          <w:sz w:val="24"/>
+          <w:szCs w:val="24"/>
+          <w:lang w:val="de-DE"/>
+        </w:rPr>
+        <w:t xml:space="preserve">, Splunk </w:t>
+      </w:r>
+    </w:p>
+    <w:p>
+      <w:pPr>
+        <w:spacing w:after="240"/>
+        <w:ind w:left="283"/>
+        <w:rPr>
+          <w:rFonts w:asciiTheme="majorHAnsi" w:hAnsiTheme="majorHAnsi" w:cstheme="majorHAnsi"/>
+          <w:b/>
+          <w:w w:val="95"/>
+          <w:sz w:val="24"/>
+          <w:szCs w:val="24"/>
+        </w:rPr>
+      </w:pPr>
+    </w:p>
+    <w:p>
+      <w:pPr>
+        <w:spacing w:after="240"/>
+        <w:ind w:left="283"/>
+        <w:rPr>
+          <w:rFonts w:asciiTheme="majorHAnsi" w:hAnsiTheme="majorHAnsi" w:cstheme="majorHAnsi"/>
+          <w:b/>
+          <w:w w:val="95"/>
+          <w:sz w:val="24"/>
+          <w:szCs w:val="24"/>
+        </w:rPr>
+      </w:pPr>
+    </w:p>
+    <w:p>
+      <w:pPr>
+        <w:spacing w:after="0"/>
+        <w:ind w:left="283"/>
+        <w:rPr>
+          <w:rFonts w:asciiTheme="majorHAnsi" w:hAnsiTheme="majorHAnsi" w:cstheme="majorHAnsi"/>
+          <w:bCs/>
+          <w:spacing w:val="-3"/>
+          <w:w w:val="95"/>
+          <w:sz w:val="24"/>
+          <w:szCs w:val="24"/>
+        </w:rPr>
+      </w:pPr>
+      <w:r>
+        <w:rPr>
+          <w:rFonts w:asciiTheme="majorHAnsi" w:hAnsiTheme="majorHAnsi" w:cstheme="majorHAnsi"/>
+          <w:b/>
+          <w:w w:val="95"/>
+          <w:sz w:val="24"/>
+          <w:szCs w:val="24"/>
+        </w:rPr>
+        <w:t>06/2021 – 11/2021</w:t>
+      </w:r>
+      <w:r>
+        <w:tab/>
+      </w:r>
+      <w:r>
+        <w:tab/>
+      </w:r>
+      <w:r>
+        <w:rPr>
+          <w:rFonts w:asciiTheme="majorHAnsi" w:hAnsiTheme="majorHAnsi" w:cstheme="majorHAnsi"/>
+          <w:b/>
+          <w:w w:val="95"/>
+          <w:sz w:val="24"/>
+          <w:szCs w:val="24"/>
+        </w:rPr>
+        <w:t>Freiwilliges Praktikum: Robert Bosch GmbH, Leonberg</w:t>
+      </w:r>
+    </w:p>
+    <w:p>
+      <w:pPr>
+        <w:pStyle w:val="BodyText"/>
+        <w:ind w:left="2127" w:right="567" w:firstLine="709"/>
+        <w:jc w:val="both"/>
+        <w:rPr>
+          <w:rFonts w:asciiTheme="majorHAnsi" w:hAnsiTheme="majorHAnsi"/>
+          <w:b/>
+          <w:bCs/>
+        </w:rPr>
+      </w:pPr>
+      <w:r>
+        <w:rPr>
+          <w:rFonts w:asciiTheme="majorHAnsi" w:hAnsiTheme="majorHAnsi"/>
+          <w:b/>
+          <w:bCs/>
+          <w:lang w:val="de-DE"/>
+        </w:rPr>
+        <w:t>Systementwicklung</w:t>
+      </w:r>
+      <w:r>
+        <w:rPr>
+          <w:rFonts w:asciiTheme="majorHAnsi" w:hAnsiTheme="majorHAnsi"/>
+          <w:b/>
+          <w:bCs/>
+        </w:rPr>
+        <w:t xml:space="preserve">/SW </w:t>
+      </w:r>
+      <w:proofErr w:type="spellStart"/>
+      <w:r>
+        <w:rPr>
+          <w:rFonts w:asciiTheme="majorHAnsi" w:hAnsiTheme="majorHAnsi"/>
+          <w:b/>
+          <w:bCs/>
+        </w:rPr>
+        <w:t>Fahrkomfortfunktion</w:t>
       </w:r>
       <w:proofErr w:type="spellEnd"/>
     </w:p>
     <w:p>
       <w:pPr>
-        <w:ind w:left="283"/>
-        <w:rPr>
-          <w:rFonts w:asciiTheme="majorHAnsi" w:hAnsiTheme="majorHAnsi" w:cstheme="majorHAnsi"/>
-          <w:b/>
-          <w:spacing w:val="-3"/>
-          <w:w w:val="95"/>
-          <w:sz w:val="24"/>
-          <w:szCs w:val="24"/>
-        </w:rPr>
-      </w:pPr>
-      <w:r>
-        <w:rPr>
-          <w:rFonts w:asciiTheme="majorHAnsi" w:hAnsiTheme="majorHAnsi" w:cstheme="majorHAnsi"/>
-          <w:b/>
-          <w:spacing w:val="-3"/>
-          <w:w w:val="95"/>
-          <w:sz w:val="24"/>
-          <w:szCs w:val="24"/>
-        </w:rPr>
-        <w:t>03/2025 – 10/2025</w:t>
-      </w:r>
-      <w:r>
-        <w:rPr>
-          <w:rFonts w:asciiTheme="majorHAnsi" w:hAnsiTheme="majorHAnsi" w:cstheme="majorHAnsi"/>
-          <w:b/>
-          <w:spacing w:val="-3"/>
-          <w:w w:val="95"/>
-          <w:sz w:val="24"/>
-          <w:szCs w:val="24"/>
-        </w:rPr>
-        <w:tab/>
-      </w:r>
-      <w:r>
-        <w:rPr>
-          <w:rFonts w:asciiTheme="majorHAnsi" w:hAnsiTheme="majorHAnsi" w:cstheme="majorHAnsi"/>
-          <w:b/>
-          <w:spacing w:val="-3"/>
-          <w:w w:val="95"/>
-          <w:sz w:val="24"/>
-          <w:szCs w:val="24"/>
-        </w:rPr>
-        <w:tab/>
-      </w:r>
-      <w:r>
-        <w:rPr>
-          <w:rFonts w:asciiTheme="majorHAnsi" w:hAnsiTheme="majorHAnsi" w:cstheme="majorHAnsi"/>
-          <w:b/>
-          <w:spacing w:val="-3"/>
-          <w:w w:val="95"/>
-          <w:sz w:val="24"/>
-          <w:szCs w:val="24"/>
-        </w:rPr>
-        <w:tab/>
-        <w:t xml:space="preserve">Beruf Pause - </w:t>
-      </w:r>
-      <w:r>
-        <w:rPr>
-          <w:rFonts w:asciiTheme="majorHAnsi" w:hAnsiTheme="majorHAnsi" w:cstheme="majorHAnsi"/>
-          <w:bCs/>
-          <w:spacing w:val="-3"/>
-          <w:w w:val="95"/>
-          <w:sz w:val="24"/>
-          <w:szCs w:val="24"/>
-        </w:rPr>
-        <w:t>Ich kümmere mich um meine einjährige Tochter</w:t>
-      </w:r>
-    </w:p>
-    <w:p>
-      <w:pPr>
-        <w:spacing w:after="0"/>
-        <w:ind w:left="283"/>
-        <w:rPr>
-          <w:rFonts w:asciiTheme="majorHAnsi" w:hAnsiTheme="majorHAnsi" w:cstheme="majorHAnsi"/>
-          <w:b/>
-          <w:sz w:val="24"/>
-          <w:szCs w:val="24"/>
-        </w:rPr>
-      </w:pPr>
-      <w:r>
-        <w:rPr>
-          <w:rFonts w:asciiTheme="majorHAnsi" w:hAnsiTheme="majorHAnsi" w:cstheme="majorHAnsi"/>
-          <w:b/>
-          <w:spacing w:val="-3"/>
-          <w:w w:val="95"/>
-          <w:sz w:val="24"/>
-          <w:szCs w:val="24"/>
-        </w:rPr>
-        <w:t>05</w:t>
-      </w:r>
-      <w:r>
-        <w:rPr>
-          <w:rFonts w:asciiTheme="majorHAnsi" w:hAnsiTheme="majorHAnsi" w:cstheme="majorHAnsi"/>
-          <w:b/>
-          <w:spacing w:val="-3"/>
-          <w:w w:val="95"/>
-          <w:sz w:val="24"/>
-          <w:szCs w:val="24"/>
-        </w:rPr>
-        <w:t>/20</w:t>
-      </w:r>
-      <w:r>
-        <w:rPr>
-          <w:rFonts w:asciiTheme="majorHAnsi" w:hAnsiTheme="majorHAnsi" w:cstheme="majorHAnsi"/>
-          <w:b/>
-          <w:spacing w:val="-3"/>
-          <w:w w:val="95"/>
-          <w:sz w:val="24"/>
-          <w:szCs w:val="24"/>
-        </w:rPr>
-        <w:t>2</w:t>
-      </w:r>
-      <w:r>
-        <w:rPr>
-          <w:rFonts w:asciiTheme="majorHAnsi" w:hAnsiTheme="majorHAnsi" w:cstheme="majorHAnsi"/>
-          <w:b/>
-          <w:spacing w:val="-3"/>
-          <w:w w:val="95"/>
-          <w:sz w:val="24"/>
-          <w:szCs w:val="24"/>
-        </w:rPr>
-        <w:t xml:space="preserve">3 </w:t>
-      </w:r>
-      <w:r>
-        <w:rPr>
-          <w:rFonts w:asciiTheme="majorHAnsi" w:hAnsiTheme="majorHAnsi" w:cstheme="majorHAnsi"/>
-          <w:b/>
-          <w:spacing w:val="-3"/>
-          <w:w w:val="95"/>
-          <w:sz w:val="24"/>
-          <w:szCs w:val="24"/>
-        </w:rPr>
-        <w:t>–</w:t>
-      </w:r>
-      <w:r>
-        <w:rPr>
-          <w:rFonts w:asciiTheme="majorHAnsi" w:hAnsiTheme="majorHAnsi" w:cstheme="majorHAnsi"/>
-          <w:b/>
-          <w:spacing w:val="-3"/>
-          <w:w w:val="95"/>
-          <w:sz w:val="24"/>
-          <w:szCs w:val="24"/>
-        </w:rPr>
-        <w:t xml:space="preserve"> </w:t>
-      </w:r>
-      <w:r>
-        <w:rPr>
-          <w:rFonts w:asciiTheme="majorHAnsi" w:hAnsiTheme="majorHAnsi" w:cstheme="majorHAnsi"/>
-          <w:b/>
-          <w:spacing w:val="-3"/>
-          <w:w w:val="95"/>
-          <w:sz w:val="24"/>
-          <w:szCs w:val="24"/>
-        </w:rPr>
-        <w:t>02/2025</w:t>
-      </w:r>
-      <w:r>
-        <w:rPr>
-          <w:rFonts w:asciiTheme="majorHAnsi" w:hAnsiTheme="majorHAnsi" w:cstheme="majorHAnsi"/>
-          <w:b/>
-          <w:spacing w:val="-11"/>
-          <w:w w:val="95"/>
-          <w:sz w:val="24"/>
-          <w:szCs w:val="24"/>
-        </w:rPr>
-        <w:tab/>
-      </w:r>
-      <w:r>
-        <w:rPr>
-          <w:rFonts w:asciiTheme="majorHAnsi" w:hAnsiTheme="majorHAnsi" w:cstheme="majorHAnsi"/>
-          <w:b/>
-          <w:spacing w:val="-11"/>
-          <w:w w:val="95"/>
-          <w:sz w:val="24"/>
-          <w:szCs w:val="24"/>
-        </w:rPr>
-        <w:tab/>
-      </w:r>
-      <w:r>
-        <w:rPr>
-          <w:rFonts w:asciiTheme="majorHAnsi" w:hAnsiTheme="majorHAnsi" w:cstheme="majorHAnsi"/>
-          <w:b/>
-          <w:spacing w:val="-11"/>
-          <w:w w:val="95"/>
-          <w:sz w:val="24"/>
-          <w:szCs w:val="24"/>
-        </w:rPr>
-        <w:tab/>
-      </w:r>
-      <w:r>
-        <w:rPr>
-          <w:rFonts w:asciiTheme="majorHAnsi" w:hAnsiTheme="majorHAnsi" w:cstheme="majorHAnsi"/>
-          <w:b/>
-          <w:spacing w:val="-11"/>
-          <w:w w:val="95"/>
-          <w:sz w:val="24"/>
-          <w:szCs w:val="24"/>
-        </w:rPr>
-        <w:t xml:space="preserve">Performance Ingenieur - </w:t>
-      </w:r>
-      <w:r>
-        <w:rPr>
-          <w:rFonts w:asciiTheme="majorHAnsi" w:hAnsiTheme="majorHAnsi" w:cstheme="majorHAnsi"/>
-          <w:b/>
-          <w:sz w:val="24"/>
-          <w:szCs w:val="24"/>
-        </w:rPr>
-        <w:t xml:space="preserve">Ferchau GmbH, </w:t>
-      </w:r>
-      <w:r>
-        <w:rPr>
-          <w:rFonts w:asciiTheme="majorHAnsi" w:hAnsiTheme="majorHAnsi" w:cstheme="majorHAnsi"/>
-          <w:b/>
-          <w:sz w:val="24"/>
-          <w:szCs w:val="24"/>
-        </w:rPr>
-        <w:t>Deutschland</w:t>
-      </w:r>
-    </w:p>
-    <w:p>
-      <w:pPr>
-        <w:pStyle w:val="ListParagraph"/>
-        <w:numPr>
-          <w:ilvl w:val="0"/>
-          <w:numId w:val="31"/>
-        </w:numPr>
-        <w:rPr>
-          <w:rFonts w:asciiTheme="majorHAnsi" w:hAnsiTheme="majorHAnsi" w:cstheme="majorHAnsi"/>
-          <w:bCs/>
-          <w:spacing w:val="-3"/>
-          <w:w w:val="95"/>
-          <w:sz w:val="24"/>
-          <w:szCs w:val="24"/>
-          <w:lang w:val="de-DE"/>
-        </w:rPr>
-      </w:pPr>
-      <w:r>
-        <w:rPr>
-          <w:rFonts w:asciiTheme="majorHAnsi" w:hAnsiTheme="majorHAnsi" w:cstheme="majorHAnsi"/>
-          <w:bCs/>
-          <w:spacing w:val="-3"/>
-          <w:w w:val="95"/>
-          <w:sz w:val="24"/>
-          <w:szCs w:val="24"/>
-          <w:lang w:val="de-DE"/>
-        </w:rPr>
-        <w:t xml:space="preserve">Systemoptimierung und Verbesserung der KPIs des </w:t>
-      </w:r>
-      <w:proofErr w:type="spellStart"/>
-      <w:r>
-        <w:rPr>
-          <w:rFonts w:asciiTheme="majorHAnsi" w:hAnsiTheme="majorHAnsi" w:cstheme="majorHAnsi"/>
-          <w:bCs/>
-          <w:spacing w:val="-3"/>
-          <w:w w:val="95"/>
-          <w:sz w:val="24"/>
-          <w:szCs w:val="24"/>
-          <w:lang w:val="de-DE"/>
-        </w:rPr>
-        <w:t>Robotiksystems</w:t>
-      </w:r>
-      <w:proofErr w:type="spellEnd"/>
-      <w:r>
-        <w:rPr>
-          <w:rFonts w:asciiTheme="majorHAnsi" w:hAnsiTheme="majorHAnsi" w:cstheme="majorHAnsi"/>
-          <w:bCs/>
-          <w:spacing w:val="-3"/>
-          <w:w w:val="95"/>
-          <w:sz w:val="24"/>
-          <w:szCs w:val="24"/>
-          <w:lang w:val="de-DE"/>
-        </w:rPr>
-        <w:t xml:space="preserve"> </w:t>
-      </w:r>
-    </w:p>
-    <w:p>
-      <w:pPr>
-        <w:pStyle w:val="ListParagraph"/>
-        <w:numPr>
-          <w:ilvl w:val="0"/>
-          <w:numId w:val="31"/>
-        </w:numPr>
-        <w:rPr>
-          <w:rFonts w:asciiTheme="majorHAnsi" w:hAnsiTheme="majorHAnsi" w:cstheme="majorHAnsi"/>
-          <w:bCs/>
-          <w:spacing w:val="-3"/>
-          <w:w w:val="95"/>
-          <w:sz w:val="24"/>
-          <w:szCs w:val="24"/>
-          <w:lang w:val="de-DE"/>
-        </w:rPr>
-      </w:pPr>
-      <w:r>
-        <w:rPr>
-          <w:rFonts w:asciiTheme="majorHAnsi" w:hAnsiTheme="majorHAnsi" w:cstheme="majorHAnsi"/>
-          <w:bCs/>
-          <w:spacing w:val="-3"/>
-          <w:w w:val="95"/>
-          <w:sz w:val="24"/>
-          <w:szCs w:val="24"/>
-          <w:lang w:val="de-DE"/>
-        </w:rPr>
-        <w:t xml:space="preserve">Fehlerbehebung und </w:t>
-      </w:r>
-      <w:r>
-        <w:rPr>
-          <w:rFonts w:asciiTheme="majorHAnsi" w:hAnsiTheme="majorHAnsi" w:cstheme="majorHAnsi"/>
-          <w:bCs/>
-          <w:spacing w:val="-3"/>
-          <w:w w:val="95"/>
-          <w:sz w:val="24"/>
-          <w:szCs w:val="24"/>
-          <w:lang w:val="de-DE"/>
-        </w:rPr>
-        <w:t>Ursachenanalyse</w:t>
-      </w:r>
-      <w:r>
-        <w:rPr>
-          <w:rFonts w:asciiTheme="majorHAnsi" w:hAnsiTheme="majorHAnsi" w:cstheme="majorHAnsi"/>
-          <w:bCs/>
-          <w:spacing w:val="-3"/>
-          <w:w w:val="95"/>
-          <w:sz w:val="24"/>
-          <w:szCs w:val="24"/>
-          <w:lang w:val="de-DE"/>
-        </w:rPr>
-        <w:t xml:space="preserve"> durch Logdatei und Datenbanken</w:t>
-      </w:r>
-    </w:p>
-    <w:p>
-      <w:pPr>
-        <w:pStyle w:val="ListParagraph"/>
-        <w:numPr>
-          <w:ilvl w:val="0"/>
-          <w:numId w:val="31"/>
-        </w:numPr>
-        <w:rPr>
-          <w:rFonts w:asciiTheme="majorHAnsi" w:hAnsiTheme="majorHAnsi" w:cstheme="majorHAnsi"/>
-          <w:bCs/>
-          <w:spacing w:val="-3"/>
-          <w:w w:val="95"/>
-          <w:sz w:val="24"/>
-          <w:szCs w:val="24"/>
-          <w:lang w:val="de-DE"/>
-        </w:rPr>
-      </w:pPr>
-      <w:r>
-        <w:rPr>
-          <w:rFonts w:asciiTheme="majorHAnsi" w:hAnsiTheme="majorHAnsi" w:cstheme="majorHAnsi"/>
-          <w:bCs/>
-          <w:spacing w:val="-3"/>
-          <w:w w:val="95"/>
-          <w:sz w:val="24"/>
-          <w:szCs w:val="24"/>
-          <w:lang w:val="de-DE"/>
-        </w:rPr>
-        <w:t>Bereitstellung der neuen Software auf dem Produktionsserver</w:t>
-      </w:r>
-    </w:p>
-    <w:p>
-      <w:pPr>
-        <w:pStyle w:val="ListParagraph"/>
-        <w:numPr>
-          <w:ilvl w:val="0"/>
-          <w:numId w:val="31"/>
-        </w:numPr>
-        <w:rPr>
-          <w:rFonts w:asciiTheme="majorHAnsi" w:hAnsiTheme="majorHAnsi" w:cstheme="majorHAnsi"/>
-          <w:bCs/>
-          <w:spacing w:val="-3"/>
-          <w:w w:val="95"/>
-          <w:sz w:val="24"/>
-          <w:szCs w:val="24"/>
-          <w:lang w:val="de-DE"/>
-        </w:rPr>
-      </w:pPr>
-      <w:r>
-        <w:rPr>
-          <w:rFonts w:asciiTheme="majorHAnsi" w:hAnsiTheme="majorHAnsi" w:cstheme="majorHAnsi"/>
-          <w:bCs/>
-          <w:spacing w:val="-3"/>
-          <w:w w:val="95"/>
-          <w:sz w:val="24"/>
-          <w:szCs w:val="24"/>
-          <w:lang w:val="de-DE"/>
-        </w:rPr>
-        <w:t xml:space="preserve">Erstellung eines Plans zur Performance-Verbesserung, CAPA und </w:t>
-      </w:r>
-      <w:proofErr w:type="spellStart"/>
-      <w:r>
-        <w:rPr>
-          <w:rFonts w:asciiTheme="majorHAnsi" w:hAnsiTheme="majorHAnsi" w:cstheme="majorHAnsi"/>
-          <w:bCs/>
-          <w:spacing w:val="-3"/>
-          <w:w w:val="95"/>
-          <w:sz w:val="24"/>
-          <w:szCs w:val="24"/>
-          <w:lang w:val="de-DE"/>
-        </w:rPr>
-        <w:t>Postmortem</w:t>
-      </w:r>
-      <w:proofErr w:type="spellEnd"/>
-      <w:r>
-        <w:rPr>
-          <w:rFonts w:asciiTheme="majorHAnsi" w:hAnsiTheme="majorHAnsi" w:cstheme="majorHAnsi"/>
-          <w:bCs/>
-          <w:spacing w:val="-3"/>
-          <w:w w:val="95"/>
-          <w:sz w:val="24"/>
-          <w:szCs w:val="24"/>
-          <w:lang w:val="de-DE"/>
-        </w:rPr>
-        <w:t>-Aufgaben nach dem Ausfall</w:t>
-      </w:r>
-    </w:p>
-    <w:p>
-      <w:pPr>
-        <w:pStyle w:val="ListParagraph"/>
-        <w:numPr>
-          <w:ilvl w:val="0"/>
-          <w:numId w:val="31"/>
-        </w:numPr>
-        <w:rPr>
-          <w:rFonts w:asciiTheme="majorHAnsi" w:hAnsiTheme="majorHAnsi" w:cstheme="majorHAnsi"/>
-          <w:bCs/>
-          <w:spacing w:val="-3"/>
-          <w:w w:val="95"/>
-          <w:sz w:val="24"/>
-          <w:szCs w:val="24"/>
-          <w:lang w:val="de-DE"/>
-        </w:rPr>
-      </w:pPr>
-      <w:r>
-        <w:rPr>
-          <w:rFonts w:asciiTheme="majorHAnsi" w:hAnsiTheme="majorHAnsi" w:cstheme="majorHAnsi"/>
-          <w:bCs/>
-          <w:spacing w:val="-3"/>
-          <w:w w:val="95"/>
-          <w:sz w:val="24"/>
-          <w:szCs w:val="24"/>
-          <w:lang w:val="de-DE"/>
-        </w:rPr>
-        <w:t>Optimierung der SQL-Abfragen und Überwachung der Performance von Datenbankservern</w:t>
-      </w:r>
-      <w:r>
-        <w:rPr>
-          <w:rFonts w:asciiTheme="majorHAnsi" w:hAnsiTheme="majorHAnsi" w:cstheme="majorHAnsi"/>
-          <w:bCs/>
-          <w:spacing w:val="-3"/>
-          <w:w w:val="95"/>
-          <w:sz w:val="24"/>
-          <w:szCs w:val="24"/>
-          <w:lang w:val="de-DE"/>
-        </w:rPr>
-        <w:t xml:space="preserve"> und Verwaltung von Kundentickets</w:t>
-      </w:r>
-    </w:p>
-    <w:p>
-      <w:pPr>
-        <w:pStyle w:val="ListParagraph"/>
-        <w:numPr>
-          <w:ilvl w:val="0"/>
-          <w:numId w:val="31"/>
-        </w:numPr>
-        <w:rPr>
-          <w:rFonts w:asciiTheme="majorHAnsi" w:hAnsiTheme="majorHAnsi" w:cstheme="majorHAnsi"/>
-          <w:bCs/>
-          <w:spacing w:val="-3"/>
-          <w:w w:val="95"/>
-          <w:sz w:val="24"/>
-          <w:szCs w:val="24"/>
-          <w:lang w:val="de-DE"/>
-        </w:rPr>
-      </w:pPr>
-      <w:r>
-        <w:rPr>
-          <w:rFonts w:asciiTheme="majorHAnsi" w:hAnsiTheme="majorHAnsi" w:cstheme="majorHAnsi"/>
-          <w:bCs/>
-          <w:spacing w:val="-3"/>
-          <w:w w:val="95"/>
-          <w:sz w:val="24"/>
-          <w:szCs w:val="24"/>
-          <w:lang w:val="de-DE"/>
-        </w:rPr>
-        <w:t>Level 2 Bereitschaftsdienst für Kundenprobleme</w:t>
-      </w:r>
-    </w:p>
-    <w:p>
-      <w:pPr>
-        <w:pStyle w:val="ListParagraph"/>
-        <w:numPr>
-          <w:ilvl w:val="0"/>
-          <w:numId w:val="31"/>
-        </w:numPr>
-        <w:spacing w:after="240"/>
-        <w:rPr>
-          <w:rFonts w:asciiTheme="majorHAnsi" w:hAnsiTheme="majorHAnsi" w:cstheme="majorHAnsi"/>
-          <w:bCs/>
-          <w:spacing w:val="-3"/>
-          <w:w w:val="95"/>
-          <w:sz w:val="24"/>
-          <w:szCs w:val="24"/>
-          <w:lang w:val="de-DE"/>
-        </w:rPr>
-      </w:pPr>
-      <w:r>
-        <w:rPr>
-          <w:rFonts w:asciiTheme="majorHAnsi" w:hAnsiTheme="majorHAnsi" w:cstheme="majorHAnsi"/>
-          <w:bCs/>
-          <w:spacing w:val="-3"/>
-          <w:w w:val="95"/>
-          <w:sz w:val="24"/>
-          <w:szCs w:val="24"/>
-          <w:lang w:val="de-DE"/>
-        </w:rPr>
-        <w:t xml:space="preserve">Fähigkeiten: </w:t>
-      </w:r>
-      <w:r>
-        <w:rPr>
-          <w:rFonts w:asciiTheme="majorHAnsi" w:hAnsiTheme="majorHAnsi" w:cstheme="majorHAnsi"/>
-          <w:bCs/>
-          <w:spacing w:val="-3"/>
-          <w:w w:val="95"/>
-          <w:sz w:val="24"/>
-          <w:szCs w:val="24"/>
-          <w:lang w:val="de-DE"/>
-        </w:rPr>
-        <w:t xml:space="preserve">Access Points, </w:t>
-      </w:r>
-      <w:r>
-        <w:rPr>
-          <w:rFonts w:asciiTheme="majorHAnsi" w:hAnsiTheme="majorHAnsi" w:cstheme="majorHAnsi"/>
-          <w:bCs/>
-          <w:spacing w:val="-3"/>
-          <w:w w:val="95"/>
-          <w:sz w:val="24"/>
-          <w:szCs w:val="24"/>
-          <w:lang w:val="de-DE"/>
-        </w:rPr>
-        <w:t xml:space="preserve">C++, Docker, </w:t>
-      </w:r>
-      <w:proofErr w:type="spellStart"/>
-      <w:r>
-        <w:rPr>
-          <w:rFonts w:asciiTheme="majorHAnsi" w:hAnsiTheme="majorHAnsi" w:cstheme="majorHAnsi"/>
-          <w:bCs/>
-          <w:spacing w:val="-3"/>
-          <w:w w:val="95"/>
-          <w:sz w:val="24"/>
-          <w:szCs w:val="24"/>
-          <w:lang w:val="de-DE"/>
-        </w:rPr>
-        <w:t>GitLab</w:t>
-      </w:r>
-      <w:proofErr w:type="spellEnd"/>
-      <w:r>
-        <w:rPr>
-          <w:rFonts w:asciiTheme="majorHAnsi" w:hAnsiTheme="majorHAnsi" w:cstheme="majorHAnsi"/>
-          <w:bCs/>
-          <w:spacing w:val="-3"/>
-          <w:w w:val="95"/>
-          <w:sz w:val="24"/>
-          <w:szCs w:val="24"/>
-          <w:lang w:val="de-DE"/>
-        </w:rPr>
-        <w:t>,</w:t>
-      </w:r>
-      <w:r>
-        <w:rPr>
-          <w:rFonts w:asciiTheme="majorHAnsi" w:hAnsiTheme="majorHAnsi" w:cstheme="majorHAnsi"/>
-          <w:bCs/>
-          <w:spacing w:val="-3"/>
-          <w:w w:val="95"/>
-          <w:sz w:val="24"/>
-          <w:szCs w:val="24"/>
-          <w:lang w:val="de-DE"/>
-        </w:rPr>
-        <w:t xml:space="preserve"> </w:t>
-      </w:r>
-      <w:proofErr w:type="spellStart"/>
-      <w:r>
-        <w:rPr>
-          <w:rFonts w:asciiTheme="majorHAnsi" w:hAnsiTheme="majorHAnsi" w:cstheme="majorHAnsi"/>
-          <w:bCs/>
-          <w:spacing w:val="-3"/>
-          <w:w w:val="95"/>
-          <w:sz w:val="24"/>
-          <w:szCs w:val="24"/>
-          <w:lang w:val="de-DE"/>
-        </w:rPr>
-        <w:t>Grafana</w:t>
-      </w:r>
-      <w:proofErr w:type="spellEnd"/>
-      <w:r>
-        <w:rPr>
-          <w:rFonts w:asciiTheme="majorHAnsi" w:hAnsiTheme="majorHAnsi" w:cstheme="majorHAnsi"/>
-          <w:bCs/>
-          <w:spacing w:val="-3"/>
-          <w:w w:val="95"/>
-          <w:sz w:val="24"/>
-          <w:szCs w:val="24"/>
-          <w:lang w:val="de-DE"/>
-        </w:rPr>
-        <w:t>,</w:t>
-      </w:r>
-      <w:r>
-        <w:rPr>
-          <w:rFonts w:asciiTheme="majorHAnsi" w:hAnsiTheme="majorHAnsi" w:cstheme="majorHAnsi"/>
-          <w:bCs/>
-          <w:spacing w:val="-3"/>
-          <w:w w:val="95"/>
-          <w:sz w:val="24"/>
-          <w:szCs w:val="24"/>
-          <w:lang w:val="de-DE"/>
-        </w:rPr>
-        <w:t xml:space="preserve"> </w:t>
-      </w:r>
-      <w:proofErr w:type="spellStart"/>
-      <w:r>
-        <w:rPr>
-          <w:rFonts w:asciiTheme="majorHAnsi" w:hAnsiTheme="majorHAnsi" w:cstheme="majorHAnsi"/>
-          <w:bCs/>
-          <w:spacing w:val="-3"/>
-          <w:w w:val="95"/>
-          <w:sz w:val="24"/>
-          <w:szCs w:val="24"/>
-          <w:lang w:val="de-DE"/>
-        </w:rPr>
-        <w:t>Kubernetes</w:t>
-      </w:r>
-      <w:proofErr w:type="spellEnd"/>
-      <w:r>
-        <w:rPr>
-          <w:rFonts w:asciiTheme="majorHAnsi" w:hAnsiTheme="majorHAnsi" w:cstheme="majorHAnsi"/>
-          <w:bCs/>
-          <w:spacing w:val="-3"/>
-          <w:w w:val="95"/>
-          <w:sz w:val="24"/>
-          <w:szCs w:val="24"/>
-          <w:lang w:val="de-DE"/>
-        </w:rPr>
-        <w:t xml:space="preserve">, </w:t>
-      </w:r>
-      <w:r>
-        <w:rPr>
-          <w:rFonts w:asciiTheme="majorHAnsi" w:hAnsiTheme="majorHAnsi" w:cstheme="majorHAnsi"/>
-          <w:bCs/>
-          <w:spacing w:val="-3"/>
-          <w:w w:val="95"/>
-          <w:sz w:val="24"/>
-          <w:szCs w:val="24"/>
-          <w:lang w:val="de-DE"/>
-        </w:rPr>
-        <w:t>Linux</w:t>
-      </w:r>
-      <w:r>
-        <w:rPr>
-          <w:rFonts w:asciiTheme="majorHAnsi" w:hAnsiTheme="majorHAnsi" w:cstheme="majorHAnsi"/>
-          <w:bCs/>
-          <w:spacing w:val="-3"/>
-          <w:w w:val="95"/>
-          <w:sz w:val="24"/>
-          <w:szCs w:val="24"/>
-          <w:lang w:val="de-DE"/>
-        </w:rPr>
-        <w:t xml:space="preserve">, </w:t>
-      </w:r>
-      <w:r>
-        <w:rPr>
-          <w:rFonts w:asciiTheme="majorHAnsi" w:hAnsiTheme="majorHAnsi" w:cstheme="majorHAnsi"/>
-          <w:bCs/>
-          <w:spacing w:val="-3"/>
-          <w:w w:val="95"/>
-          <w:sz w:val="24"/>
-          <w:szCs w:val="24"/>
-          <w:lang w:val="de-DE"/>
-        </w:rPr>
-        <w:t xml:space="preserve">PostgreSQL, </w:t>
-      </w:r>
-      <w:proofErr w:type="spellStart"/>
-      <w:r>
-        <w:rPr>
-          <w:rFonts w:asciiTheme="majorHAnsi" w:hAnsiTheme="majorHAnsi" w:cstheme="majorHAnsi"/>
-          <w:bCs/>
-          <w:spacing w:val="-3"/>
-          <w:w w:val="95"/>
-          <w:sz w:val="24"/>
-          <w:szCs w:val="24"/>
-          <w:lang w:val="de-DE"/>
-        </w:rPr>
-        <w:t>Powershell</w:t>
-      </w:r>
-      <w:proofErr w:type="spellEnd"/>
-      <w:r>
-        <w:rPr>
-          <w:rFonts w:asciiTheme="majorHAnsi" w:hAnsiTheme="majorHAnsi" w:cstheme="majorHAnsi"/>
-          <w:bCs/>
-          <w:spacing w:val="-3"/>
-          <w:w w:val="95"/>
-          <w:sz w:val="24"/>
-          <w:szCs w:val="24"/>
-          <w:lang w:val="de-DE"/>
-        </w:rPr>
-        <w:t xml:space="preserve">, </w:t>
-      </w:r>
-      <w:proofErr w:type="spellStart"/>
-      <w:r>
-        <w:rPr>
-          <w:rFonts w:asciiTheme="majorHAnsi" w:hAnsiTheme="majorHAnsi" w:cstheme="majorHAnsi"/>
-          <w:bCs/>
-          <w:spacing w:val="-3"/>
-          <w:w w:val="95"/>
-          <w:sz w:val="24"/>
-          <w:szCs w:val="24"/>
-          <w:lang w:val="de-DE"/>
-        </w:rPr>
-        <w:t>pfSense</w:t>
-      </w:r>
-      <w:proofErr w:type="spellEnd"/>
-      <w:r>
-        <w:rPr>
-          <w:rFonts w:asciiTheme="majorHAnsi" w:hAnsiTheme="majorHAnsi" w:cstheme="majorHAnsi"/>
-          <w:bCs/>
-          <w:spacing w:val="-3"/>
-          <w:w w:val="95"/>
-          <w:sz w:val="24"/>
-          <w:szCs w:val="24"/>
-          <w:lang w:val="de-DE"/>
-        </w:rPr>
-        <w:t xml:space="preserve">, </w:t>
-      </w:r>
-      <w:r>
-        <w:rPr>
-          <w:rFonts w:asciiTheme="majorHAnsi" w:hAnsiTheme="majorHAnsi" w:cstheme="majorHAnsi"/>
-          <w:bCs/>
-          <w:spacing w:val="-3"/>
-          <w:w w:val="95"/>
-          <w:sz w:val="24"/>
-          <w:szCs w:val="24"/>
-          <w:lang w:val="de-DE"/>
-        </w:rPr>
-        <w:t xml:space="preserve">REST API, </w:t>
-      </w:r>
-      <w:r>
-        <w:rPr>
-          <w:rFonts w:asciiTheme="majorHAnsi" w:hAnsiTheme="majorHAnsi" w:cstheme="majorHAnsi"/>
-          <w:bCs/>
-          <w:spacing w:val="-3"/>
-          <w:w w:val="95"/>
-          <w:sz w:val="24"/>
-          <w:szCs w:val="24"/>
-          <w:lang w:val="de-DE"/>
-        </w:rPr>
-        <w:t xml:space="preserve">Router, </w:t>
-      </w:r>
-      <w:r>
-        <w:rPr>
-          <w:rFonts w:asciiTheme="majorHAnsi" w:hAnsiTheme="majorHAnsi" w:cstheme="majorHAnsi"/>
-          <w:bCs/>
-          <w:spacing w:val="-3"/>
-          <w:w w:val="95"/>
-          <w:sz w:val="24"/>
-          <w:szCs w:val="24"/>
-          <w:lang w:val="de-DE"/>
-        </w:rPr>
-        <w:t>Swagger, VMware</w:t>
-      </w:r>
-    </w:p>
-    <w:p>
-      <w:pPr>
-        <w:spacing w:after="0"/>
-        <w:ind w:left="283"/>
-        <w:rPr>
-          <w:rFonts w:asciiTheme="majorHAnsi" w:hAnsiTheme="majorHAnsi" w:cstheme="majorHAnsi"/>
-          <w:b/>
-          <w:sz w:val="24"/>
-          <w:szCs w:val="24"/>
-          <w:lang w:val="en-GB"/>
-        </w:rPr>
-      </w:pPr>
-      <w:r>
-        <w:rPr>
-          <w:rFonts w:asciiTheme="majorHAnsi" w:hAnsiTheme="majorHAnsi" w:cstheme="majorHAnsi"/>
-          <w:b/>
-          <w:spacing w:val="-3"/>
-          <w:w w:val="95"/>
-          <w:sz w:val="24"/>
-          <w:szCs w:val="24"/>
-          <w:lang w:val="en-GB"/>
-        </w:rPr>
-        <w:t>12/</w:t>
-      </w:r>
-      <w:r>
-        <w:rPr>
-          <w:rFonts w:asciiTheme="majorHAnsi" w:hAnsiTheme="majorHAnsi" w:cstheme="majorHAnsi"/>
-          <w:b/>
-          <w:spacing w:val="-3"/>
-          <w:w w:val="95"/>
-          <w:sz w:val="24"/>
-          <w:szCs w:val="24"/>
-          <w:lang w:val="en-GB"/>
-        </w:rPr>
-        <w:t>2013</w:t>
-      </w:r>
-      <w:r>
-        <w:rPr>
-          <w:rFonts w:asciiTheme="majorHAnsi" w:hAnsiTheme="majorHAnsi" w:cstheme="majorHAnsi"/>
-          <w:b/>
-          <w:spacing w:val="-3"/>
-          <w:w w:val="95"/>
-          <w:sz w:val="24"/>
-          <w:szCs w:val="24"/>
-          <w:lang w:val="en-GB"/>
-        </w:rPr>
-        <w:t xml:space="preserve"> - </w:t>
-      </w:r>
-      <w:r>
-        <w:rPr>
-          <w:rFonts w:asciiTheme="majorHAnsi" w:hAnsiTheme="majorHAnsi" w:cstheme="majorHAnsi"/>
-          <w:b/>
-          <w:spacing w:val="-3"/>
-          <w:w w:val="95"/>
-          <w:sz w:val="24"/>
-          <w:szCs w:val="24"/>
-          <w:lang w:val="en-GB"/>
-        </w:rPr>
-        <w:t>09/</w:t>
-      </w:r>
-      <w:r>
-        <w:rPr>
-          <w:rFonts w:asciiTheme="majorHAnsi" w:hAnsiTheme="majorHAnsi" w:cstheme="majorHAnsi"/>
-          <w:b/>
-          <w:spacing w:val="-3"/>
-          <w:w w:val="95"/>
-          <w:sz w:val="24"/>
-          <w:szCs w:val="24"/>
-          <w:lang w:val="en-GB"/>
-        </w:rPr>
-        <w:t>2018</w:t>
-      </w:r>
-      <w:r>
-        <w:rPr>
-          <w:rFonts w:asciiTheme="majorHAnsi" w:hAnsiTheme="majorHAnsi" w:cstheme="majorHAnsi"/>
-          <w:b/>
-          <w:spacing w:val="-11"/>
-          <w:w w:val="95"/>
-          <w:sz w:val="24"/>
-          <w:szCs w:val="24"/>
-          <w:lang w:val="en-GB"/>
-        </w:rPr>
-        <w:tab/>
-      </w:r>
-      <w:r>
-        <w:rPr>
-          <w:rFonts w:asciiTheme="majorHAnsi" w:hAnsiTheme="majorHAnsi" w:cstheme="majorHAnsi"/>
-          <w:b/>
-          <w:spacing w:val="-11"/>
-          <w:w w:val="95"/>
-          <w:sz w:val="24"/>
-          <w:szCs w:val="24"/>
-          <w:lang w:val="en-GB"/>
-        </w:rPr>
-        <w:tab/>
-      </w:r>
-      <w:r>
-        <w:rPr>
-          <w:rFonts w:asciiTheme="majorHAnsi" w:hAnsiTheme="majorHAnsi" w:cstheme="majorHAnsi"/>
-          <w:b/>
-          <w:spacing w:val="-11"/>
-          <w:w w:val="95"/>
-          <w:sz w:val="24"/>
-          <w:szCs w:val="24"/>
-          <w:lang w:val="en-GB"/>
-        </w:rPr>
-        <w:tab/>
-      </w:r>
-      <w:r>
-        <w:rPr>
-          <w:rFonts w:asciiTheme="majorHAnsi" w:hAnsiTheme="majorHAnsi" w:cstheme="majorHAnsi"/>
-          <w:b/>
-          <w:spacing w:val="-11"/>
-          <w:w w:val="95"/>
-          <w:sz w:val="24"/>
-          <w:szCs w:val="24"/>
-          <w:lang w:val="en-GB"/>
-        </w:rPr>
-        <w:t xml:space="preserve">System </w:t>
-      </w:r>
-      <w:proofErr w:type="spellStart"/>
-      <w:r>
-        <w:rPr>
-          <w:rFonts w:asciiTheme="majorHAnsi" w:hAnsiTheme="majorHAnsi" w:cstheme="majorHAnsi"/>
-          <w:b/>
-          <w:spacing w:val="-11"/>
-          <w:w w:val="95"/>
-          <w:sz w:val="24"/>
-          <w:szCs w:val="24"/>
-          <w:lang w:val="en-GB"/>
-        </w:rPr>
-        <w:t>I</w:t>
-      </w:r>
-      <w:r>
-        <w:rPr>
-          <w:rFonts w:asciiTheme="majorHAnsi" w:hAnsiTheme="majorHAnsi" w:cstheme="majorHAnsi"/>
-          <w:b/>
-          <w:spacing w:val="-11"/>
-          <w:w w:val="95"/>
-          <w:sz w:val="24"/>
-          <w:szCs w:val="24"/>
-          <w:lang w:val="en-GB"/>
-        </w:rPr>
-        <w:t>ngenieur</w:t>
-      </w:r>
-      <w:proofErr w:type="spellEnd"/>
-      <w:r>
-        <w:rPr>
-          <w:rFonts w:asciiTheme="majorHAnsi" w:hAnsiTheme="majorHAnsi" w:cstheme="majorHAnsi"/>
-          <w:b/>
-          <w:spacing w:val="-11"/>
-          <w:w w:val="95"/>
-          <w:sz w:val="24"/>
-          <w:szCs w:val="24"/>
-          <w:lang w:val="en-GB"/>
-        </w:rPr>
-        <w:t xml:space="preserve"> - </w:t>
-      </w:r>
-      <w:r>
-        <w:rPr>
-          <w:rFonts w:asciiTheme="majorHAnsi" w:hAnsiTheme="majorHAnsi" w:cstheme="majorHAnsi"/>
-          <w:b/>
-          <w:sz w:val="24"/>
-          <w:szCs w:val="24"/>
-          <w:lang w:val="en-GB"/>
-        </w:rPr>
-        <w:t xml:space="preserve">Tata Consultancy Services Ltd, </w:t>
-      </w:r>
-      <w:proofErr w:type="spellStart"/>
-      <w:r>
-        <w:rPr>
-          <w:rFonts w:asciiTheme="majorHAnsi" w:hAnsiTheme="majorHAnsi" w:cstheme="majorHAnsi"/>
-          <w:b/>
-          <w:sz w:val="24"/>
-          <w:szCs w:val="24"/>
-          <w:lang w:val="en-GB"/>
-        </w:rPr>
-        <w:t>Indien</w:t>
-      </w:r>
-      <w:proofErr w:type="spellEnd"/>
-    </w:p>
-    <w:p>
-      <w:pPr>
-        <w:pStyle w:val="ListParagraph"/>
-        <w:numPr>
-          <w:ilvl w:val="0"/>
-          <w:numId w:val="31"/>
-        </w:numPr>
-        <w:rPr>
-          <w:rFonts w:asciiTheme="majorHAnsi" w:hAnsiTheme="majorHAnsi" w:cstheme="majorHAnsi"/>
-          <w:bCs/>
-          <w:spacing w:val="-3"/>
-          <w:w w:val="95"/>
-          <w:sz w:val="24"/>
-          <w:szCs w:val="24"/>
-          <w:lang w:val="de-DE"/>
-        </w:rPr>
-      </w:pPr>
-      <w:r>
-        <w:rPr>
-          <w:rFonts w:asciiTheme="majorHAnsi" w:hAnsiTheme="majorHAnsi" w:cstheme="majorHAnsi"/>
-          <w:bCs/>
-          <w:spacing w:val="-3"/>
-          <w:w w:val="95"/>
-          <w:sz w:val="24"/>
-          <w:szCs w:val="24"/>
-          <w:lang w:val="de-DE"/>
-        </w:rPr>
-        <w:t>Arbeit in webbasierten Java-Anwendungen mit Spring Framework MVC-Architektur, JavaScript und Interaktion mit SQL-Datenbank mit Hibernate</w:t>
-      </w:r>
-    </w:p>
-    <w:p>
-      <w:pPr>
-        <w:pStyle w:val="ListParagraph"/>
-        <w:numPr>
-          <w:ilvl w:val="0"/>
-          <w:numId w:val="31"/>
-        </w:numPr>
-        <w:rPr>
-          <w:rFonts w:asciiTheme="majorHAnsi" w:hAnsiTheme="majorHAnsi" w:cstheme="majorHAnsi"/>
-          <w:bCs/>
-          <w:spacing w:val="-3"/>
-          <w:w w:val="95"/>
-          <w:sz w:val="24"/>
-          <w:szCs w:val="24"/>
-          <w:lang w:val="de-DE"/>
-        </w:rPr>
-      </w:pPr>
-      <w:r>
-        <w:rPr>
-          <w:rFonts w:asciiTheme="majorHAnsi" w:hAnsiTheme="majorHAnsi" w:cstheme="majorHAnsi"/>
-          <w:bCs/>
-          <w:spacing w:val="-3"/>
-          <w:w w:val="95"/>
-          <w:sz w:val="24"/>
-          <w:szCs w:val="24"/>
-          <w:lang w:val="de-DE"/>
-        </w:rPr>
-        <w:t>Verw</w:t>
-      </w:r>
-      <w:r>
-        <w:rPr>
-          <w:rFonts w:asciiTheme="majorHAnsi" w:hAnsiTheme="majorHAnsi" w:cstheme="majorHAnsi"/>
-          <w:bCs/>
-          <w:spacing w:val="-3"/>
-          <w:w w:val="95"/>
-          <w:sz w:val="24"/>
-          <w:szCs w:val="24"/>
-          <w:lang w:val="de-DE"/>
-        </w:rPr>
-        <w:t>altung</w:t>
-      </w:r>
-      <w:r>
-        <w:rPr>
-          <w:rFonts w:asciiTheme="majorHAnsi" w:hAnsiTheme="majorHAnsi" w:cstheme="majorHAnsi"/>
-          <w:bCs/>
-          <w:spacing w:val="-3"/>
-          <w:w w:val="95"/>
-          <w:sz w:val="24"/>
-          <w:szCs w:val="24"/>
-          <w:lang w:val="de-DE"/>
-        </w:rPr>
-        <w:t xml:space="preserve"> der CI/CD-Pipeline</w:t>
-      </w:r>
-      <w:r>
-        <w:rPr>
-          <w:rFonts w:asciiTheme="majorHAnsi" w:hAnsiTheme="majorHAnsi" w:cstheme="majorHAnsi"/>
-          <w:bCs/>
-          <w:spacing w:val="-3"/>
-          <w:w w:val="95"/>
-          <w:sz w:val="24"/>
-          <w:szCs w:val="24"/>
-          <w:lang w:val="de-DE"/>
-        </w:rPr>
-        <w:t>, Code-Reviews</w:t>
-      </w:r>
-    </w:p>
-    <w:p>
-      <w:pPr>
-        <w:pStyle w:val="ListParagraph"/>
-        <w:numPr>
-          <w:ilvl w:val="0"/>
-          <w:numId w:val="31"/>
-        </w:numPr>
-        <w:rPr>
-          <w:rFonts w:asciiTheme="majorHAnsi" w:hAnsiTheme="majorHAnsi" w:cstheme="majorHAnsi"/>
-          <w:bCs/>
-          <w:spacing w:val="-3"/>
-          <w:w w:val="95"/>
-          <w:sz w:val="24"/>
-          <w:szCs w:val="24"/>
-          <w:lang w:val="de-DE"/>
-        </w:rPr>
-      </w:pPr>
-      <w:r>
-        <w:rPr>
-          <w:rFonts w:asciiTheme="majorHAnsi" w:hAnsiTheme="majorHAnsi" w:cstheme="majorHAnsi"/>
-          <w:bCs/>
-          <w:spacing w:val="-3"/>
-          <w:w w:val="95"/>
-          <w:sz w:val="24"/>
-          <w:szCs w:val="24"/>
-          <w:lang w:val="de-DE"/>
-        </w:rPr>
-        <w:t>Testen auf dem Pre-</w:t>
-      </w:r>
-      <w:proofErr w:type="spellStart"/>
-      <w:r>
-        <w:rPr>
-          <w:rFonts w:asciiTheme="majorHAnsi" w:hAnsiTheme="majorHAnsi" w:cstheme="majorHAnsi"/>
-          <w:bCs/>
-          <w:spacing w:val="-3"/>
-          <w:w w:val="95"/>
-          <w:sz w:val="24"/>
-          <w:szCs w:val="24"/>
-          <w:lang w:val="de-DE"/>
-        </w:rPr>
-        <w:t>Production</w:t>
-      </w:r>
-      <w:proofErr w:type="spellEnd"/>
-      <w:r>
-        <w:rPr>
-          <w:rFonts w:asciiTheme="majorHAnsi" w:hAnsiTheme="majorHAnsi" w:cstheme="majorHAnsi"/>
-          <w:bCs/>
-          <w:spacing w:val="-3"/>
-          <w:w w:val="95"/>
-          <w:sz w:val="24"/>
-          <w:szCs w:val="24"/>
-          <w:lang w:val="de-DE"/>
-        </w:rPr>
-        <w:t>-Server</w:t>
-      </w:r>
-    </w:p>
-    <w:p>
-      <w:pPr>
-        <w:pStyle w:val="ListParagraph"/>
-        <w:numPr>
-          <w:ilvl w:val="0"/>
-          <w:numId w:val="31"/>
-        </w:numPr>
-        <w:rPr>
-          <w:rFonts w:asciiTheme="majorHAnsi" w:hAnsiTheme="majorHAnsi" w:cstheme="majorHAnsi"/>
-          <w:bCs/>
-          <w:spacing w:val="-3"/>
-          <w:w w:val="95"/>
-          <w:sz w:val="24"/>
-          <w:szCs w:val="24"/>
-          <w:lang w:val="de-DE"/>
-        </w:rPr>
-      </w:pPr>
-      <w:r>
-        <w:rPr>
-          <w:rFonts w:asciiTheme="majorHAnsi" w:hAnsiTheme="majorHAnsi" w:cstheme="majorHAnsi"/>
-          <w:bCs/>
-          <w:spacing w:val="-3"/>
-          <w:w w:val="95"/>
-          <w:sz w:val="24"/>
-          <w:szCs w:val="24"/>
-          <w:lang w:val="de-DE"/>
-        </w:rPr>
-        <w:t xml:space="preserve">Anwendungen </w:t>
-      </w:r>
-      <w:r>
-        <w:rPr>
-          <w:rFonts w:asciiTheme="majorHAnsi" w:hAnsiTheme="majorHAnsi" w:cstheme="majorHAnsi"/>
-          <w:bCs/>
-          <w:spacing w:val="-3"/>
-          <w:w w:val="95"/>
-          <w:sz w:val="24"/>
-          <w:szCs w:val="24"/>
-          <w:lang w:val="de-DE"/>
-        </w:rPr>
-        <w:t>Überwachung</w:t>
-      </w:r>
-      <w:r>
-        <w:rPr>
-          <w:rFonts w:asciiTheme="majorHAnsi" w:hAnsiTheme="majorHAnsi" w:cstheme="majorHAnsi"/>
-          <w:bCs/>
-          <w:spacing w:val="-3"/>
-          <w:w w:val="95"/>
-          <w:sz w:val="24"/>
-          <w:szCs w:val="24"/>
-          <w:lang w:val="de-DE"/>
-        </w:rPr>
-        <w:t xml:space="preserve">, </w:t>
-      </w:r>
-      <w:r>
-        <w:rPr>
-          <w:rFonts w:asciiTheme="majorHAnsi" w:hAnsiTheme="majorHAnsi" w:cstheme="majorHAnsi"/>
-          <w:bCs/>
-          <w:spacing w:val="-3"/>
-          <w:w w:val="95"/>
-          <w:sz w:val="24"/>
-          <w:szCs w:val="24"/>
-          <w:lang w:val="de-DE"/>
-        </w:rPr>
-        <w:t>Warnmeldungen</w:t>
-      </w:r>
-      <w:r>
-        <w:rPr>
-          <w:rFonts w:asciiTheme="majorHAnsi" w:hAnsiTheme="majorHAnsi" w:cstheme="majorHAnsi"/>
-          <w:bCs/>
-          <w:spacing w:val="-3"/>
-          <w:w w:val="95"/>
-          <w:sz w:val="24"/>
-          <w:szCs w:val="24"/>
-          <w:lang w:val="de-DE"/>
-        </w:rPr>
-        <w:t xml:space="preserve"> </w:t>
-      </w:r>
-    </w:p>
-    <w:p>
-      <w:pPr>
-        <w:pStyle w:val="ListParagraph"/>
-        <w:numPr>
-          <w:ilvl w:val="0"/>
-          <w:numId w:val="31"/>
-        </w:numPr>
-        <w:rPr>
-          <w:rFonts w:asciiTheme="majorHAnsi" w:hAnsiTheme="majorHAnsi" w:cstheme="majorHAnsi"/>
-          <w:bCs/>
-          <w:spacing w:val="-3"/>
-          <w:w w:val="95"/>
-          <w:sz w:val="24"/>
-          <w:szCs w:val="24"/>
-          <w:lang w:val="de-DE"/>
-        </w:rPr>
-      </w:pPr>
-      <w:r>
-        <w:rPr>
-          <w:rFonts w:asciiTheme="majorHAnsi" w:hAnsiTheme="majorHAnsi" w:cstheme="majorHAnsi"/>
-          <w:bCs/>
-          <w:spacing w:val="-3"/>
-          <w:w w:val="95"/>
-          <w:sz w:val="24"/>
-          <w:szCs w:val="24"/>
-          <w:lang w:val="de-DE"/>
-        </w:rPr>
-        <w:t>Verwaltung von Releases, Hotfixes und Release Notes</w:t>
-      </w:r>
-    </w:p>
-    <w:p>
-      <w:pPr>
-        <w:pStyle w:val="ListParagraph"/>
-        <w:numPr>
-          <w:ilvl w:val="0"/>
-          <w:numId w:val="31"/>
-        </w:numPr>
-        <w:rPr>
-          <w:rFonts w:asciiTheme="majorHAnsi" w:hAnsiTheme="majorHAnsi" w:cstheme="majorHAnsi"/>
-          <w:bCs/>
-          <w:spacing w:val="-3"/>
-          <w:w w:val="95"/>
-          <w:sz w:val="24"/>
-          <w:szCs w:val="24"/>
-          <w:lang w:val="de-DE"/>
-        </w:rPr>
-      </w:pPr>
-      <w:r>
-        <w:rPr>
-          <w:rFonts w:asciiTheme="majorHAnsi" w:hAnsiTheme="majorHAnsi" w:cstheme="majorHAnsi"/>
-          <w:bCs/>
-          <w:spacing w:val="-3"/>
-          <w:w w:val="95"/>
-          <w:sz w:val="24"/>
-          <w:szCs w:val="24"/>
-          <w:lang w:val="de-DE"/>
-        </w:rPr>
-        <w:t>Task- und Infrastrukturmanagement</w:t>
-      </w:r>
-    </w:p>
-    <w:p>
-      <w:pPr>
-        <w:pStyle w:val="ListParagraph"/>
-        <w:numPr>
-          <w:ilvl w:val="0"/>
-          <w:numId w:val="31"/>
-        </w:numPr>
-        <w:spacing w:after="240"/>
-        <w:rPr>
-          <w:rFonts w:asciiTheme="majorHAnsi" w:hAnsiTheme="majorHAnsi" w:cstheme="majorHAnsi"/>
-          <w:bCs/>
-          <w:spacing w:val="-3"/>
-          <w:w w:val="95"/>
-          <w:sz w:val="24"/>
-          <w:szCs w:val="24"/>
-          <w:lang w:val="de-DE"/>
-        </w:rPr>
-      </w:pPr>
-      <w:r>
-        <w:rPr>
-          <w:rFonts w:asciiTheme="majorHAnsi" w:hAnsiTheme="majorHAnsi" w:cstheme="majorHAnsi"/>
-          <w:bCs/>
-          <w:spacing w:val="-3"/>
-          <w:w w:val="95"/>
-          <w:sz w:val="24"/>
-          <w:szCs w:val="24"/>
-          <w:lang w:val="de-DE"/>
-        </w:rPr>
-        <w:t>Skills:</w:t>
-      </w:r>
-      <w:r>
-        <w:rPr>
-          <w:rFonts w:asciiTheme="majorHAnsi" w:hAnsiTheme="majorHAnsi" w:cstheme="majorHAnsi"/>
-          <w:bCs/>
-          <w:spacing w:val="-3"/>
-          <w:w w:val="95"/>
-          <w:sz w:val="24"/>
-          <w:szCs w:val="24"/>
-          <w:lang w:val="de-DE"/>
-        </w:rPr>
-        <w:t xml:space="preserve"> </w:t>
-      </w:r>
-      <w:r>
-        <w:rPr>
-          <w:rFonts w:asciiTheme="majorHAnsi" w:hAnsiTheme="majorHAnsi" w:cstheme="majorHAnsi"/>
-          <w:bCs/>
-          <w:spacing w:val="-3"/>
-          <w:w w:val="95"/>
-          <w:sz w:val="24"/>
-          <w:szCs w:val="24"/>
-          <w:lang w:val="de-DE"/>
-        </w:rPr>
-        <w:t xml:space="preserve">C, C++, </w:t>
-      </w:r>
-      <w:r>
-        <w:rPr>
-          <w:rFonts w:asciiTheme="majorHAnsi" w:hAnsiTheme="majorHAnsi" w:cstheme="majorHAnsi"/>
-          <w:bCs/>
-          <w:spacing w:val="-3"/>
-          <w:w w:val="95"/>
-          <w:sz w:val="24"/>
-          <w:szCs w:val="24"/>
-          <w:lang w:val="de-DE"/>
-        </w:rPr>
-        <w:t>Jenkins</w:t>
-      </w:r>
-      <w:r>
-        <w:rPr>
-          <w:rFonts w:asciiTheme="majorHAnsi" w:hAnsiTheme="majorHAnsi" w:cstheme="majorHAnsi"/>
-          <w:bCs/>
-          <w:spacing w:val="-3"/>
-          <w:w w:val="95"/>
-          <w:sz w:val="24"/>
-          <w:szCs w:val="24"/>
-          <w:lang w:val="de-DE"/>
-        </w:rPr>
-        <w:t xml:space="preserve">, </w:t>
-      </w:r>
-      <w:r>
-        <w:rPr>
-          <w:rFonts w:asciiTheme="majorHAnsi" w:hAnsiTheme="majorHAnsi" w:cstheme="majorHAnsi"/>
-          <w:bCs/>
-          <w:spacing w:val="-3"/>
-          <w:w w:val="95"/>
-          <w:sz w:val="24"/>
-          <w:szCs w:val="24"/>
-          <w:lang w:val="de-DE"/>
-        </w:rPr>
-        <w:t xml:space="preserve">DB2, </w:t>
-      </w:r>
-      <w:proofErr w:type="spellStart"/>
-      <w:r>
-        <w:rPr>
-          <w:rFonts w:asciiTheme="majorHAnsi" w:hAnsiTheme="majorHAnsi" w:cstheme="majorHAnsi"/>
-          <w:bCs/>
-          <w:spacing w:val="-3"/>
-          <w:w w:val="95"/>
-          <w:sz w:val="24"/>
-          <w:szCs w:val="24"/>
-          <w:lang w:val="de-DE"/>
-        </w:rPr>
-        <w:t>DevOps</w:t>
-      </w:r>
-      <w:proofErr w:type="spellEnd"/>
-      <w:r>
-        <w:rPr>
-          <w:rFonts w:asciiTheme="majorHAnsi" w:hAnsiTheme="majorHAnsi" w:cstheme="majorHAnsi"/>
-          <w:bCs/>
-          <w:spacing w:val="-3"/>
-          <w:w w:val="95"/>
-          <w:sz w:val="24"/>
-          <w:szCs w:val="24"/>
-          <w:lang w:val="de-DE"/>
-        </w:rPr>
-        <w:t xml:space="preserve">, </w:t>
-      </w:r>
-      <w:proofErr w:type="spellStart"/>
-      <w:r>
-        <w:rPr>
-          <w:rFonts w:asciiTheme="majorHAnsi" w:hAnsiTheme="majorHAnsi" w:cstheme="majorHAnsi"/>
-          <w:bCs/>
-          <w:spacing w:val="-3"/>
-          <w:w w:val="95"/>
-          <w:sz w:val="24"/>
-          <w:szCs w:val="24"/>
-          <w:lang w:val="de-DE"/>
-        </w:rPr>
-        <w:t>Dynatrace</w:t>
-      </w:r>
-      <w:proofErr w:type="spellEnd"/>
-      <w:r>
-        <w:rPr>
-          <w:rFonts w:asciiTheme="majorHAnsi" w:hAnsiTheme="majorHAnsi" w:cstheme="majorHAnsi"/>
-          <w:bCs/>
-          <w:spacing w:val="-3"/>
-          <w:w w:val="95"/>
-          <w:sz w:val="24"/>
-          <w:szCs w:val="24"/>
-          <w:lang w:val="de-DE"/>
-        </w:rPr>
-        <w:t xml:space="preserve">, </w:t>
-      </w:r>
-      <w:r>
-        <w:rPr>
-          <w:rFonts w:asciiTheme="majorHAnsi" w:hAnsiTheme="majorHAnsi" w:cstheme="majorHAnsi"/>
-          <w:bCs/>
-          <w:spacing w:val="-3"/>
-          <w:w w:val="95"/>
-          <w:sz w:val="24"/>
-          <w:szCs w:val="24"/>
-          <w:lang w:val="de-DE"/>
-        </w:rPr>
-        <w:t xml:space="preserve">GitHub, </w:t>
-      </w:r>
-      <w:r>
-        <w:rPr>
-          <w:rFonts w:asciiTheme="majorHAnsi" w:hAnsiTheme="majorHAnsi" w:cstheme="majorHAnsi"/>
-          <w:bCs/>
-          <w:spacing w:val="-3"/>
-          <w:w w:val="95"/>
-          <w:sz w:val="24"/>
-          <w:szCs w:val="24"/>
-          <w:lang w:val="de-DE"/>
-        </w:rPr>
-        <w:t xml:space="preserve">Hadoop, </w:t>
-      </w:r>
-      <w:r>
-        <w:rPr>
-          <w:rFonts w:asciiTheme="majorHAnsi" w:hAnsiTheme="majorHAnsi" w:cstheme="majorHAnsi"/>
-          <w:bCs/>
-          <w:spacing w:val="-3"/>
-          <w:w w:val="95"/>
-          <w:sz w:val="24"/>
-          <w:szCs w:val="24"/>
-          <w:lang w:val="de-DE"/>
-        </w:rPr>
-        <w:t xml:space="preserve">IBM MB and MQ, Java, </w:t>
-      </w:r>
-      <w:r>
-        <w:rPr>
-          <w:rFonts w:asciiTheme="majorHAnsi" w:hAnsiTheme="majorHAnsi" w:cstheme="majorHAnsi"/>
-          <w:bCs/>
-          <w:spacing w:val="-3"/>
-          <w:w w:val="95"/>
-          <w:sz w:val="24"/>
-          <w:szCs w:val="24"/>
-          <w:lang w:val="de-DE"/>
-        </w:rPr>
-        <w:t xml:space="preserve">Kafka, </w:t>
-      </w:r>
-      <w:r>
-        <w:rPr>
-          <w:rFonts w:asciiTheme="majorHAnsi" w:hAnsiTheme="majorHAnsi" w:cstheme="majorHAnsi"/>
-          <w:bCs/>
-          <w:spacing w:val="-3"/>
-          <w:w w:val="95"/>
-          <w:sz w:val="24"/>
-          <w:szCs w:val="24"/>
-          <w:lang w:val="de-DE"/>
-        </w:rPr>
-        <w:t xml:space="preserve">OOPs, </w:t>
-      </w:r>
-      <w:r>
-        <w:rPr>
-          <w:rFonts w:asciiTheme="majorHAnsi" w:hAnsiTheme="majorHAnsi" w:cstheme="majorHAnsi"/>
-          <w:bCs/>
-          <w:spacing w:val="-3"/>
-          <w:w w:val="95"/>
-          <w:sz w:val="24"/>
-          <w:szCs w:val="24"/>
-          <w:lang w:val="de-DE"/>
-        </w:rPr>
-        <w:t xml:space="preserve">Shell </w:t>
-      </w:r>
-      <w:proofErr w:type="spellStart"/>
-      <w:r>
-        <w:rPr>
-          <w:rFonts w:asciiTheme="majorHAnsi" w:hAnsiTheme="majorHAnsi" w:cstheme="majorHAnsi"/>
-          <w:bCs/>
-          <w:spacing w:val="-3"/>
-          <w:w w:val="95"/>
-          <w:sz w:val="24"/>
-          <w:szCs w:val="24"/>
-          <w:lang w:val="de-DE"/>
-        </w:rPr>
-        <w:t>script</w:t>
-      </w:r>
-      <w:proofErr w:type="spellEnd"/>
-      <w:r>
-        <w:rPr>
-          <w:rFonts w:asciiTheme="majorHAnsi" w:hAnsiTheme="majorHAnsi" w:cstheme="majorHAnsi"/>
-          <w:bCs/>
-          <w:spacing w:val="-3"/>
-          <w:w w:val="95"/>
-          <w:sz w:val="24"/>
-          <w:szCs w:val="24"/>
-          <w:lang w:val="de-DE"/>
-        </w:rPr>
-        <w:t xml:space="preserve">, Prometheus, Putty, </w:t>
-      </w:r>
-      <w:r>
-        <w:rPr>
-          <w:rFonts w:asciiTheme="majorHAnsi" w:hAnsiTheme="majorHAnsi" w:cstheme="majorHAnsi"/>
-          <w:bCs/>
-          <w:spacing w:val="-3"/>
-          <w:w w:val="95"/>
-          <w:sz w:val="24"/>
-          <w:szCs w:val="24"/>
-          <w:lang w:val="de-DE"/>
-        </w:rPr>
-        <w:t>Jira</w:t>
-      </w:r>
-      <w:r>
-        <w:rPr>
-          <w:rFonts w:asciiTheme="majorHAnsi" w:hAnsiTheme="majorHAnsi" w:cstheme="majorHAnsi"/>
-          <w:bCs/>
-          <w:spacing w:val="-3"/>
-          <w:w w:val="95"/>
-          <w:sz w:val="24"/>
-          <w:szCs w:val="24"/>
-          <w:lang w:val="de-DE"/>
-        </w:rPr>
-        <w:t xml:space="preserve">, Splunk </w:t>
-      </w:r>
-    </w:p>
-    <w:p>
-      <w:pPr>
-        <w:spacing w:after="0"/>
-        <w:ind w:firstLine="283"/>
-        <w:jc w:val="both"/>
-        <w:rPr>
-          <w:rFonts w:asciiTheme="majorHAnsi" w:hAnsiTheme="majorHAnsi" w:cstheme="majorHAnsi"/>
-          <w:b/>
-          <w:w w:val="95"/>
-          <w:sz w:val="24"/>
-          <w:szCs w:val="24"/>
-        </w:rPr>
-      </w:pPr>
-      <w:r>
-        <w:rPr>
-          <w:rFonts w:asciiTheme="majorHAnsi" w:hAnsiTheme="majorHAnsi" w:cstheme="majorHAnsi"/>
-          <w:b/>
-          <w:w w:val="95"/>
-          <w:sz w:val="24"/>
-          <w:szCs w:val="24"/>
-        </w:rPr>
-        <w:t>06/2021</w:t>
-      </w:r>
-      <w:r>
-        <w:rPr>
-          <w:rFonts w:asciiTheme="majorHAnsi" w:hAnsiTheme="majorHAnsi" w:cstheme="majorHAnsi"/>
-          <w:b/>
-          <w:w w:val="95"/>
-          <w:sz w:val="24"/>
-          <w:szCs w:val="24"/>
-        </w:rPr>
-        <w:t xml:space="preserve"> –</w:t>
-      </w:r>
-      <w:r>
-        <w:rPr>
-          <w:rFonts w:asciiTheme="majorHAnsi" w:hAnsiTheme="majorHAnsi" w:cstheme="majorHAnsi"/>
-          <w:b/>
-          <w:w w:val="95"/>
-          <w:sz w:val="24"/>
-          <w:szCs w:val="24"/>
-        </w:rPr>
-        <w:t xml:space="preserve"> </w:t>
-      </w:r>
-      <w:r>
-        <w:rPr>
-          <w:rFonts w:asciiTheme="majorHAnsi" w:hAnsiTheme="majorHAnsi" w:cstheme="majorHAnsi"/>
-          <w:b/>
-          <w:w w:val="95"/>
-          <w:sz w:val="24"/>
-          <w:szCs w:val="24"/>
-        </w:rPr>
-        <w:t>11/2021</w:t>
-      </w:r>
-      <w:r>
-        <w:tab/>
-      </w:r>
-      <w:r>
-        <w:tab/>
-      </w:r>
-      <w:r>
-        <w:tab/>
-      </w:r>
-      <w:r>
-        <w:rPr>
-          <w:rFonts w:asciiTheme="majorHAnsi" w:hAnsiTheme="majorHAnsi" w:cstheme="majorHAnsi"/>
-          <w:b/>
-          <w:w w:val="95"/>
-          <w:sz w:val="24"/>
-          <w:szCs w:val="24"/>
-        </w:rPr>
-        <w:t>Freiwilliges Praktikum</w:t>
-      </w:r>
-      <w:r>
-        <w:rPr>
-          <w:rFonts w:asciiTheme="majorHAnsi" w:hAnsiTheme="majorHAnsi" w:cstheme="majorHAnsi"/>
-          <w:b/>
-          <w:w w:val="95"/>
-          <w:sz w:val="24"/>
-          <w:szCs w:val="24"/>
-        </w:rPr>
-        <w:t>: Robert Bosch GmbH</w:t>
-      </w:r>
-      <w:r>
-        <w:rPr>
-          <w:rFonts w:asciiTheme="majorHAnsi" w:hAnsiTheme="majorHAnsi" w:cstheme="majorHAnsi"/>
-          <w:b/>
-          <w:w w:val="95"/>
-          <w:sz w:val="24"/>
-          <w:szCs w:val="24"/>
-        </w:rPr>
-        <w:t>, Leonberg</w:t>
-      </w:r>
-    </w:p>
-    <w:p>
-      <w:pPr>
-        <w:pStyle w:val="BodyText"/>
-        <w:ind w:left="3544" w:right="567"/>
-        <w:jc w:val="both"/>
-        <w:rPr>
-          <w:rFonts w:asciiTheme="majorHAnsi" w:hAnsiTheme="majorHAnsi"/>
-          <w:b/>
-          <w:bCs/>
-        </w:rPr>
-      </w:pPr>
-      <w:r>
-        <w:rPr>
-          <w:rFonts w:asciiTheme="majorHAnsi" w:hAnsiTheme="majorHAnsi"/>
-          <w:b/>
-          <w:bCs/>
-          <w:lang w:val="de-DE"/>
-        </w:rPr>
-        <w:t>Systementwicklung</w:t>
-      </w:r>
-      <w:r>
-        <w:rPr>
-          <w:rFonts w:asciiTheme="majorHAnsi" w:hAnsiTheme="majorHAnsi"/>
-          <w:b/>
-          <w:bCs/>
-        </w:rPr>
-        <w:t xml:space="preserve">/SW </w:t>
-      </w:r>
-      <w:proofErr w:type="spellStart"/>
-      <w:r>
-        <w:rPr>
-          <w:rFonts w:asciiTheme="majorHAnsi" w:hAnsiTheme="majorHAnsi"/>
-          <w:b/>
-          <w:bCs/>
-        </w:rPr>
-        <w:t>Fahrkomfortfunktion</w:t>
-      </w:r>
-      <w:proofErr w:type="spellEnd"/>
-    </w:p>
-    <w:p>
-      <w:pPr>
         <w:pStyle w:val="BodyText"/>
         <w:numPr>
           <w:ilvl w:val="0"/>
-          <w:numId w:val="23"/>
+          <w:numId w:val="34"/>
         </w:numPr>
-        <w:ind w:right="283"/>
+        <w:ind w:left="3478" w:right="283"/>
         <w:jc w:val="both"/>
         <w:rPr>
           <w:rFonts w:asciiTheme="majorHAnsi" w:hAnsiTheme="majorHAnsi"/>
@@ -2688,9 +2732,9 @@
         <w:pStyle w:val="BodyText"/>
         <w:numPr>
           <w:ilvl w:val="0"/>
-          <w:numId w:val="23"/>
+          <w:numId w:val="34"/>
         </w:numPr>
-        <w:ind w:right="283"/>
+        <w:ind w:left="3478" w:right="283"/>
         <w:jc w:val="both"/>
         <w:rPr>
           <w:rFonts w:asciiTheme="majorHAnsi" w:hAnsiTheme="majorHAnsi"/>
@@ -2738,10 +2782,9 @@
         <w:pStyle w:val="BodyText"/>
         <w:numPr>
           <w:ilvl w:val="0"/>
-          <w:numId w:val="23"/>
+          <w:numId w:val="34"/>
         </w:numPr>
-        <w:spacing w:after="120"/>
-        <w:ind w:right="283"/>
+        <w:ind w:left="3478" w:right="283"/>
         <w:jc w:val="both"/>
         <w:rPr>
           <w:rFonts w:asciiTheme="majorHAnsi" w:hAnsiTheme="majorHAnsi"/>
@@ -2772,644 +2815,155 @@
     </w:p>
     <w:p>
       <w:pPr>
-        <w:pStyle w:val="BodyText"/>
-        <w:spacing w:after="120"/>
-        <w:ind w:left="3545" w:right="283"/>
-        <w:jc w:val="both"/>
-        <w:rPr>
-          <w:rFonts w:asciiTheme="majorHAnsi" w:hAnsiTheme="majorHAnsi"/>
-          <w:lang w:val="de-DE"/>
-        </w:rPr>
-      </w:pPr>
+        <w:pStyle w:val="Heading1"/>
+        <w:ind w:left="283" w:right="283"/>
+        <w:rPr>
+          <w:b/>
+          <w:w w:val="95"/>
+        </w:rPr>
+      </w:pPr>
+      <w:r>
+        <w:rPr>
+          <w:b/>
+          <w:w w:val="95"/>
+        </w:rPr>
+        <w:t>Ausbildung</w:t>
+      </w:r>
     </w:p>
     <w:p>
       <w:pPr>
-        <w:pStyle w:val="BodyText"/>
-        <w:ind w:left="3545" w:right="567"/>
+        <w:spacing w:after="0" w:line="240" w:lineRule="auto"/>
+        <w:ind w:left="283" w:right="567"/>
         <w:jc w:val="both"/>
         <w:rPr>
-          <w:rFonts w:asciiTheme="majorHAnsi" w:hAnsiTheme="majorHAnsi"/>
-          <w:b/>
-          <w:bCs/>
-          <w:lang w:val="de-DE"/>
-        </w:rPr>
-      </w:pPr>
-      <w:r>
-        <w:rPr>
-          <w:rFonts w:ascii="Arial Black" w:hAnsi="Arial Black"/>
-          <w:noProof/>
-          <w:color w:val="000000" w:themeColor="text1"/>
-          <w:sz w:val="40"/>
-          <w:szCs w:val="40"/>
-        </w:rPr>
-        <w:lastRenderedPageBreak/>
-        <w:drawing>
-          <wp:anchor distT="0" distB="0" distL="114300" distR="114300" simplePos="0" relativeHeight="251660288" behindDoc="1" locked="0" layoutInCell="1" allowOverlap="1" wp14:anchorId="3428C04B" wp14:editId="72C3319D">
-            <wp:simplePos x="0" y="0"/>
-            <wp:positionH relativeFrom="page">
-              <wp:posOffset>-213360</wp:posOffset>
-            </wp:positionH>
-            <wp:positionV relativeFrom="paragraph">
-              <wp:posOffset>-142240</wp:posOffset>
-            </wp:positionV>
-            <wp:extent cx="7763510" cy="690880"/>
-            <wp:effectExtent l="0" t="0" r="8890" b="0"/>
-            <wp:wrapNone/>
-            <wp:docPr id="4" name="Obraz 1"/>
-            <wp:cNvGraphicFramePr>
-              <a:graphicFrameLocks xmlns:a="http://schemas.openxmlformats.org/drawingml/2006/main" noChangeAspect="1"/>
-            </wp:cNvGraphicFramePr>
-            <a:graphic xmlns:a="http://schemas.openxmlformats.org/drawingml/2006/main">
-              <a:graphicData uri="http://schemas.openxmlformats.org/drawingml/2006/picture">
-                <pic:pic xmlns:pic="http://schemas.openxmlformats.org/drawingml/2006/picture">
-                  <pic:nvPicPr>
-                    <pic:cNvPr id="1" name="background_0001.jpg"/>
-                    <pic:cNvPicPr/>
-                  </pic:nvPicPr>
-                  <pic:blipFill>
-                    <a:blip r:embed="rId8" cstate="print">
-                      <a:extLst>
-                        <a:ext uri="{28A0092B-C50C-407E-A947-70E740481C1C}">
-                          <a14:useLocalDpi xmlns:a14="http://schemas.microsoft.com/office/drawing/2010/main" val="0"/>
-                        </a:ext>
-                      </a:extLst>
-                    </a:blip>
-                    <a:stretch>
-                      <a:fillRect/>
-                    </a:stretch>
-                  </pic:blipFill>
-                  <pic:spPr>
-                    <a:xfrm>
-                      <a:off x="0" y="0"/>
-                      <a:ext cx="7763510" cy="690880"/>
-                    </a:xfrm>
-                    <a:prstGeom prst="rect">
-                      <a:avLst/>
-                    </a:prstGeom>
-                  </pic:spPr>
-                </pic:pic>
-              </a:graphicData>
-            </a:graphic>
-            <wp14:sizeRelH relativeFrom="margin">
-              <wp14:pctWidth>0</wp14:pctWidth>
-            </wp14:sizeRelH>
-            <wp14:sizeRelV relativeFrom="margin">
-              <wp14:pctHeight>0</wp14:pctHeight>
-            </wp14:sizeRelV>
-          </wp:anchor>
-        </w:drawing>
+          <w:rFonts w:asciiTheme="majorHAnsi" w:hAnsiTheme="majorHAnsi" w:cstheme="majorHAnsi"/>
+          <w:sz w:val="24"/>
+          <w:szCs w:val="24"/>
+        </w:rPr>
+      </w:pPr>
+      <w:r>
+        <w:rPr>
+          <w:rFonts w:asciiTheme="majorHAnsi" w:hAnsiTheme="majorHAnsi" w:cstheme="majorHAnsi"/>
+          <w:b/>
+          <w:w w:val="95"/>
+          <w:sz w:val="24"/>
+          <w:szCs w:val="24"/>
+        </w:rPr>
+        <w:t>10/2018 – 12/2022</w:t>
+      </w:r>
+      <w:r>
+        <w:rPr>
+          <w:rFonts w:asciiTheme="majorHAnsi" w:hAnsiTheme="majorHAnsi" w:cstheme="majorHAnsi"/>
+          <w:sz w:val="24"/>
+          <w:szCs w:val="24"/>
+        </w:rPr>
+        <w:tab/>
+      </w:r>
+      <w:r>
+        <w:rPr>
+          <w:rFonts w:asciiTheme="majorHAnsi" w:hAnsiTheme="majorHAnsi" w:cstheme="majorHAnsi"/>
+          <w:sz w:val="24"/>
+          <w:szCs w:val="24"/>
+        </w:rPr>
+        <w:tab/>
+      </w:r>
+      <w:r>
+        <w:rPr>
+          <w:rFonts w:asciiTheme="majorHAnsi" w:hAnsiTheme="majorHAnsi" w:cstheme="majorHAnsi"/>
+          <w:sz w:val="24"/>
+          <w:szCs w:val="24"/>
+        </w:rPr>
+        <w:t>Technische Universität Chemnitz, Eingebettete Systeme (</w:t>
+      </w:r>
+      <w:proofErr w:type="spellStart"/>
+      <w:r>
+        <w:rPr>
+          <w:rFonts w:asciiTheme="majorHAnsi" w:hAnsiTheme="majorHAnsi" w:cstheme="majorHAnsi"/>
+          <w:sz w:val="24"/>
+          <w:szCs w:val="24"/>
+        </w:rPr>
+        <w:t>M.Sc</w:t>
+      </w:r>
+      <w:proofErr w:type="spellEnd"/>
+      <w:r>
+        <w:rPr>
+          <w:rFonts w:asciiTheme="majorHAnsi" w:hAnsiTheme="majorHAnsi" w:cstheme="majorHAnsi"/>
+          <w:sz w:val="24"/>
+          <w:szCs w:val="24"/>
+        </w:rPr>
+        <w:t>.) GND - 2,0</w:t>
       </w:r>
     </w:p>
     <w:p>
       <w:pPr>
-        <w:pStyle w:val="BodyText"/>
-        <w:ind w:left="3545" w:right="567"/>
+        <w:spacing w:after="0"/>
+        <w:ind w:left="3535" w:right="567" w:hanging="3252"/>
         <w:jc w:val="both"/>
         <w:rPr>
-          <w:rFonts w:asciiTheme="majorHAnsi" w:hAnsiTheme="majorHAnsi"/>
-          <w:b/>
-          <w:bCs/>
-          <w:lang w:val="de-DE"/>
-        </w:rPr>
-      </w:pPr>
+          <w:rFonts w:asciiTheme="majorHAnsi" w:hAnsiTheme="majorHAnsi" w:cstheme="majorHAnsi"/>
+          <w:sz w:val="24"/>
+          <w:szCs w:val="24"/>
+        </w:rPr>
+      </w:pPr>
+      <w:r>
+        <w:rPr>
+          <w:rFonts w:asciiTheme="majorHAnsi" w:hAnsiTheme="majorHAnsi" w:cstheme="majorHAnsi"/>
+          <w:b/>
+          <w:w w:val="95"/>
+          <w:sz w:val="24"/>
+          <w:szCs w:val="24"/>
+        </w:rPr>
+        <w:t>09/2009 - 05/201</w:t>
+      </w:r>
+      <w:r>
+        <w:rPr>
+          <w:rFonts w:asciiTheme="majorHAnsi" w:hAnsiTheme="majorHAnsi" w:cstheme="majorHAnsi"/>
+          <w:b/>
+          <w:w w:val="95"/>
+          <w:sz w:val="24"/>
+          <w:szCs w:val="24"/>
+        </w:rPr>
+        <w:t>3</w:t>
+      </w:r>
+      <w:r>
+        <w:rPr>
+          <w:rFonts w:asciiTheme="majorHAnsi" w:hAnsiTheme="majorHAnsi" w:cstheme="majorHAnsi"/>
+          <w:b/>
+          <w:w w:val="95"/>
+          <w:sz w:val="24"/>
+          <w:szCs w:val="24"/>
+        </w:rPr>
+        <w:t xml:space="preserve">                </w:t>
+      </w:r>
+      <w:r>
+        <w:rPr>
+          <w:rFonts w:asciiTheme="majorHAnsi" w:hAnsiTheme="majorHAnsi" w:cstheme="majorHAnsi"/>
+          <w:sz w:val="24"/>
+          <w:szCs w:val="24"/>
+        </w:rPr>
+        <w:t>R.M.D Engineering College, Indien, Elektro- und Elektronikingenieurwesen  (B.E.)</w:t>
+      </w:r>
     </w:p>
     <w:p>
       <w:pPr>
-        <w:pStyle w:val="BodyText"/>
-        <w:ind w:left="3545" w:right="567"/>
+        <w:spacing w:after="0"/>
+        <w:ind w:left="3535" w:right="567" w:hanging="699"/>
         <w:jc w:val="both"/>
         <w:rPr>
-          <w:rFonts w:asciiTheme="majorHAnsi" w:hAnsiTheme="majorHAnsi"/>
-          <w:b/>
-          <w:bCs/>
-          <w:lang w:val="de-DE"/>
-        </w:rPr>
-      </w:pPr>
-    </w:p>
-    <w:p>
-      <w:pPr>
-        <w:pStyle w:val="BodyText"/>
-        <w:ind w:left="3545" w:right="567"/>
-        <w:jc w:val="both"/>
-        <w:rPr>
-          <w:rFonts w:asciiTheme="majorHAnsi" w:hAnsiTheme="majorHAnsi"/>
-          <w:b/>
-          <w:bCs/>
-          <w:lang w:val="de-DE"/>
-        </w:rPr>
-      </w:pPr>
-    </w:p>
-    <w:p>
-      <w:pPr>
-        <w:pStyle w:val="BodyText"/>
-        <w:ind w:left="3545" w:right="567"/>
-        <w:jc w:val="both"/>
-        <w:rPr>
-          <w:rFonts w:asciiTheme="majorHAnsi" w:hAnsiTheme="majorHAnsi"/>
-          <w:lang w:val="de-DE"/>
-        </w:rPr>
-      </w:pPr>
-      <w:r>
-        <w:rPr>
-          <w:rFonts w:asciiTheme="majorHAnsi" w:hAnsiTheme="majorHAnsi"/>
-          <w:b/>
-          <w:bCs/>
-          <w:lang w:val="de-DE"/>
-        </w:rPr>
-        <w:t>Projekt Labor Eingebettete Systeme:</w:t>
-      </w:r>
-      <w:r>
-        <w:rPr>
-          <w:rFonts w:asciiTheme="majorHAnsi" w:hAnsiTheme="majorHAnsi"/>
-          <w:lang w:val="de-DE"/>
-        </w:rPr>
-        <w:t xml:space="preserve"> Entwurf einer GUI zur Visualisierung der Daten des Drucksensors mit ESP32</w:t>
-      </w:r>
-    </w:p>
-    <w:p>
-      <w:pPr>
-        <w:pStyle w:val="Heading1"/>
-        <w:spacing w:before="120" w:line="626" w:lineRule="exact"/>
-        <w:ind w:left="2836" w:firstLine="709"/>
-        <w:rPr>
-          <w:rFonts w:cstheme="majorHAnsi"/>
-          <w:b/>
-        </w:rPr>
-      </w:pPr>
-      <w:r>
-        <w:rPr>
-          <w:rFonts w:cstheme="majorHAnsi"/>
-          <w:b/>
-          <w:spacing w:val="-11"/>
-        </w:rPr>
-        <w:t>Ausbildung</w:t>
-      </w:r>
-    </w:p>
-    <w:p>
-      <w:pPr>
-        <w:spacing w:line="240" w:lineRule="auto"/>
-        <w:ind w:left="283" w:right="567"/>
-        <w:jc w:val="both"/>
-        <w:rPr>
-          <w:rFonts w:asciiTheme="majorHAnsi" w:eastAsia="Arial" w:hAnsiTheme="majorHAnsi" w:cstheme="majorHAnsi"/>
-          <w:b/>
-          <w:bCs/>
-          <w:sz w:val="24"/>
-          <w:szCs w:val="24"/>
-        </w:rPr>
-      </w:pPr>
-      <w:r>
-        <w:rPr>
-          <w:rFonts w:asciiTheme="majorHAnsi" w:hAnsiTheme="majorHAnsi" w:cstheme="majorHAnsi"/>
-          <w:b/>
-          <w:w w:val="95"/>
-          <w:sz w:val="24"/>
-          <w:szCs w:val="24"/>
-        </w:rPr>
-        <w:t>10/2018</w:t>
-      </w:r>
-      <w:r>
-        <w:rPr>
-          <w:rFonts w:asciiTheme="majorHAnsi" w:hAnsiTheme="majorHAnsi" w:cstheme="majorHAnsi"/>
-          <w:b/>
-          <w:w w:val="95"/>
-          <w:sz w:val="24"/>
-          <w:szCs w:val="24"/>
-        </w:rPr>
-        <w:t xml:space="preserve"> </w:t>
-      </w:r>
-      <w:r>
-        <w:rPr>
-          <w:rFonts w:asciiTheme="majorHAnsi" w:hAnsiTheme="majorHAnsi" w:cstheme="majorHAnsi"/>
-          <w:b/>
-          <w:w w:val="95"/>
-          <w:sz w:val="24"/>
-          <w:szCs w:val="24"/>
-        </w:rPr>
-        <w:t>–</w:t>
-      </w:r>
-      <w:r>
-        <w:rPr>
-          <w:rFonts w:asciiTheme="majorHAnsi" w:hAnsiTheme="majorHAnsi" w:cstheme="majorHAnsi"/>
-          <w:b/>
-          <w:w w:val="95"/>
-          <w:sz w:val="24"/>
-          <w:szCs w:val="24"/>
-        </w:rPr>
-        <w:t xml:space="preserve"> </w:t>
-      </w:r>
-      <w:r>
-        <w:rPr>
-          <w:rFonts w:asciiTheme="majorHAnsi" w:hAnsiTheme="majorHAnsi" w:cstheme="majorHAnsi"/>
-          <w:b/>
-          <w:w w:val="95"/>
-          <w:sz w:val="24"/>
-          <w:szCs w:val="24"/>
-        </w:rPr>
-        <w:t>12/2022</w:t>
-      </w:r>
-      <w:r>
-        <w:rPr>
-          <w:rFonts w:asciiTheme="majorHAnsi" w:hAnsiTheme="majorHAnsi" w:cstheme="majorHAnsi"/>
-          <w:w w:val="95"/>
-          <w:sz w:val="24"/>
-          <w:szCs w:val="24"/>
-        </w:rPr>
-        <w:t xml:space="preserve">               </w:t>
-      </w:r>
-      <w:r>
-        <w:rPr>
-          <w:rFonts w:asciiTheme="majorHAnsi" w:hAnsiTheme="majorHAnsi" w:cstheme="majorHAnsi"/>
-          <w:w w:val="95"/>
-          <w:sz w:val="24"/>
-          <w:szCs w:val="24"/>
-        </w:rPr>
-        <w:tab/>
-      </w:r>
-      <w:r>
-        <w:rPr>
-          <w:rFonts w:asciiTheme="majorHAnsi" w:hAnsiTheme="majorHAnsi" w:cstheme="majorHAnsi"/>
-          <w:w w:val="95"/>
-          <w:sz w:val="24"/>
-          <w:szCs w:val="24"/>
-        </w:rPr>
-        <w:tab/>
-      </w:r>
-      <w:r>
-        <w:rPr>
-          <w:rFonts w:asciiTheme="majorHAnsi" w:eastAsia="Arial" w:hAnsiTheme="majorHAnsi" w:cstheme="majorHAnsi"/>
-          <w:b/>
-          <w:bCs/>
-          <w:sz w:val="24"/>
-          <w:szCs w:val="24"/>
-        </w:rPr>
-        <w:t>Technische Universität Chemnitz</w:t>
-      </w:r>
-      <w:r>
-        <w:rPr>
-          <w:rFonts w:asciiTheme="majorHAnsi" w:eastAsia="Arial" w:hAnsiTheme="majorHAnsi" w:cstheme="majorHAnsi"/>
-          <w:b/>
-          <w:bCs/>
-          <w:sz w:val="24"/>
-          <w:szCs w:val="24"/>
-        </w:rPr>
-        <w:t xml:space="preserve">, </w:t>
-      </w:r>
-      <w:r>
-        <w:rPr>
-          <w:rFonts w:asciiTheme="majorHAnsi" w:eastAsia="Arial" w:hAnsiTheme="majorHAnsi" w:cstheme="majorHAnsi"/>
-          <w:b/>
-          <w:bCs/>
-          <w:sz w:val="24"/>
-          <w:szCs w:val="24"/>
-        </w:rPr>
-        <w:t>Eingebettete Systeme</w:t>
-      </w:r>
-      <w:r>
-        <w:rPr>
-          <w:rFonts w:asciiTheme="majorHAnsi" w:eastAsia="Arial" w:hAnsiTheme="majorHAnsi" w:cstheme="majorHAnsi"/>
-          <w:b/>
-          <w:bCs/>
-          <w:sz w:val="24"/>
-          <w:szCs w:val="24"/>
-        </w:rPr>
-        <w:t xml:space="preserve"> </w:t>
-      </w:r>
-      <w:r>
-        <w:rPr>
-          <w:rFonts w:asciiTheme="majorHAnsi" w:eastAsia="Arial" w:hAnsiTheme="majorHAnsi" w:cstheme="majorHAnsi"/>
-          <w:b/>
-          <w:bCs/>
-          <w:sz w:val="24"/>
-          <w:szCs w:val="24"/>
-        </w:rPr>
-        <w:t>(</w:t>
-      </w:r>
-      <w:proofErr w:type="spellStart"/>
-      <w:r>
-        <w:rPr>
-          <w:rFonts w:asciiTheme="majorHAnsi" w:eastAsia="Arial" w:hAnsiTheme="majorHAnsi" w:cstheme="majorHAnsi"/>
-          <w:b/>
-          <w:bCs/>
-          <w:sz w:val="24"/>
-          <w:szCs w:val="24"/>
-        </w:rPr>
-        <w:t>M.Sc</w:t>
-      </w:r>
-      <w:proofErr w:type="spellEnd"/>
-      <w:r>
-        <w:rPr>
-          <w:rFonts w:asciiTheme="majorHAnsi" w:eastAsia="Arial" w:hAnsiTheme="majorHAnsi" w:cstheme="majorHAnsi"/>
-          <w:b/>
-          <w:bCs/>
-          <w:sz w:val="24"/>
-          <w:szCs w:val="24"/>
-        </w:rPr>
-        <w:t>.)</w:t>
-      </w:r>
-      <w:r>
-        <w:rPr>
-          <w:rFonts w:asciiTheme="majorHAnsi" w:eastAsia="Arial" w:hAnsiTheme="majorHAnsi" w:cstheme="majorHAnsi"/>
-          <w:b/>
-          <w:bCs/>
-          <w:sz w:val="24"/>
-          <w:szCs w:val="24"/>
-        </w:rPr>
-        <w:t xml:space="preserve"> </w:t>
-      </w:r>
-      <w:r>
-        <w:rPr>
-          <w:rFonts w:asciiTheme="majorHAnsi" w:eastAsia="Arial" w:hAnsiTheme="majorHAnsi" w:cstheme="majorHAnsi"/>
-          <w:b/>
-          <w:bCs/>
-          <w:sz w:val="24"/>
-          <w:szCs w:val="24"/>
-        </w:rPr>
-        <w:t>GND</w:t>
-      </w:r>
-      <w:r>
-        <w:rPr>
-          <w:rFonts w:asciiTheme="majorHAnsi" w:eastAsia="Arial" w:hAnsiTheme="majorHAnsi" w:cstheme="majorHAnsi"/>
-          <w:b/>
-          <w:bCs/>
-          <w:sz w:val="24"/>
-          <w:szCs w:val="24"/>
-        </w:rPr>
-        <w:t xml:space="preserve"> </w:t>
-      </w:r>
-      <w:r>
-        <w:rPr>
-          <w:rFonts w:asciiTheme="majorHAnsi" w:eastAsia="Arial" w:hAnsiTheme="majorHAnsi" w:cstheme="majorHAnsi"/>
-          <w:b/>
-          <w:bCs/>
-          <w:sz w:val="24"/>
-          <w:szCs w:val="24"/>
-        </w:rPr>
-        <w:t>-</w:t>
-      </w:r>
-      <w:r>
-        <w:rPr>
-          <w:rFonts w:asciiTheme="majorHAnsi" w:eastAsia="Arial" w:hAnsiTheme="majorHAnsi" w:cstheme="majorHAnsi"/>
-          <w:b/>
-          <w:bCs/>
-          <w:sz w:val="24"/>
-          <w:szCs w:val="24"/>
-        </w:rPr>
-        <w:t xml:space="preserve"> </w:t>
-      </w:r>
-      <w:r>
-        <w:rPr>
-          <w:rFonts w:asciiTheme="majorHAnsi" w:eastAsia="Arial" w:hAnsiTheme="majorHAnsi" w:cstheme="majorHAnsi"/>
-          <w:b/>
-          <w:bCs/>
-          <w:sz w:val="24"/>
-          <w:szCs w:val="24"/>
-        </w:rPr>
-        <w:t>2,</w:t>
-      </w:r>
-      <w:r>
-        <w:rPr>
-          <w:rFonts w:asciiTheme="majorHAnsi" w:eastAsia="Arial" w:hAnsiTheme="majorHAnsi" w:cstheme="majorHAnsi"/>
-          <w:b/>
-          <w:bCs/>
-          <w:sz w:val="24"/>
-          <w:szCs w:val="24"/>
-        </w:rPr>
-        <w:t>0</w:t>
-      </w:r>
-    </w:p>
-    <w:p>
-      <w:pPr>
-        <w:ind w:left="3535" w:right="567" w:hanging="3252"/>
-        <w:jc w:val="both"/>
-        <w:rPr>
-          <w:rFonts w:asciiTheme="majorHAnsi" w:hAnsiTheme="majorHAnsi" w:cstheme="majorHAnsi"/>
-          <w:b/>
-          <w:sz w:val="24"/>
-          <w:szCs w:val="24"/>
-        </w:rPr>
-      </w:pPr>
-      <w:r>
-        <w:rPr>
-          <w:rFonts w:asciiTheme="majorHAnsi" w:hAnsiTheme="majorHAnsi" w:cstheme="majorHAnsi"/>
-          <w:b/>
-          <w:spacing w:val="-3"/>
-          <w:w w:val="95"/>
-          <w:sz w:val="24"/>
-          <w:szCs w:val="24"/>
-        </w:rPr>
-        <w:t>09</w:t>
-      </w:r>
-      <w:r>
-        <w:rPr>
-          <w:rFonts w:asciiTheme="majorHAnsi" w:hAnsiTheme="majorHAnsi" w:cstheme="majorHAnsi"/>
-          <w:b/>
-          <w:spacing w:val="-3"/>
-          <w:w w:val="95"/>
-          <w:sz w:val="24"/>
-          <w:szCs w:val="24"/>
-        </w:rPr>
-        <w:t>/20</w:t>
-      </w:r>
-      <w:r>
-        <w:rPr>
-          <w:rFonts w:asciiTheme="majorHAnsi" w:hAnsiTheme="majorHAnsi" w:cstheme="majorHAnsi"/>
-          <w:b/>
-          <w:spacing w:val="-3"/>
-          <w:w w:val="95"/>
-          <w:sz w:val="24"/>
-          <w:szCs w:val="24"/>
-        </w:rPr>
-        <w:t>09</w:t>
-      </w:r>
-      <w:r>
-        <w:rPr>
-          <w:rFonts w:asciiTheme="majorHAnsi" w:hAnsiTheme="majorHAnsi" w:cstheme="majorHAnsi"/>
-          <w:b/>
-          <w:spacing w:val="-3"/>
-          <w:w w:val="95"/>
-          <w:sz w:val="24"/>
-          <w:szCs w:val="24"/>
-        </w:rPr>
-        <w:t xml:space="preserve"> - 0</w:t>
-      </w:r>
-      <w:r>
-        <w:rPr>
-          <w:rFonts w:asciiTheme="majorHAnsi" w:hAnsiTheme="majorHAnsi" w:cstheme="majorHAnsi"/>
-          <w:b/>
-          <w:spacing w:val="-3"/>
-          <w:w w:val="95"/>
-          <w:sz w:val="24"/>
-          <w:szCs w:val="24"/>
-        </w:rPr>
-        <w:t>5</w:t>
-      </w:r>
-      <w:r>
-        <w:rPr>
-          <w:rFonts w:asciiTheme="majorHAnsi" w:hAnsiTheme="majorHAnsi" w:cstheme="majorHAnsi"/>
-          <w:b/>
-          <w:spacing w:val="-3"/>
-          <w:w w:val="95"/>
-          <w:sz w:val="24"/>
-          <w:szCs w:val="24"/>
-        </w:rPr>
-        <w:t>/</w:t>
-      </w:r>
-      <w:proofErr w:type="gramStart"/>
-      <w:r>
-        <w:rPr>
-          <w:rFonts w:asciiTheme="majorHAnsi" w:hAnsiTheme="majorHAnsi" w:cstheme="majorHAnsi"/>
-          <w:b/>
-          <w:spacing w:val="-3"/>
-          <w:w w:val="95"/>
-          <w:sz w:val="24"/>
-          <w:szCs w:val="24"/>
-        </w:rPr>
-        <w:t>201</w:t>
-      </w:r>
-      <w:r>
-        <w:rPr>
-          <w:rFonts w:asciiTheme="majorHAnsi" w:hAnsiTheme="majorHAnsi" w:cstheme="majorHAnsi"/>
-          <w:b/>
-          <w:spacing w:val="-3"/>
-          <w:w w:val="95"/>
-          <w:sz w:val="24"/>
-          <w:szCs w:val="24"/>
-        </w:rPr>
-        <w:t>3</w:t>
-      </w:r>
-      <w:r>
-        <w:rPr>
-          <w:rFonts w:asciiTheme="majorHAnsi" w:hAnsiTheme="majorHAnsi" w:cstheme="majorHAnsi"/>
-          <w:b/>
-          <w:spacing w:val="-11"/>
-          <w:w w:val="95"/>
-          <w:sz w:val="24"/>
-          <w:szCs w:val="24"/>
-        </w:rPr>
-        <w:tab/>
-      </w:r>
-      <w:r>
-        <w:rPr>
-          <w:rFonts w:asciiTheme="majorHAnsi" w:hAnsiTheme="majorHAnsi" w:cstheme="majorHAnsi"/>
-          <w:b/>
-          <w:spacing w:val="-11"/>
-          <w:w w:val="95"/>
-          <w:sz w:val="24"/>
-          <w:szCs w:val="24"/>
-        </w:rPr>
-        <w:tab/>
-      </w:r>
-      <w:r>
-        <w:rPr>
-          <w:rFonts w:asciiTheme="majorHAnsi" w:hAnsiTheme="majorHAnsi" w:cstheme="majorHAnsi"/>
-          <w:b/>
-          <w:sz w:val="24"/>
-          <w:szCs w:val="24"/>
-        </w:rPr>
-        <w:t>R.M.D</w:t>
-      </w:r>
-      <w:proofErr w:type="gramEnd"/>
-      <w:r>
-        <w:rPr>
-          <w:rFonts w:asciiTheme="majorHAnsi" w:hAnsiTheme="majorHAnsi" w:cstheme="majorHAnsi"/>
-          <w:b/>
-          <w:sz w:val="24"/>
-          <w:szCs w:val="24"/>
-        </w:rPr>
-        <w:t xml:space="preserve"> Engineering College,</w:t>
-      </w:r>
-      <w:r>
-        <w:rPr>
-          <w:rFonts w:asciiTheme="majorHAnsi" w:hAnsiTheme="majorHAnsi" w:cstheme="majorHAnsi"/>
-          <w:b/>
-          <w:sz w:val="24"/>
-          <w:szCs w:val="24"/>
-        </w:rPr>
-        <w:t xml:space="preserve"> </w:t>
-      </w:r>
-      <w:r>
-        <w:rPr>
-          <w:rFonts w:asciiTheme="majorHAnsi" w:hAnsiTheme="majorHAnsi" w:cstheme="majorHAnsi"/>
-          <w:b/>
-          <w:sz w:val="24"/>
-          <w:szCs w:val="24"/>
-        </w:rPr>
-        <w:t>Indien</w:t>
-      </w:r>
-      <w:r>
-        <w:rPr>
-          <w:rFonts w:asciiTheme="majorHAnsi" w:hAnsiTheme="majorHAnsi" w:cstheme="majorHAnsi"/>
-          <w:b/>
-          <w:sz w:val="24"/>
-          <w:szCs w:val="24"/>
-        </w:rPr>
-        <w:t xml:space="preserve">, </w:t>
-      </w:r>
-      <w:r>
-        <w:rPr>
-          <w:rFonts w:asciiTheme="majorHAnsi" w:hAnsiTheme="majorHAnsi" w:cstheme="majorHAnsi"/>
-          <w:b/>
-          <w:sz w:val="24"/>
-          <w:szCs w:val="24"/>
-        </w:rPr>
-        <w:t xml:space="preserve">Elektro- und </w:t>
-      </w:r>
-      <w:proofErr w:type="gramStart"/>
-      <w:r>
-        <w:rPr>
-          <w:rFonts w:asciiTheme="majorHAnsi" w:hAnsiTheme="majorHAnsi" w:cstheme="majorHAnsi"/>
-          <w:b/>
-          <w:sz w:val="24"/>
-          <w:szCs w:val="24"/>
-        </w:rPr>
-        <w:t>Elektronikingenieurwesen</w:t>
-      </w:r>
-      <w:r>
-        <w:rPr>
-          <w:rFonts w:asciiTheme="majorHAnsi" w:hAnsiTheme="majorHAnsi" w:cstheme="majorHAnsi"/>
-          <w:b/>
-          <w:sz w:val="24"/>
-          <w:szCs w:val="24"/>
-        </w:rPr>
-        <w:t xml:space="preserve"> </w:t>
-      </w:r>
-      <w:r>
-        <w:rPr>
-          <w:rFonts w:asciiTheme="majorHAnsi" w:hAnsiTheme="majorHAnsi" w:cstheme="majorHAnsi"/>
-          <w:b/>
-          <w:sz w:val="24"/>
-          <w:szCs w:val="24"/>
-        </w:rPr>
-        <w:t xml:space="preserve"> (</w:t>
-      </w:r>
-      <w:proofErr w:type="gramEnd"/>
-      <w:r>
-        <w:rPr>
-          <w:rFonts w:asciiTheme="majorHAnsi" w:hAnsiTheme="majorHAnsi" w:cstheme="majorHAnsi"/>
-          <w:b/>
-          <w:sz w:val="24"/>
-          <w:szCs w:val="24"/>
-        </w:rPr>
-        <w:t xml:space="preserve">B.E.) </w:t>
-      </w:r>
-      <w:r>
-        <w:rPr>
-          <w:rFonts w:asciiTheme="majorHAnsi" w:hAnsiTheme="majorHAnsi" w:cstheme="majorHAnsi"/>
-          <w:b/>
-          <w:sz w:val="24"/>
-          <w:szCs w:val="24"/>
-        </w:rPr>
-        <w:t>GND</w:t>
-      </w:r>
-      <w:r>
-        <w:rPr>
-          <w:rFonts w:asciiTheme="majorHAnsi" w:hAnsiTheme="majorHAnsi" w:cstheme="majorHAnsi"/>
-          <w:b/>
-          <w:sz w:val="24"/>
-          <w:szCs w:val="24"/>
-        </w:rPr>
-        <w:t xml:space="preserve"> – 2,0</w:t>
+          <w:rFonts w:asciiTheme="majorHAnsi" w:hAnsiTheme="majorHAnsi" w:cstheme="majorHAnsi"/>
+          <w:sz w:val="24"/>
+          <w:szCs w:val="24"/>
+          <w:lang w:val="en-US"/>
+        </w:rPr>
+      </w:pPr>
+      <w:r>
+        <w:rPr>
+          <w:rFonts w:asciiTheme="majorHAnsi" w:hAnsiTheme="majorHAnsi" w:cstheme="majorHAnsi"/>
+          <w:sz w:val="24"/>
+          <w:szCs w:val="24"/>
+          <w:lang w:val="en-US"/>
+        </w:rPr>
+        <w:t>GND – 2,0</w:t>
       </w:r>
     </w:p>
     <w:p>
@@ -3419,47 +2973,47 @@
         <w:jc w:val="both"/>
         <w:rPr>
           <w:rFonts w:asciiTheme="majorHAnsi" w:hAnsiTheme="majorHAnsi" w:cstheme="majorHAnsi"/>
-          <w:b/>
-          <w:sz w:val="24"/>
-          <w:szCs w:val="24"/>
-        </w:rPr>
-      </w:pPr>
-      <w:r>
-        <w:rPr>
-          <w:rFonts w:asciiTheme="majorHAnsi" w:hAnsiTheme="majorHAnsi" w:cstheme="majorHAnsi"/>
-          <w:b/>
-          <w:w w:val="95"/>
-          <w:sz w:val="24"/>
-          <w:szCs w:val="24"/>
-          <w:lang w:val="en-GB"/>
+          <w:sz w:val="24"/>
+          <w:szCs w:val="24"/>
+        </w:rPr>
+      </w:pPr>
+      <w:r>
+        <w:rPr>
+          <w:rFonts w:asciiTheme="majorHAnsi" w:hAnsiTheme="majorHAnsi" w:cstheme="majorHAnsi"/>
+          <w:b/>
+          <w:bCs/>
+          <w:sz w:val="24"/>
+          <w:szCs w:val="24"/>
+          <w:lang w:val="en-US"/>
         </w:rPr>
         <w:t>06/2008 - 04/2009</w:t>
       </w:r>
       <w:r>
         <w:rPr>
           <w:rFonts w:asciiTheme="majorHAnsi" w:hAnsiTheme="majorHAnsi" w:cstheme="majorHAnsi"/>
-          <w:sz w:val="23"/>
-          <w:szCs w:val="23"/>
-          <w:lang w:val="en-GB"/>
-        </w:rPr>
-        <w:t xml:space="preserve">                   </w:t>
-      </w:r>
-      <w:r>
-        <w:rPr>
-          <w:rFonts w:asciiTheme="majorHAnsi" w:hAnsiTheme="majorHAnsi" w:cstheme="majorHAnsi"/>
-          <w:sz w:val="23"/>
-          <w:szCs w:val="23"/>
-          <w:lang w:val="en-GB"/>
-        </w:rPr>
-        <w:tab/>
-      </w:r>
-      <w:r>
-        <w:rPr>
-          <w:rFonts w:asciiTheme="majorHAnsi" w:hAnsiTheme="majorHAnsi" w:cstheme="majorHAnsi"/>
-          <w:b/>
-          <w:sz w:val="24"/>
-          <w:szCs w:val="24"/>
-          <w:lang w:val="en-GB"/>
+          <w:b/>
+          <w:bCs/>
+          <w:sz w:val="24"/>
+          <w:szCs w:val="24"/>
+          <w:lang w:val="en-US"/>
+        </w:rPr>
+        <w:tab/>
+      </w:r>
+      <w:r>
+        <w:rPr>
+          <w:rFonts w:asciiTheme="majorHAnsi" w:hAnsiTheme="majorHAnsi" w:cstheme="majorHAnsi"/>
+          <w:sz w:val="24"/>
+          <w:szCs w:val="24"/>
+          <w:lang w:val="en-US"/>
+        </w:rPr>
+        <w:tab/>
+      </w:r>
+      <w:r>
+        <w:rPr>
+          <w:rFonts w:asciiTheme="majorHAnsi" w:hAnsiTheme="majorHAnsi" w:cstheme="majorHAnsi"/>
+          <w:sz w:val="24"/>
+          <w:szCs w:val="24"/>
+          <w:lang w:val="en-US"/>
         </w:rPr>
         <w:t xml:space="preserve">Government Boys Higher Secondary School, </w:t>
       </w:r>
@@ -3467,38 +3021,25 @@
       <w:r>
         <w:rPr>
           <w:rFonts w:asciiTheme="majorHAnsi" w:hAnsiTheme="majorHAnsi" w:cstheme="majorHAnsi"/>
-          <w:b/>
-          <w:sz w:val="24"/>
-          <w:szCs w:val="24"/>
-          <w:lang w:val="en-GB"/>
-        </w:rPr>
-        <w:t>Indi</w:t>
-      </w:r>
-      <w:r>
-        <w:rPr>
-          <w:rFonts w:asciiTheme="majorHAnsi" w:hAnsiTheme="majorHAnsi" w:cstheme="majorHAnsi"/>
-          <w:b/>
-          <w:sz w:val="24"/>
-          <w:szCs w:val="24"/>
-          <w:lang w:val="en-GB"/>
-        </w:rPr>
-        <w:t>en</w:t>
+          <w:sz w:val="24"/>
+          <w:szCs w:val="24"/>
+          <w:lang w:val="en-US"/>
+        </w:rPr>
+        <w:t>Indien</w:t>
       </w:r>
       <w:proofErr w:type="spellEnd"/>
       <w:r>
         <w:rPr>
           <w:rFonts w:asciiTheme="majorHAnsi" w:hAnsiTheme="majorHAnsi" w:cstheme="majorHAnsi"/>
-          <w:b/>
-          <w:sz w:val="24"/>
-          <w:szCs w:val="24"/>
-          <w:lang w:val="en-GB"/>
+          <w:sz w:val="24"/>
+          <w:szCs w:val="24"/>
+          <w:lang w:val="en-US"/>
         </w:rPr>
         <w:t xml:space="preserve">. </w:t>
       </w:r>
       <w:r>
         <w:rPr>
           <w:rFonts w:asciiTheme="majorHAnsi" w:hAnsiTheme="majorHAnsi" w:cstheme="majorHAnsi"/>
-          <w:b/>
           <w:sz w:val="24"/>
           <w:szCs w:val="24"/>
         </w:rPr>
@@ -3509,7 +3050,7 @@
       <w:pPr>
         <w:pStyle w:val="Heading1"/>
         <w:spacing w:before="120"/>
-        <w:ind w:left="2836" w:firstLine="709"/>
+        <w:ind w:left="283" w:right="283"/>
         <w:rPr>
           <w:b/>
         </w:rPr>
@@ -3605,14 +3146,6 @@
           <w:sz w:val="24"/>
           <w:szCs w:val="24"/>
         </w:rPr>
-        <w:t>, SQL</w:t>
-      </w:r>
-      <w:r>
-        <w:rPr>
-          <w:rFonts w:asciiTheme="majorHAnsi" w:hAnsiTheme="majorHAnsi" w:cstheme="majorHAnsi"/>
-          <w:sz w:val="24"/>
-          <w:szCs w:val="24"/>
-        </w:rPr>
         <w:tab/>
       </w:r>
       <w:r>
@@ -3642,7 +3175,7 @@
     </w:p>
     <w:p>
       <w:pPr>
-        <w:spacing w:after="0" w:line="240" w:lineRule="auto"/>
+        <w:spacing w:line="240" w:lineRule="auto"/>
         <w:rPr>
           <w:rFonts w:asciiTheme="majorHAnsi" w:hAnsiTheme="majorHAnsi" w:cstheme="majorHAnsi"/>
           <w:sz w:val="24"/>
@@ -3657,118 +3190,164 @@
         </w:rPr>
         <w:t xml:space="preserve">     </w:t>
       </w:r>
-      <w:r>
-        <w:rPr>
-          <w:rFonts w:asciiTheme="majorHAnsi" w:hAnsiTheme="majorHAnsi" w:cstheme="majorHAnsi"/>
-          <w:b/>
-          <w:sz w:val="24"/>
-          <w:szCs w:val="24"/>
-        </w:rPr>
-        <w:t>Python und ML</w:t>
-      </w:r>
-      <w:r>
-        <w:rPr>
-          <w:rFonts w:asciiTheme="majorHAnsi" w:hAnsiTheme="majorHAnsi" w:cstheme="majorHAnsi"/>
-          <w:b/>
+      <w:proofErr w:type="spellStart"/>
+      <w:r>
+        <w:rPr>
+          <w:rFonts w:asciiTheme="majorHAnsi" w:hAnsiTheme="majorHAnsi" w:cstheme="majorHAnsi"/>
+          <w:b/>
+          <w:sz w:val="24"/>
+          <w:szCs w:val="24"/>
+        </w:rPr>
+        <w:t>Tes</w:t>
+      </w:r>
+      <w:r>
+        <w:rPr>
+          <w:rFonts w:asciiTheme="majorHAnsi" w:hAnsiTheme="majorHAnsi" w:cstheme="majorHAnsi"/>
+          <w:b/>
+          <w:sz w:val="24"/>
+          <w:szCs w:val="24"/>
+        </w:rPr>
+        <w:t>ting</w:t>
+      </w:r>
+      <w:proofErr w:type="spellEnd"/>
+      <w:r>
+        <w:rPr>
+          <w:rFonts w:asciiTheme="majorHAnsi" w:hAnsiTheme="majorHAnsi" w:cstheme="majorHAnsi"/>
+          <w:b/>
+          <w:sz w:val="24"/>
+          <w:szCs w:val="24"/>
+        </w:rPr>
+        <w:tab/>
+      </w:r>
+      <w:r>
+        <w:rPr>
+          <w:rFonts w:asciiTheme="majorHAnsi" w:hAnsiTheme="majorHAnsi" w:cstheme="majorHAnsi"/>
+          <w:b/>
+          <w:sz w:val="24"/>
+          <w:szCs w:val="24"/>
+        </w:rPr>
+        <w:tab/>
+      </w:r>
+      <w:r>
+        <w:rPr>
+          <w:rFonts w:asciiTheme="majorHAnsi" w:hAnsiTheme="majorHAnsi" w:cstheme="majorHAnsi"/>
+          <w:b/>
+          <w:sz w:val="24"/>
+          <w:szCs w:val="24"/>
+        </w:rPr>
+        <w:tab/>
+      </w:r>
+      <w:r>
+        <w:rPr>
+          <w:rFonts w:asciiTheme="majorHAnsi" w:hAnsiTheme="majorHAnsi" w:cstheme="majorHAnsi"/>
+          <w:b/>
+          <w:sz w:val="24"/>
+          <w:szCs w:val="24"/>
+        </w:rPr>
+        <w:tab/>
+      </w:r>
+      <w:proofErr w:type="spellStart"/>
+      <w:r>
+        <w:rPr>
+          <w:rFonts w:asciiTheme="majorHAnsi" w:hAnsiTheme="majorHAnsi" w:cstheme="majorHAnsi"/>
+          <w:bCs/>
+          <w:sz w:val="24"/>
+          <w:szCs w:val="24"/>
+        </w:rPr>
+        <w:t>JUnit</w:t>
+      </w:r>
+      <w:proofErr w:type="spellEnd"/>
+      <w:r>
+        <w:rPr>
+          <w:rFonts w:asciiTheme="majorHAnsi" w:hAnsiTheme="majorHAnsi" w:cstheme="majorHAnsi"/>
+          <w:bCs/>
+          <w:sz w:val="24"/>
+          <w:szCs w:val="24"/>
+        </w:rPr>
+        <w:t>,</w:t>
+      </w:r>
+      <w:r>
+        <w:rPr>
+          <w:rFonts w:asciiTheme="majorHAnsi" w:hAnsiTheme="majorHAnsi" w:cstheme="majorHAnsi"/>
+          <w:bCs/>
           <w:sz w:val="24"/>
           <w:szCs w:val="24"/>
         </w:rPr>
         <w:t xml:space="preserve"> </w:t>
       </w:r>
-      <w:r>
-        <w:rPr>
-          <w:rFonts w:asciiTheme="majorHAnsi" w:hAnsiTheme="majorHAnsi" w:cstheme="majorHAnsi"/>
-          <w:b/>
-          <w:sz w:val="24"/>
-          <w:szCs w:val="24"/>
-        </w:rPr>
-        <w:t>Libraries</w:t>
-      </w:r>
-      <w:r>
-        <w:rPr>
-          <w:rFonts w:asciiTheme="majorHAnsi" w:hAnsiTheme="majorHAnsi" w:cstheme="majorHAnsi"/>
-          <w:b/>
-          <w:sz w:val="24"/>
-          <w:szCs w:val="24"/>
-        </w:rPr>
-        <w:tab/>
-      </w:r>
-      <w:r>
-        <w:rPr>
-          <w:rFonts w:asciiTheme="majorHAnsi" w:hAnsiTheme="majorHAnsi" w:cstheme="majorHAnsi"/>
-          <w:b/>
-          <w:sz w:val="24"/>
-          <w:szCs w:val="24"/>
-        </w:rPr>
-        <w:tab/>
-      </w:r>
       <w:proofErr w:type="spellStart"/>
       <w:r>
         <w:rPr>
           <w:rFonts w:asciiTheme="majorHAnsi" w:hAnsiTheme="majorHAnsi" w:cstheme="majorHAnsi"/>
-          <w:sz w:val="24"/>
-          <w:szCs w:val="24"/>
-        </w:rPr>
-        <w:t>Scikit</w:t>
+          <w:bCs/>
+          <w:sz w:val="24"/>
+          <w:szCs w:val="24"/>
+        </w:rPr>
+        <w:t>JMeter</w:t>
       </w:r>
       <w:proofErr w:type="spellEnd"/>
       <w:r>
         <w:rPr>
           <w:rFonts w:asciiTheme="majorHAnsi" w:hAnsiTheme="majorHAnsi" w:cstheme="majorHAnsi"/>
-          <w:sz w:val="24"/>
-          <w:szCs w:val="24"/>
-        </w:rPr>
-        <w:t xml:space="preserve">-Learn, </w:t>
+          <w:bCs/>
+          <w:sz w:val="24"/>
+          <w:szCs w:val="24"/>
+        </w:rPr>
+        <w:t xml:space="preserve">, </w:t>
       </w:r>
       <w:proofErr w:type="spellStart"/>
       <w:r>
         <w:rPr>
           <w:rFonts w:asciiTheme="majorHAnsi" w:hAnsiTheme="majorHAnsi" w:cstheme="majorHAnsi"/>
-          <w:sz w:val="24"/>
-          <w:szCs w:val="24"/>
-        </w:rPr>
-        <w:t>Tkinter</w:t>
+          <w:bCs/>
+          <w:sz w:val="24"/>
+          <w:szCs w:val="24"/>
+        </w:rPr>
+        <w:t>pytest</w:t>
       </w:r>
       <w:proofErr w:type="spellEnd"/>
       <w:r>
         <w:rPr>
           <w:rFonts w:asciiTheme="majorHAnsi" w:hAnsiTheme="majorHAnsi" w:cstheme="majorHAnsi"/>
+          <w:bCs/>
           <w:sz w:val="24"/>
           <w:szCs w:val="24"/>
         </w:rPr>
         <w:t xml:space="preserve">, </w:t>
       </w:r>
       <w:proofErr w:type="spellStart"/>
-      <w:proofErr w:type="gramStart"/>
-      <w:r>
-        <w:rPr>
-          <w:rFonts w:asciiTheme="majorHAnsi" w:hAnsiTheme="majorHAnsi" w:cstheme="majorHAnsi"/>
-          <w:sz w:val="24"/>
-          <w:szCs w:val="24"/>
-        </w:rPr>
-        <w:t>OpenCV</w:t>
-      </w:r>
-      <w:r>
-        <w:rPr>
-          <w:rFonts w:asciiTheme="majorHAnsi" w:hAnsiTheme="majorHAnsi" w:cstheme="majorHAnsi"/>
-          <w:sz w:val="24"/>
-          <w:szCs w:val="24"/>
-        </w:rPr>
-        <w:t>,NumPy</w:t>
+      <w:r>
+        <w:rPr>
+          <w:rFonts w:asciiTheme="majorHAnsi" w:hAnsiTheme="majorHAnsi" w:cstheme="majorHAnsi"/>
+          <w:bCs/>
+          <w:sz w:val="24"/>
+          <w:szCs w:val="24"/>
+        </w:rPr>
+        <w:t>unittest</w:t>
       </w:r>
       <w:proofErr w:type="spellEnd"/>
-      <w:proofErr w:type="gramEnd"/>
-      <w:r>
-        <w:rPr>
-          <w:rFonts w:asciiTheme="majorHAnsi" w:hAnsiTheme="majorHAnsi" w:cstheme="majorHAnsi"/>
-          <w:sz w:val="24"/>
-          <w:szCs w:val="24"/>
-        </w:rPr>
-        <w:t>,</w:t>
-      </w:r>
-      <w:r>
-        <w:rPr>
-          <w:rFonts w:asciiTheme="majorHAnsi" w:hAnsiTheme="majorHAnsi" w:cstheme="majorHAnsi"/>
+      <w:r>
+        <w:rPr>
+          <w:rFonts w:asciiTheme="majorHAnsi" w:hAnsiTheme="majorHAnsi" w:cstheme="majorHAnsi"/>
+          <w:bCs/>
+          <w:sz w:val="24"/>
+          <w:szCs w:val="24"/>
+        </w:rPr>
+        <w:t>, Postman</w:t>
+      </w:r>
+      <w:r>
+        <w:rPr>
+          <w:rFonts w:asciiTheme="majorHAnsi" w:hAnsiTheme="majorHAnsi" w:cstheme="majorHAnsi"/>
+          <w:b/>
+          <w:sz w:val="24"/>
+          <w:szCs w:val="24"/>
+        </w:rPr>
+        <w:tab/>
+      </w:r>
+      <w:r>
+        <w:rPr>
+          <w:rFonts w:asciiTheme="majorHAnsi" w:hAnsiTheme="majorHAnsi" w:cstheme="majorHAnsi"/>
+          <w:b/>
           <w:sz w:val="24"/>
           <w:szCs w:val="24"/>
         </w:rPr>
@@ -3780,132 +3359,27 @@
           <w:sz w:val="24"/>
           <w:szCs w:val="24"/>
         </w:rPr>
-        <w:t>Pandas</w:t>
-      </w:r>
-      <w:r>
-        <w:rPr>
-          <w:rFonts w:asciiTheme="majorHAnsi" w:hAnsiTheme="majorHAnsi" w:cstheme="majorHAnsi"/>
-          <w:sz w:val="24"/>
-          <w:szCs w:val="24"/>
-        </w:rPr>
-        <w:tab/>
-      </w:r>
-      <w:r>
-        <w:rPr>
-          <w:rFonts w:asciiTheme="majorHAnsi" w:hAnsiTheme="majorHAnsi" w:cstheme="majorHAnsi"/>
-          <w:sz w:val="24"/>
-          <w:szCs w:val="24"/>
-        </w:rPr>
-        <w:tab/>
-      </w:r>
-      <w:r>
-        <w:rPr>
-          <w:rFonts w:asciiTheme="majorHAnsi" w:hAnsiTheme="majorHAnsi" w:cstheme="majorHAnsi"/>
-          <w:sz w:val="24"/>
-          <w:szCs w:val="24"/>
-        </w:rPr>
-        <w:t>Fortgeschrittene</w:t>
+        <w:tab/>
+      </w:r>
+      <w:r>
+        <w:rPr>
+          <w:rFonts w:asciiTheme="majorHAnsi" w:hAnsiTheme="majorHAnsi" w:cstheme="majorHAnsi"/>
+          <w:sz w:val="24"/>
+          <w:szCs w:val="24"/>
+        </w:rPr>
+        <w:tab/>
+      </w:r>
+      <w:r>
+        <w:rPr>
+          <w:rFonts w:asciiTheme="majorHAnsi" w:hAnsiTheme="majorHAnsi" w:cstheme="majorHAnsi"/>
+          <w:sz w:val="24"/>
+          <w:szCs w:val="24"/>
+        </w:rPr>
+        <w:t>Mittelstufe</w:t>
       </w:r>
     </w:p>
     <w:p>
       <w:pPr>
-        <w:spacing w:after="120" w:line="240" w:lineRule="auto"/>
-        <w:ind w:left="2836" w:firstLine="709"/>
-        <w:rPr>
-          <w:rFonts w:asciiTheme="majorHAnsi" w:hAnsiTheme="majorHAnsi" w:cstheme="majorHAnsi"/>
-          <w:sz w:val="24"/>
-          <w:szCs w:val="24"/>
-        </w:rPr>
-      </w:pPr>
-      <w:proofErr w:type="spellStart"/>
-      <w:r>
-        <w:rPr>
-          <w:rFonts w:asciiTheme="majorHAnsi" w:hAnsiTheme="majorHAnsi" w:cstheme="majorHAnsi"/>
-          <w:sz w:val="24"/>
-          <w:szCs w:val="24"/>
-        </w:rPr>
-        <w:t>Matplotlib</w:t>
-      </w:r>
-      <w:proofErr w:type="spellEnd"/>
-      <w:r>
-        <w:rPr>
-          <w:rFonts w:asciiTheme="majorHAnsi" w:hAnsiTheme="majorHAnsi" w:cstheme="majorHAnsi"/>
-          <w:sz w:val="24"/>
-          <w:szCs w:val="24"/>
-        </w:rPr>
-        <w:t xml:space="preserve">, </w:t>
-      </w:r>
-      <w:r>
-        <w:rPr>
-          <w:rFonts w:asciiTheme="majorHAnsi" w:hAnsiTheme="majorHAnsi" w:cstheme="majorHAnsi"/>
-          <w:sz w:val="24"/>
-          <w:szCs w:val="24"/>
-        </w:rPr>
-        <w:t xml:space="preserve">Keras, </w:t>
-      </w:r>
-      <w:proofErr w:type="spellStart"/>
-      <w:r>
-        <w:rPr>
-          <w:rFonts w:asciiTheme="majorHAnsi" w:hAnsiTheme="majorHAnsi" w:cstheme="majorHAnsi"/>
-          <w:sz w:val="24"/>
-          <w:szCs w:val="24"/>
-        </w:rPr>
-        <w:t>TensorFlow</w:t>
-      </w:r>
-      <w:proofErr w:type="spellEnd"/>
-      <w:r>
-        <w:rPr>
-          <w:rFonts w:asciiTheme="majorHAnsi" w:hAnsiTheme="majorHAnsi" w:cstheme="majorHAnsi"/>
-          <w:sz w:val="24"/>
-          <w:szCs w:val="24"/>
-        </w:rPr>
-        <w:t xml:space="preserve">, </w:t>
-      </w:r>
-      <w:proofErr w:type="spellStart"/>
-      <w:r>
-        <w:rPr>
-          <w:rFonts w:asciiTheme="majorHAnsi" w:hAnsiTheme="majorHAnsi" w:cstheme="majorHAnsi"/>
-          <w:sz w:val="24"/>
-          <w:szCs w:val="24"/>
-        </w:rPr>
-        <w:t>PyTorch</w:t>
-      </w:r>
-      <w:proofErr w:type="spellEnd"/>
-      <w:r>
-        <w:rPr>
-          <w:rFonts w:asciiTheme="majorHAnsi" w:hAnsiTheme="majorHAnsi" w:cstheme="majorHAnsi"/>
-          <w:sz w:val="24"/>
-          <w:szCs w:val="24"/>
-        </w:rPr>
-        <w:tab/>
-      </w:r>
-      <w:r>
-        <w:rPr>
-          <w:rFonts w:asciiTheme="majorHAnsi" w:hAnsiTheme="majorHAnsi" w:cstheme="majorHAnsi"/>
-          <w:sz w:val="24"/>
-          <w:szCs w:val="24"/>
-        </w:rPr>
-        <w:tab/>
-      </w:r>
-      <w:r>
-        <w:rPr>
-          <w:rFonts w:asciiTheme="majorHAnsi" w:hAnsiTheme="majorHAnsi" w:cstheme="majorHAnsi"/>
-          <w:sz w:val="24"/>
-          <w:szCs w:val="24"/>
-        </w:rPr>
-        <w:tab/>
-      </w:r>
-      <w:r>
-        <w:rPr>
-          <w:rFonts w:asciiTheme="majorHAnsi" w:hAnsiTheme="majorHAnsi" w:cstheme="majorHAnsi"/>
-          <w:sz w:val="24"/>
-          <w:szCs w:val="24"/>
-        </w:rPr>
-        <w:t>Mittelstufe</w:t>
-      </w:r>
-    </w:p>
-    <w:p>
-      <w:pPr>
         <w:spacing w:after="0" w:line="240" w:lineRule="auto"/>
         <w:ind w:left="283"/>
         <w:rPr>
@@ -3939,7 +3413,16 @@
           <w:sz w:val="24"/>
           <w:szCs w:val="24"/>
         </w:rPr>
-        <w:t>/Frameworks</w:t>
+        <w:tab/>
+      </w:r>
+      <w:r>
+        <w:rPr>
+          <w:rFonts w:asciiTheme="majorHAnsi" w:hAnsiTheme="majorHAnsi" w:cstheme="majorHAnsi"/>
+          <w:b/>
+          <w:sz w:val="24"/>
+          <w:szCs w:val="24"/>
+        </w:rPr>
+        <w:tab/>
       </w:r>
       <w:r>
         <w:rPr>
@@ -4052,32 +3535,6 @@
           <w:sz w:val="24"/>
           <w:szCs w:val="24"/>
         </w:rPr>
-        <w:t xml:space="preserve"> </w:t>
-      </w:r>
-      <w:proofErr w:type="spellStart"/>
-      <w:r>
-        <w:rPr>
-          <w:rFonts w:asciiTheme="majorHAnsi" w:hAnsiTheme="majorHAnsi" w:cstheme="majorHAnsi"/>
-          <w:sz w:val="24"/>
-          <w:szCs w:val="24"/>
-        </w:rPr>
-        <w:t>JMeter</w:t>
-      </w:r>
-      <w:proofErr w:type="spellEnd"/>
-      <w:r>
-        <w:rPr>
-          <w:rFonts w:asciiTheme="majorHAnsi" w:hAnsiTheme="majorHAnsi" w:cstheme="majorHAnsi"/>
-          <w:sz w:val="24"/>
-          <w:szCs w:val="24"/>
-        </w:rPr>
-        <w:t>,</w:t>
-      </w:r>
-      <w:r>
-        <w:rPr>
-          <w:rFonts w:asciiTheme="majorHAnsi" w:hAnsiTheme="majorHAnsi" w:cstheme="majorHAnsi"/>
-          <w:sz w:val="24"/>
-          <w:szCs w:val="24"/>
-        </w:rPr>
         <w:tab/>
       </w:r>
       <w:r>
@@ -4168,7 +3625,7 @@
           <w:sz w:val="24"/>
           <w:szCs w:val="24"/>
         </w:rPr>
-        <w:t xml:space="preserve">, Putty, </w:t>
+        <w:t xml:space="preserve">, </w:t>
       </w:r>
       <w:proofErr w:type="spellStart"/>
       <w:r>
@@ -4206,23 +3663,21 @@
         </w:rPr>
         <w:t xml:space="preserve">, </w:t>
       </w:r>
-      <w:proofErr w:type="spellStart"/>
-      <w:r>
-        <w:rPr>
-          <w:rFonts w:asciiTheme="majorHAnsi" w:hAnsiTheme="majorHAnsi" w:cstheme="majorHAnsi"/>
-          <w:sz w:val="24"/>
-          <w:szCs w:val="24"/>
-        </w:rPr>
-        <w:t>Winscp</w:t>
-      </w:r>
-      <w:proofErr w:type="spellEnd"/>
-      <w:r>
-        <w:rPr>
-          <w:rFonts w:asciiTheme="majorHAnsi" w:hAnsiTheme="majorHAnsi" w:cstheme="majorHAnsi"/>
-          <w:sz w:val="24"/>
-          <w:szCs w:val="24"/>
-        </w:rPr>
-        <w:t>,</w:t>
+      <w:r>
+        <w:rPr>
+          <w:rFonts w:asciiTheme="majorHAnsi" w:hAnsiTheme="majorHAnsi" w:cstheme="majorHAnsi"/>
+          <w:sz w:val="24"/>
+          <w:szCs w:val="24"/>
+        </w:rPr>
+        <w:tab/>
+      </w:r>
+      <w:r>
+        <w:rPr>
+          <w:rFonts w:asciiTheme="majorHAnsi" w:hAnsiTheme="majorHAnsi" w:cstheme="majorHAnsi"/>
+          <w:sz w:val="24"/>
+          <w:szCs w:val="24"/>
+        </w:rPr>
+        <w:tab/>
       </w:r>
       <w:r>
         <w:rPr>
@@ -4251,6 +3706,113 @@
     </w:p>
     <w:p>
       <w:pPr>
+        <w:spacing w:line="240" w:lineRule="auto"/>
+        <w:ind w:left="283"/>
+        <w:rPr>
+          <w:rFonts w:asciiTheme="majorHAnsi" w:hAnsiTheme="majorHAnsi" w:cstheme="majorHAnsi"/>
+          <w:sz w:val="24"/>
+          <w:szCs w:val="24"/>
+          <w:lang w:val="en-GB"/>
+        </w:rPr>
+      </w:pPr>
+      <w:r>
+        <w:rPr>
+          <w:rFonts w:asciiTheme="majorHAnsi" w:hAnsiTheme="majorHAnsi" w:cstheme="majorHAnsi"/>
+          <w:sz w:val="24"/>
+          <w:szCs w:val="24"/>
+        </w:rPr>
+        <w:tab/>
+      </w:r>
+      <w:r>
+        <w:rPr>
+          <w:rFonts w:asciiTheme="majorHAnsi" w:hAnsiTheme="majorHAnsi" w:cstheme="majorHAnsi"/>
+          <w:sz w:val="24"/>
+          <w:szCs w:val="24"/>
+        </w:rPr>
+        <w:tab/>
+      </w:r>
+      <w:r>
+        <w:rPr>
+          <w:rFonts w:asciiTheme="majorHAnsi" w:hAnsiTheme="majorHAnsi" w:cstheme="majorHAnsi"/>
+          <w:sz w:val="24"/>
+          <w:szCs w:val="24"/>
+        </w:rPr>
+        <w:tab/>
+      </w:r>
+      <w:r>
+        <w:rPr>
+          <w:rFonts w:asciiTheme="majorHAnsi" w:hAnsiTheme="majorHAnsi" w:cstheme="majorHAnsi"/>
+          <w:sz w:val="24"/>
+          <w:szCs w:val="24"/>
+        </w:rPr>
+        <w:tab/>
+      </w:r>
+      <w:r>
+        <w:rPr>
+          <w:rFonts w:asciiTheme="majorHAnsi" w:hAnsiTheme="majorHAnsi" w:cstheme="majorHAnsi"/>
+          <w:sz w:val="24"/>
+          <w:szCs w:val="24"/>
+        </w:rPr>
+        <w:tab/>
+      </w:r>
+      <w:r>
+        <w:rPr>
+          <w:rFonts w:asciiTheme="majorHAnsi" w:hAnsiTheme="majorHAnsi" w:cstheme="majorHAnsi"/>
+          <w:w w:val="95"/>
+          <w:sz w:val="24"/>
+          <w:szCs w:val="24"/>
+          <w:lang w:val="en-GB"/>
+        </w:rPr>
+        <w:t xml:space="preserve">ServiceNow, </w:t>
+      </w:r>
+      <w:r>
+        <w:rPr>
+          <w:rFonts w:asciiTheme="majorHAnsi" w:hAnsiTheme="majorHAnsi" w:cstheme="majorHAnsi"/>
+          <w:sz w:val="24"/>
+          <w:szCs w:val="24"/>
+          <w:lang w:val="en-GB"/>
+        </w:rPr>
+        <w:t>Prometheus</w:t>
+      </w:r>
+      <w:r>
+        <w:rPr>
+          <w:rFonts w:asciiTheme="majorHAnsi" w:hAnsiTheme="majorHAnsi" w:cstheme="majorHAnsi"/>
+          <w:sz w:val="24"/>
+          <w:szCs w:val="24"/>
+          <w:lang w:val="en-GB"/>
+        </w:rPr>
+        <w:t>,</w:t>
+      </w:r>
+      <w:r>
+        <w:rPr>
+          <w:rFonts w:asciiTheme="majorHAnsi" w:hAnsiTheme="majorHAnsi" w:cstheme="majorHAnsi"/>
+          <w:sz w:val="24"/>
+          <w:szCs w:val="24"/>
+          <w:lang w:val="en-GB"/>
+        </w:rPr>
+        <w:t xml:space="preserve"> Kafka, </w:t>
+      </w:r>
+      <w:r>
+        <w:rPr>
+          <w:rFonts w:asciiTheme="majorHAnsi" w:hAnsiTheme="majorHAnsi" w:cstheme="majorHAnsi"/>
+          <w:sz w:val="24"/>
+          <w:szCs w:val="24"/>
+          <w:lang w:val="en-GB"/>
+        </w:rPr>
+        <w:t>DOORS</w:t>
+      </w:r>
+      <w:r>
+        <w:rPr>
+          <w:rFonts w:asciiTheme="majorHAnsi" w:hAnsiTheme="majorHAnsi" w:cstheme="majorHAnsi"/>
+          <w:sz w:val="24"/>
+          <w:szCs w:val="24"/>
+          <w:lang w:val="en-GB"/>
+        </w:rPr>
+        <w:tab/>
+      </w:r>
+    </w:p>
+    <w:p>
+      <w:pPr>
         <w:spacing w:after="0" w:line="240" w:lineRule="auto"/>
         <w:ind w:left="283"/>
         <w:rPr>
@@ -4263,70 +3825,35 @@
       <w:r>
         <w:rPr>
           <w:rFonts w:asciiTheme="majorHAnsi" w:hAnsiTheme="majorHAnsi" w:cstheme="majorHAnsi"/>
-          <w:sz w:val="24"/>
-          <w:szCs w:val="24"/>
-        </w:rPr>
-        <w:tab/>
-      </w:r>
-      <w:r>
-        <w:rPr>
-          <w:rFonts w:asciiTheme="majorHAnsi" w:hAnsiTheme="majorHAnsi" w:cstheme="majorHAnsi"/>
-          <w:sz w:val="24"/>
-          <w:szCs w:val="24"/>
-        </w:rPr>
-        <w:tab/>
-      </w:r>
-      <w:r>
-        <w:rPr>
-          <w:rFonts w:asciiTheme="majorHAnsi" w:hAnsiTheme="majorHAnsi" w:cstheme="majorHAnsi"/>
-          <w:sz w:val="24"/>
-          <w:szCs w:val="24"/>
-        </w:rPr>
-        <w:tab/>
-      </w:r>
-      <w:r>
-        <w:rPr>
-          <w:rFonts w:asciiTheme="majorHAnsi" w:hAnsiTheme="majorHAnsi" w:cstheme="majorHAnsi"/>
-          <w:sz w:val="24"/>
-          <w:szCs w:val="24"/>
-        </w:rPr>
-        <w:tab/>
-      </w:r>
-      <w:r>
-        <w:rPr>
-          <w:rFonts w:asciiTheme="majorHAnsi" w:hAnsiTheme="majorHAnsi" w:cstheme="majorHAnsi"/>
-          <w:sz w:val="24"/>
-          <w:szCs w:val="24"/>
-        </w:rPr>
-        <w:tab/>
-      </w:r>
-      <w:r>
-        <w:rPr>
-          <w:rFonts w:asciiTheme="majorHAnsi" w:hAnsiTheme="majorHAnsi" w:cstheme="majorHAnsi"/>
-          <w:w w:val="95"/>
+          <w:b/>
+          <w:bCs/>
           <w:sz w:val="24"/>
           <w:szCs w:val="24"/>
           <w:lang w:val="en-GB"/>
         </w:rPr>
-        <w:t xml:space="preserve">ServiceNow, </w:t>
-      </w:r>
-      <w:r>
-        <w:rPr>
-          <w:rFonts w:asciiTheme="majorHAnsi" w:hAnsiTheme="majorHAnsi" w:cstheme="majorHAnsi"/>
+        <w:t>Infrastructure as a Code</w:t>
+      </w:r>
+      <w:r>
+        <w:rPr>
+          <w:rFonts w:asciiTheme="majorHAnsi" w:hAnsiTheme="majorHAnsi" w:cstheme="majorHAnsi"/>
+          <w:b/>
+          <w:bCs/>
           <w:sz w:val="24"/>
           <w:szCs w:val="24"/>
           <w:lang w:val="en-GB"/>
         </w:rPr>
-        <w:t>Prometheus</w:t>
-      </w:r>
-      <w:r>
-        <w:rPr>
-          <w:rFonts w:asciiTheme="majorHAnsi" w:hAnsiTheme="majorHAnsi" w:cstheme="majorHAnsi"/>
+        <w:tab/>
+      </w:r>
+      <w:r>
+        <w:rPr>
+          <w:rFonts w:asciiTheme="majorHAnsi" w:hAnsiTheme="majorHAnsi" w:cstheme="majorHAnsi"/>
+          <w:b/>
+          <w:bCs/>
           <w:sz w:val="24"/>
           <w:szCs w:val="24"/>
           <w:lang w:val="en-GB"/>
         </w:rPr>
-        <w:t>,</w:t>
+        <w:tab/>
       </w:r>
       <w:r>
         <w:rPr>
@@ -4335,20 +3862,17 @@
           <w:szCs w:val="24"/>
           <w:lang w:val="en-GB"/>
         </w:rPr>
-        <w:t xml:space="preserve"> Kafka, Hadoop, Big Data</w:t>
-      </w:r>
-    </w:p>
-    <w:p>
-      <w:pPr>
-        <w:spacing w:line="240" w:lineRule="auto"/>
-        <w:ind w:left="283"/>
+        <w:t>Ansible, Terraform</w:t>
+      </w:r>
+      <w:r>
         <w:rPr>
           <w:rFonts w:asciiTheme="majorHAnsi" w:hAnsiTheme="majorHAnsi" w:cstheme="majorHAnsi"/>
           <w:sz w:val="24"/>
           <w:szCs w:val="24"/>
           <w:lang w:val="en-GB"/>
         </w:rPr>
-      </w:pPr>
+        <w:t xml:space="preserve">, </w:t>
+      </w:r>
       <w:r>
         <w:rPr>
           <w:rFonts w:asciiTheme="majorHAnsi" w:hAnsiTheme="majorHAnsi" w:cstheme="majorHAnsi"/>
@@ -4356,7 +3880,7 @@
           <w:szCs w:val="24"/>
           <w:lang w:val="en-GB"/>
         </w:rPr>
-        <w:tab/>
+        <w:t>Bicep, ARM</w:t>
       </w:r>
       <w:r>
         <w:rPr>
@@ -4365,193 +3889,7 @@
           <w:szCs w:val="24"/>
           <w:lang w:val="en-GB"/>
         </w:rPr>
-        <w:tab/>
-      </w:r>
-      <w:r>
-        <w:rPr>
-          <w:rFonts w:asciiTheme="majorHAnsi" w:hAnsiTheme="majorHAnsi" w:cstheme="majorHAnsi"/>
-          <w:sz w:val="24"/>
-          <w:szCs w:val="24"/>
-          <w:lang w:val="en-GB"/>
-        </w:rPr>
-        <w:tab/>
-      </w:r>
-      <w:r>
-        <w:rPr>
-          <w:rFonts w:asciiTheme="majorHAnsi" w:hAnsiTheme="majorHAnsi" w:cstheme="majorHAnsi"/>
-          <w:sz w:val="24"/>
-          <w:szCs w:val="24"/>
-          <w:lang w:val="en-GB"/>
-        </w:rPr>
-        <w:tab/>
-      </w:r>
-      <w:r>
-        <w:rPr>
-          <w:rFonts w:asciiTheme="majorHAnsi" w:hAnsiTheme="majorHAnsi" w:cstheme="majorHAnsi"/>
-          <w:sz w:val="24"/>
-          <w:szCs w:val="24"/>
-          <w:lang w:val="en-GB"/>
-        </w:rPr>
-        <w:tab/>
-      </w:r>
-      <w:r>
-        <w:rPr>
-          <w:rFonts w:asciiTheme="majorHAnsi" w:hAnsiTheme="majorHAnsi" w:cstheme="majorHAnsi"/>
-          <w:sz w:val="24"/>
-          <w:szCs w:val="24"/>
-          <w:lang w:val="en-GB"/>
-        </w:rPr>
-        <w:t>DOORS</w:t>
-      </w:r>
-      <w:r>
-        <w:rPr>
-          <w:rFonts w:asciiTheme="majorHAnsi" w:hAnsiTheme="majorHAnsi" w:cstheme="majorHAnsi"/>
-          <w:sz w:val="24"/>
-          <w:szCs w:val="24"/>
-          <w:lang w:val="en-GB"/>
-        </w:rPr>
         <w:t xml:space="preserve">, </w:t>
-      </w:r>
-      <w:r>
-        <w:rPr>
-          <w:rFonts w:asciiTheme="majorHAnsi" w:hAnsiTheme="majorHAnsi" w:cstheme="majorHAnsi"/>
-          <w:sz w:val="24"/>
-          <w:szCs w:val="24"/>
-          <w:lang w:val="en-GB"/>
-        </w:rPr>
-        <w:t>Citrix</w:t>
-      </w:r>
-      <w:r>
-        <w:rPr>
-          <w:rFonts w:asciiTheme="majorHAnsi" w:hAnsiTheme="majorHAnsi" w:cstheme="majorHAnsi"/>
-          <w:sz w:val="24"/>
-          <w:szCs w:val="24"/>
-          <w:lang w:val="en-GB"/>
-        </w:rPr>
-        <w:t xml:space="preserve">, </w:t>
-      </w:r>
-      <w:proofErr w:type="spellStart"/>
-      <w:r>
-        <w:rPr>
-          <w:rFonts w:asciiTheme="majorHAnsi" w:hAnsiTheme="majorHAnsi" w:cstheme="majorHAnsi"/>
-          <w:sz w:val="24"/>
-          <w:szCs w:val="24"/>
-          <w:lang w:val="en-GB"/>
-        </w:rPr>
-        <w:t>pfSense</w:t>
-      </w:r>
-      <w:proofErr w:type="spellEnd"/>
-      <w:r>
-        <w:rPr>
-          <w:rFonts w:asciiTheme="majorHAnsi" w:hAnsiTheme="majorHAnsi" w:cstheme="majorHAnsi"/>
-          <w:sz w:val="24"/>
-          <w:szCs w:val="24"/>
-          <w:lang w:val="en-GB"/>
-        </w:rPr>
-        <w:t xml:space="preserve">, </w:t>
-      </w:r>
-      <w:proofErr w:type="spellStart"/>
-      <w:r>
-        <w:rPr>
-          <w:rFonts w:asciiTheme="majorHAnsi" w:hAnsiTheme="majorHAnsi" w:cstheme="majorHAnsi"/>
-          <w:sz w:val="24"/>
-          <w:szCs w:val="24"/>
-          <w:lang w:val="en-GB"/>
-        </w:rPr>
-        <w:t>Wifi</w:t>
-      </w:r>
-      <w:proofErr w:type="spellEnd"/>
-      <w:r>
-        <w:rPr>
-          <w:rFonts w:asciiTheme="majorHAnsi" w:hAnsiTheme="majorHAnsi" w:cstheme="majorHAnsi"/>
-          <w:sz w:val="24"/>
-          <w:szCs w:val="24"/>
-          <w:lang w:val="en-GB"/>
-        </w:rPr>
-        <w:t xml:space="preserve"> Access points, Router</w:t>
-      </w:r>
-      <w:r>
-        <w:rPr>
-          <w:rFonts w:asciiTheme="majorHAnsi" w:hAnsiTheme="majorHAnsi" w:cstheme="majorHAnsi"/>
-          <w:sz w:val="24"/>
-          <w:szCs w:val="24"/>
-          <w:lang w:val="en-GB"/>
-        </w:rPr>
-        <w:tab/>
-      </w:r>
-    </w:p>
-    <w:p>
-      <w:pPr>
-        <w:spacing w:line="240" w:lineRule="auto"/>
-        <w:ind w:left="283"/>
-        <w:rPr>
-          <w:rFonts w:asciiTheme="majorHAnsi" w:hAnsiTheme="majorHAnsi" w:cstheme="majorHAnsi"/>
-          <w:b/>
-          <w:bCs/>
-          <w:sz w:val="24"/>
-          <w:szCs w:val="24"/>
-          <w:lang w:val="en-GB"/>
-        </w:rPr>
-      </w:pPr>
-      <w:r>
-        <w:rPr>
-          <w:rFonts w:asciiTheme="majorHAnsi" w:hAnsiTheme="majorHAnsi" w:cstheme="majorHAnsi"/>
-          <w:b/>
-          <w:bCs/>
-          <w:sz w:val="24"/>
-          <w:szCs w:val="24"/>
-          <w:lang w:val="en-GB"/>
-        </w:rPr>
-        <w:t>Infrastructure as a Code</w:t>
-      </w:r>
-      <w:r>
-        <w:rPr>
-          <w:rFonts w:asciiTheme="majorHAnsi" w:hAnsiTheme="majorHAnsi" w:cstheme="majorHAnsi"/>
-          <w:b/>
-          <w:bCs/>
-          <w:sz w:val="24"/>
-          <w:szCs w:val="24"/>
-          <w:lang w:val="en-GB"/>
-        </w:rPr>
-        <w:tab/>
-      </w:r>
-      <w:r>
-        <w:rPr>
-          <w:rFonts w:asciiTheme="majorHAnsi" w:hAnsiTheme="majorHAnsi" w:cstheme="majorHAnsi"/>
-          <w:b/>
-          <w:bCs/>
-          <w:sz w:val="24"/>
-          <w:szCs w:val="24"/>
-          <w:lang w:val="en-GB"/>
-        </w:rPr>
-        <w:tab/>
-      </w:r>
-      <w:r>
-        <w:rPr>
-          <w:rFonts w:asciiTheme="majorHAnsi" w:hAnsiTheme="majorHAnsi" w:cstheme="majorHAnsi"/>
-          <w:sz w:val="24"/>
-          <w:szCs w:val="24"/>
-          <w:lang w:val="en-GB"/>
-        </w:rPr>
-        <w:t>Ansible, Terraform</w:t>
-      </w:r>
-      <w:r>
-        <w:rPr>
-          <w:rFonts w:asciiTheme="majorHAnsi" w:hAnsiTheme="majorHAnsi" w:cstheme="majorHAnsi"/>
-          <w:sz w:val="24"/>
-          <w:szCs w:val="24"/>
-          <w:lang w:val="en-GB"/>
-        </w:rPr>
-        <w:t xml:space="preserve">, </w:t>
-      </w:r>
-      <w:r>
-        <w:rPr>
-          <w:rFonts w:asciiTheme="majorHAnsi" w:hAnsiTheme="majorHAnsi" w:cstheme="majorHAnsi"/>
-          <w:sz w:val="24"/>
-          <w:szCs w:val="24"/>
-          <w:lang w:val="en-GB"/>
-        </w:rPr>
-        <w:t>Bicep, ARM</w:t>
       </w:r>
       <w:r>
         <w:rPr>
@@ -4604,6 +3942,65 @@
     <w:p>
       <w:pPr>
         <w:spacing w:line="240" w:lineRule="auto"/>
+        <w:ind w:left="3119" w:firstLine="426"/>
+        <w:rPr>
+          <w:rFonts w:asciiTheme="majorHAnsi" w:hAnsiTheme="majorHAnsi" w:cstheme="majorHAnsi"/>
+          <w:b/>
+          <w:bCs/>
+          <w:sz w:val="24"/>
+          <w:szCs w:val="24"/>
+          <w:lang w:val="en-GB"/>
+        </w:rPr>
+      </w:pPr>
+      <w:r>
+        <w:rPr>
+          <w:rFonts w:asciiTheme="majorHAnsi" w:hAnsiTheme="majorHAnsi" w:cstheme="majorHAnsi"/>
+          <w:sz w:val="24"/>
+          <w:szCs w:val="24"/>
+          <w:lang w:val="en-GB"/>
+        </w:rPr>
+        <w:t>AWS CloudFormation, AWS CDK</w:t>
+      </w:r>
+      <w:r>
+        <w:rPr>
+          <w:rFonts w:asciiTheme="majorHAnsi" w:hAnsiTheme="majorHAnsi" w:cstheme="majorHAnsi"/>
+          <w:sz w:val="24"/>
+          <w:szCs w:val="24"/>
+          <w:lang w:val="en-GB"/>
+        </w:rPr>
+        <w:tab/>
+      </w:r>
+      <w:r>
+        <w:rPr>
+          <w:rFonts w:asciiTheme="majorHAnsi" w:hAnsiTheme="majorHAnsi" w:cstheme="majorHAnsi"/>
+          <w:sz w:val="24"/>
+          <w:szCs w:val="24"/>
+          <w:lang w:val="en-GB"/>
+        </w:rPr>
+        <w:tab/>
+      </w:r>
+      <w:r>
+        <w:rPr>
+          <w:rFonts w:asciiTheme="majorHAnsi" w:hAnsiTheme="majorHAnsi" w:cstheme="majorHAnsi"/>
+          <w:sz w:val="24"/>
+          <w:szCs w:val="24"/>
+          <w:lang w:val="en-GB"/>
+        </w:rPr>
+        <w:tab/>
+      </w:r>
+      <w:r>
+        <w:rPr>
+          <w:rFonts w:asciiTheme="majorHAnsi" w:hAnsiTheme="majorHAnsi" w:cstheme="majorHAnsi"/>
+          <w:sz w:val="24"/>
+          <w:szCs w:val="24"/>
+          <w:lang w:val="en-GB"/>
+        </w:rPr>
+        <w:tab/>
+      </w:r>
+    </w:p>
+    <w:p>
+      <w:pPr>
+        <w:spacing w:after="0" w:line="240" w:lineRule="auto"/>
         <w:ind w:left="283"/>
         <w:rPr>
           <w:rFonts w:asciiTheme="majorHAnsi" w:hAnsiTheme="majorHAnsi" w:cstheme="majorHAnsi"/>
@@ -4663,7 +4060,7 @@
           <w:szCs w:val="24"/>
           <w:lang w:val="en-GB"/>
         </w:rPr>
-        <w:t>Jenkins, GitLab, GitHub Actions, Azure</w:t>
+        <w:t>Jenkins, GitLab</w:t>
       </w:r>
       <w:r>
         <w:rPr>
@@ -4672,6 +4069,24 @@
           <w:szCs w:val="24"/>
           <w:lang w:val="en-GB"/>
         </w:rPr>
+        <w:t xml:space="preserve"> CI</w:t>
+      </w:r>
+      <w:r>
+        <w:rPr>
+          <w:rFonts w:asciiTheme="majorHAnsi" w:hAnsiTheme="majorHAnsi" w:cstheme="majorHAnsi"/>
+          <w:sz w:val="24"/>
+          <w:szCs w:val="24"/>
+          <w:lang w:val="en-GB"/>
+        </w:rPr>
+        <w:t>, GitHub Actions, Azure</w:t>
+      </w:r>
+      <w:r>
+        <w:rPr>
+          <w:rFonts w:asciiTheme="majorHAnsi" w:hAnsiTheme="majorHAnsi" w:cstheme="majorHAnsi"/>
+          <w:sz w:val="24"/>
+          <w:szCs w:val="24"/>
+          <w:lang w:val="en-GB"/>
+        </w:rPr>
         <w:t xml:space="preserve"> DevOps</w:t>
       </w:r>
       <w:r>
@@ -4700,45 +4115,84 @@
           <w:szCs w:val="24"/>
           <w:lang w:val="en-GB"/>
         </w:rPr>
-        <w:t>Mittelstufe</w:t>
+        <w:t>Fortgeschrittene</w:t>
       </w:r>
       <w:proofErr w:type="spellEnd"/>
     </w:p>
     <w:p>
       <w:pPr>
-        <w:spacing w:after="120" w:line="240" w:lineRule="auto"/>
-        <w:rPr>
-          <w:rFonts w:asciiTheme="majorHAnsi" w:hAnsiTheme="majorHAnsi" w:cstheme="majorHAnsi"/>
-          <w:sz w:val="24"/>
-          <w:szCs w:val="24"/>
-        </w:rPr>
-      </w:pPr>
-      <w:r>
+        <w:spacing w:line="240" w:lineRule="auto"/>
+        <w:ind w:left="283"/>
         <w:rPr>
           <w:rFonts w:asciiTheme="majorHAnsi" w:hAnsiTheme="majorHAnsi" w:cstheme="majorHAnsi"/>
           <w:sz w:val="24"/>
           <w:szCs w:val="24"/>
           <w:lang w:val="en-GB"/>
         </w:rPr>
-        <w:t xml:space="preserve">     </w:t>
-      </w:r>
-      <w:r>
-        <w:rPr>
-          <w:rFonts w:asciiTheme="majorHAnsi" w:hAnsiTheme="majorHAnsi" w:cstheme="majorHAnsi"/>
-          <w:b/>
-          <w:bCs/>
-          <w:sz w:val="24"/>
-          <w:szCs w:val="24"/>
-        </w:rPr>
-        <w:t>Protokoll</w:t>
-      </w:r>
-      <w:r>
-        <w:rPr>
-          <w:rFonts w:asciiTheme="majorHAnsi" w:hAnsiTheme="majorHAnsi" w:cstheme="majorHAnsi"/>
-          <w:sz w:val="24"/>
-          <w:szCs w:val="24"/>
-        </w:rPr>
-        <w:t xml:space="preserve">                                            CAN, </w:t>
+      </w:pPr>
+      <w:r>
+        <w:rPr>
+          <w:rFonts w:asciiTheme="majorHAnsi" w:hAnsiTheme="majorHAnsi" w:cstheme="majorHAnsi"/>
+          <w:b/>
+          <w:bCs/>
+          <w:sz w:val="24"/>
+          <w:szCs w:val="24"/>
+          <w:lang w:val="en-GB"/>
+        </w:rPr>
+        <w:tab/>
+      </w:r>
+      <w:r>
+        <w:rPr>
+          <w:rFonts w:asciiTheme="majorHAnsi" w:hAnsiTheme="majorHAnsi" w:cstheme="majorHAnsi"/>
+          <w:b/>
+          <w:bCs/>
+          <w:sz w:val="24"/>
+          <w:szCs w:val="24"/>
+          <w:lang w:val="en-GB"/>
+        </w:rPr>
+        <w:tab/>
+      </w:r>
+      <w:r>
+        <w:rPr>
+          <w:rFonts w:asciiTheme="majorHAnsi" w:hAnsiTheme="majorHAnsi" w:cstheme="majorHAnsi"/>
+          <w:b/>
+          <w:bCs/>
+          <w:sz w:val="24"/>
+          <w:szCs w:val="24"/>
+          <w:lang w:val="en-GB"/>
+        </w:rPr>
+        <w:tab/>
+      </w:r>
+      <w:r>
+        <w:rPr>
+          <w:rFonts w:asciiTheme="majorHAnsi" w:hAnsiTheme="majorHAnsi" w:cstheme="majorHAnsi"/>
+          <w:b/>
+          <w:bCs/>
+          <w:sz w:val="24"/>
+          <w:szCs w:val="24"/>
+          <w:lang w:val="en-GB"/>
+        </w:rPr>
+        <w:tab/>
+      </w:r>
+      <w:r>
+        <w:rPr>
+          <w:rFonts w:asciiTheme="majorHAnsi" w:hAnsiTheme="majorHAnsi" w:cstheme="majorHAnsi"/>
+          <w:b/>
+          <w:bCs/>
+          <w:sz w:val="24"/>
+          <w:szCs w:val="24"/>
+          <w:lang w:val="en-GB"/>
+        </w:rPr>
+        <w:tab/>
+      </w:r>
+      <w:r>
+        <w:rPr>
+          <w:rFonts w:asciiTheme="majorHAnsi" w:hAnsiTheme="majorHAnsi" w:cstheme="majorHAnsi"/>
+          <w:sz w:val="24"/>
+          <w:szCs w:val="24"/>
+          <w:lang w:val="en-GB"/>
+        </w:rPr>
+        <w:t xml:space="preserve">AWS </w:t>
       </w:r>
       <w:proofErr w:type="spellStart"/>
       <w:r>
@@ -4746,161 +4200,99 @@
           <w:rFonts w:asciiTheme="majorHAnsi" w:hAnsiTheme="majorHAnsi" w:cstheme="majorHAnsi"/>
           <w:sz w:val="24"/>
           <w:szCs w:val="24"/>
-        </w:rPr>
-        <w:t>Flexray</w:t>
+          <w:lang w:val="en-GB"/>
+        </w:rPr>
+        <w:t>CodePipeline</w:t>
       </w:r>
       <w:proofErr w:type="spellEnd"/>
-      <w:r>
-        <w:rPr>
-          <w:rFonts w:asciiTheme="majorHAnsi" w:hAnsiTheme="majorHAnsi" w:cstheme="majorHAnsi"/>
-          <w:sz w:val="24"/>
-          <w:szCs w:val="24"/>
-        </w:rPr>
-        <w:t>, Ethernet</w:t>
-      </w:r>
-      <w:r>
-        <w:rPr>
-          <w:rFonts w:asciiTheme="majorHAnsi" w:hAnsiTheme="majorHAnsi" w:cstheme="majorHAnsi"/>
-          <w:sz w:val="24"/>
-          <w:szCs w:val="24"/>
-        </w:rPr>
-        <w:tab/>
-      </w:r>
-      <w:r>
-        <w:rPr>
-          <w:rFonts w:asciiTheme="majorHAnsi" w:hAnsiTheme="majorHAnsi" w:cstheme="majorHAnsi"/>
-          <w:sz w:val="24"/>
-          <w:szCs w:val="24"/>
-        </w:rPr>
-        <w:tab/>
-      </w:r>
-      <w:r>
-        <w:rPr>
-          <w:rFonts w:asciiTheme="majorHAnsi" w:hAnsiTheme="majorHAnsi" w:cstheme="majorHAnsi"/>
-          <w:sz w:val="24"/>
-          <w:szCs w:val="24"/>
-        </w:rPr>
-        <w:tab/>
-      </w:r>
-      <w:r>
-        <w:rPr>
-          <w:rFonts w:asciiTheme="majorHAnsi" w:hAnsiTheme="majorHAnsi" w:cstheme="majorHAnsi"/>
-          <w:sz w:val="24"/>
-          <w:szCs w:val="24"/>
-        </w:rPr>
-        <w:tab/>
-      </w:r>
-      <w:r>
-        <w:rPr>
-          <w:rFonts w:asciiTheme="majorHAnsi" w:hAnsiTheme="majorHAnsi" w:cstheme="majorHAnsi"/>
-          <w:sz w:val="24"/>
-          <w:szCs w:val="24"/>
-        </w:rPr>
-        <w:tab/>
-        <w:t>Mittelstufe</w:t>
-      </w:r>
-      <w:r>
-        <w:rPr>
-          <w:rFonts w:asciiTheme="majorHAnsi" w:hAnsiTheme="majorHAnsi" w:cstheme="majorHAnsi"/>
-          <w:sz w:val="24"/>
-          <w:szCs w:val="24"/>
-        </w:rPr>
-        <w:tab/>
-      </w:r>
     </w:p>
     <w:p>
       <w:pPr>
         <w:spacing w:line="240" w:lineRule="auto"/>
-        <w:rPr>
-          <w:rFonts w:asciiTheme="majorHAnsi" w:hAnsiTheme="majorHAnsi" w:cstheme="majorHAnsi"/>
-          <w:sz w:val="24"/>
-          <w:szCs w:val="24"/>
-        </w:rPr>
-      </w:pPr>
-      <w:r>
-        <w:rPr>
-          <w:rFonts w:asciiTheme="majorHAnsi" w:hAnsiTheme="majorHAnsi" w:cstheme="majorHAnsi"/>
-          <w:b/>
-          <w:sz w:val="24"/>
-          <w:szCs w:val="24"/>
-        </w:rPr>
-        <w:t xml:space="preserve">     </w:t>
-      </w:r>
-      <w:r>
-        <w:rPr>
-          <w:rFonts w:asciiTheme="majorHAnsi" w:hAnsiTheme="majorHAnsi" w:cstheme="majorHAnsi"/>
-          <w:b/>
-          <w:sz w:val="24"/>
-          <w:szCs w:val="24"/>
-        </w:rPr>
-        <w:t>Cloud-Dienst</w:t>
-      </w:r>
-      <w:r>
-        <w:rPr>
-          <w:rFonts w:asciiTheme="majorHAnsi" w:hAnsiTheme="majorHAnsi" w:cstheme="majorHAnsi"/>
-          <w:b/>
-          <w:sz w:val="24"/>
-          <w:szCs w:val="24"/>
-        </w:rPr>
-        <w:tab/>
-      </w:r>
-      <w:r>
-        <w:rPr>
-          <w:rFonts w:asciiTheme="majorHAnsi" w:hAnsiTheme="majorHAnsi" w:cstheme="majorHAnsi"/>
-          <w:b/>
-          <w:sz w:val="24"/>
-          <w:szCs w:val="24"/>
-        </w:rPr>
-        <w:tab/>
-      </w:r>
-      <w:r>
-        <w:rPr>
-          <w:rFonts w:asciiTheme="majorHAnsi" w:hAnsiTheme="majorHAnsi" w:cstheme="majorHAnsi"/>
-          <w:b/>
-          <w:sz w:val="24"/>
-          <w:szCs w:val="24"/>
-        </w:rPr>
-        <w:tab/>
-      </w:r>
-      <w:r>
-        <w:rPr>
-          <w:rFonts w:asciiTheme="majorHAnsi" w:hAnsiTheme="majorHAnsi" w:cstheme="majorHAnsi"/>
-          <w:sz w:val="24"/>
-          <w:szCs w:val="24"/>
-        </w:rPr>
-        <w:t>AWS,</w:t>
-      </w:r>
-      <w:r>
-        <w:rPr>
-          <w:rFonts w:asciiTheme="majorHAnsi" w:hAnsiTheme="majorHAnsi" w:cstheme="majorHAnsi"/>
-          <w:sz w:val="24"/>
-          <w:szCs w:val="24"/>
-        </w:rPr>
-        <w:t xml:space="preserve"> </w:t>
-      </w:r>
-      <w:r>
-        <w:rPr>
-          <w:rFonts w:asciiTheme="majorHAnsi" w:hAnsiTheme="majorHAnsi" w:cstheme="majorHAnsi"/>
-          <w:sz w:val="24"/>
-          <w:szCs w:val="24"/>
-        </w:rPr>
-        <w:t>Azure</w:t>
-      </w:r>
-      <w:r>
-        <w:rPr>
-          <w:rFonts w:asciiTheme="majorHAnsi" w:hAnsiTheme="majorHAnsi" w:cstheme="majorHAnsi"/>
-          <w:sz w:val="24"/>
-          <w:szCs w:val="24"/>
-        </w:rPr>
-        <w:t>,</w:t>
-      </w:r>
-      <w:r>
-        <w:rPr>
-          <w:rFonts w:asciiTheme="majorHAnsi" w:hAnsiTheme="majorHAnsi" w:cstheme="majorHAnsi"/>
-          <w:sz w:val="24"/>
-          <w:szCs w:val="24"/>
-        </w:rPr>
-        <w:t xml:space="preserve"> </w:t>
+        <w:ind w:left="283"/>
+        <w:rPr>
+          <w:rFonts w:asciiTheme="majorHAnsi" w:hAnsiTheme="majorHAnsi" w:cstheme="majorHAnsi"/>
+          <w:sz w:val="24"/>
+          <w:szCs w:val="24"/>
+          <w:lang w:val="en-US"/>
+        </w:rPr>
+      </w:pPr>
+      <w:r>
+        <w:rPr>
+          <w:rFonts w:asciiTheme="majorHAnsi" w:hAnsiTheme="majorHAnsi" w:cstheme="majorHAnsi"/>
+          <w:b/>
+          <w:bCs/>
+          <w:sz w:val="24"/>
+          <w:szCs w:val="24"/>
+          <w:lang w:val="en-GB"/>
+        </w:rPr>
+        <w:t>Containerization</w:t>
+      </w:r>
+      <w:r>
+        <w:rPr>
+          <w:rFonts w:asciiTheme="majorHAnsi" w:hAnsiTheme="majorHAnsi" w:cstheme="majorHAnsi"/>
+          <w:b/>
+          <w:bCs/>
+          <w:sz w:val="24"/>
+          <w:szCs w:val="24"/>
+          <w:lang w:val="en-GB"/>
+        </w:rPr>
+        <w:tab/>
+      </w:r>
+      <w:r>
+        <w:rPr>
+          <w:rFonts w:asciiTheme="majorHAnsi" w:hAnsiTheme="majorHAnsi" w:cstheme="majorHAnsi"/>
+          <w:sz w:val="24"/>
+          <w:szCs w:val="24"/>
+          <w:lang w:val="en-US"/>
+        </w:rPr>
+        <w:tab/>
+      </w:r>
+      <w:r>
+        <w:rPr>
+          <w:rFonts w:asciiTheme="majorHAnsi" w:hAnsiTheme="majorHAnsi" w:cstheme="majorHAnsi"/>
+          <w:sz w:val="24"/>
+          <w:szCs w:val="24"/>
+          <w:lang w:val="en-US"/>
+        </w:rPr>
+        <w:tab/>
+        <w:t>Docker, Kubernetes, AKS, A</w:t>
+      </w:r>
+      <w:r>
+        <w:rPr>
+          <w:rFonts w:asciiTheme="majorHAnsi" w:hAnsiTheme="majorHAnsi" w:cstheme="majorHAnsi"/>
+          <w:sz w:val="24"/>
+          <w:szCs w:val="24"/>
+          <w:lang w:val="en-US"/>
+        </w:rPr>
+        <w:t>CR, Amazon ECS</w:t>
+      </w:r>
+      <w:r>
+        <w:rPr>
+          <w:rFonts w:asciiTheme="majorHAnsi" w:hAnsiTheme="majorHAnsi" w:cstheme="majorHAnsi"/>
+          <w:sz w:val="24"/>
+          <w:szCs w:val="24"/>
+          <w:lang w:val="en-US"/>
+        </w:rPr>
+        <w:tab/>
+      </w:r>
+      <w:r>
+        <w:rPr>
+          <w:rFonts w:asciiTheme="majorHAnsi" w:hAnsiTheme="majorHAnsi" w:cstheme="majorHAnsi"/>
+          <w:sz w:val="24"/>
+          <w:szCs w:val="24"/>
+          <w:lang w:val="en-US"/>
+        </w:rPr>
+        <w:tab/>
+      </w:r>
+      <w:r>
+        <w:rPr>
+          <w:rFonts w:asciiTheme="majorHAnsi" w:hAnsiTheme="majorHAnsi" w:cstheme="majorHAnsi"/>
+          <w:sz w:val="24"/>
+          <w:szCs w:val="24"/>
+          <w:lang w:val="en-US"/>
+        </w:rPr>
+        <w:tab/>
       </w:r>
       <w:proofErr w:type="spellStart"/>
       <w:r>
@@ -4908,62 +4300,151 @@
           <w:rFonts w:asciiTheme="majorHAnsi" w:hAnsiTheme="majorHAnsi" w:cstheme="majorHAnsi"/>
           <w:sz w:val="24"/>
           <w:szCs w:val="24"/>
-        </w:rPr>
-        <w:t>Kubernetes</w:t>
+          <w:lang w:val="en-GB"/>
+        </w:rPr>
+        <w:t>Mittelstufe</w:t>
       </w:r>
       <w:proofErr w:type="spellEnd"/>
-      <w:r>
-        <w:rPr>
-          <w:rFonts w:asciiTheme="majorHAnsi" w:hAnsiTheme="majorHAnsi" w:cstheme="majorHAnsi"/>
-          <w:sz w:val="24"/>
-          <w:szCs w:val="24"/>
-        </w:rPr>
-        <w:t xml:space="preserve">, </w:t>
-      </w:r>
-      <w:r>
-        <w:rPr>
-          <w:rFonts w:asciiTheme="majorHAnsi" w:hAnsiTheme="majorHAnsi" w:cstheme="majorHAnsi"/>
-          <w:sz w:val="24"/>
-          <w:szCs w:val="24"/>
-        </w:rPr>
-        <w:t>Docker</w:t>
-      </w:r>
-      <w:r>
-        <w:rPr>
-          <w:rFonts w:asciiTheme="majorHAnsi" w:hAnsiTheme="majorHAnsi" w:cstheme="majorHAnsi"/>
-          <w:sz w:val="24"/>
-          <w:szCs w:val="24"/>
-        </w:rPr>
-        <w:tab/>
-      </w:r>
-      <w:r>
-        <w:rPr>
-          <w:rFonts w:asciiTheme="majorHAnsi" w:hAnsiTheme="majorHAnsi" w:cstheme="majorHAnsi"/>
-          <w:sz w:val="24"/>
-          <w:szCs w:val="24"/>
-        </w:rPr>
-        <w:tab/>
-      </w:r>
-      <w:r>
-        <w:rPr>
-          <w:rFonts w:asciiTheme="majorHAnsi" w:hAnsiTheme="majorHAnsi" w:cstheme="majorHAnsi"/>
-          <w:sz w:val="24"/>
-          <w:szCs w:val="24"/>
-        </w:rPr>
-        <w:tab/>
-      </w:r>
-      <w:r>
-        <w:rPr>
-          <w:rFonts w:asciiTheme="majorHAnsi" w:hAnsiTheme="majorHAnsi" w:cstheme="majorHAnsi"/>
-          <w:sz w:val="24"/>
-          <w:szCs w:val="24"/>
-        </w:rPr>
-        <w:tab/>
-        <w:t>Mittelstufe</w:t>
-      </w:r>
     </w:p>
     <w:p>
       <w:pPr>
+        <w:spacing w:line="240" w:lineRule="auto"/>
+        <w:rPr>
+          <w:rFonts w:asciiTheme="majorHAnsi" w:hAnsiTheme="majorHAnsi" w:cstheme="majorHAnsi"/>
+          <w:sz w:val="24"/>
+          <w:szCs w:val="24"/>
+        </w:rPr>
+      </w:pPr>
+      <w:r>
+        <w:rPr>
+          <w:rFonts w:asciiTheme="majorHAnsi" w:hAnsiTheme="majorHAnsi" w:cstheme="majorHAnsi"/>
+          <w:b/>
+          <w:sz w:val="24"/>
+          <w:szCs w:val="24"/>
+          <w:lang w:val="en-US"/>
+        </w:rPr>
+        <w:t xml:space="preserve">     </w:t>
+      </w:r>
+      <w:r>
+        <w:rPr>
+          <w:rFonts w:asciiTheme="majorHAnsi" w:hAnsiTheme="majorHAnsi" w:cstheme="majorHAnsi"/>
+          <w:b/>
+          <w:sz w:val="24"/>
+          <w:szCs w:val="24"/>
+        </w:rPr>
+        <w:t>Cloud-Dienst</w:t>
+      </w:r>
+      <w:r>
+        <w:rPr>
+          <w:rFonts w:asciiTheme="majorHAnsi" w:hAnsiTheme="majorHAnsi" w:cstheme="majorHAnsi"/>
+          <w:b/>
+          <w:sz w:val="24"/>
+          <w:szCs w:val="24"/>
+        </w:rPr>
+        <w:tab/>
+      </w:r>
+      <w:r>
+        <w:rPr>
+          <w:rFonts w:asciiTheme="majorHAnsi" w:hAnsiTheme="majorHAnsi" w:cstheme="majorHAnsi"/>
+          <w:b/>
+          <w:sz w:val="24"/>
+          <w:szCs w:val="24"/>
+        </w:rPr>
+        <w:tab/>
+      </w:r>
+      <w:r>
+        <w:rPr>
+          <w:rFonts w:asciiTheme="majorHAnsi" w:hAnsiTheme="majorHAnsi" w:cstheme="majorHAnsi"/>
+          <w:b/>
+          <w:sz w:val="24"/>
+          <w:szCs w:val="24"/>
+        </w:rPr>
+        <w:tab/>
+      </w:r>
+      <w:r>
+        <w:rPr>
+          <w:rFonts w:asciiTheme="majorHAnsi" w:hAnsiTheme="majorHAnsi" w:cstheme="majorHAnsi"/>
+          <w:sz w:val="24"/>
+          <w:szCs w:val="24"/>
+        </w:rPr>
+        <w:t>AWS,</w:t>
+      </w:r>
+      <w:r>
+        <w:rPr>
+          <w:rFonts w:asciiTheme="majorHAnsi" w:hAnsiTheme="majorHAnsi" w:cstheme="majorHAnsi"/>
+          <w:sz w:val="24"/>
+          <w:szCs w:val="24"/>
+        </w:rPr>
+        <w:t xml:space="preserve"> </w:t>
+      </w:r>
+      <w:r>
+        <w:rPr>
+          <w:rFonts w:asciiTheme="majorHAnsi" w:hAnsiTheme="majorHAnsi" w:cstheme="majorHAnsi"/>
+          <w:sz w:val="24"/>
+          <w:szCs w:val="24"/>
+        </w:rPr>
+        <w:t>Azure</w:t>
+      </w:r>
+      <w:r>
+        <w:rPr>
+          <w:rFonts w:asciiTheme="majorHAnsi" w:hAnsiTheme="majorHAnsi" w:cstheme="majorHAnsi"/>
+          <w:sz w:val="24"/>
+          <w:szCs w:val="24"/>
+        </w:rPr>
+        <w:tab/>
+      </w:r>
+      <w:r>
+        <w:rPr>
+          <w:rFonts w:asciiTheme="majorHAnsi" w:hAnsiTheme="majorHAnsi" w:cstheme="majorHAnsi"/>
+          <w:sz w:val="24"/>
+          <w:szCs w:val="24"/>
+        </w:rPr>
+        <w:tab/>
+      </w:r>
+      <w:r>
+        <w:rPr>
+          <w:rFonts w:asciiTheme="majorHAnsi" w:hAnsiTheme="majorHAnsi" w:cstheme="majorHAnsi"/>
+          <w:sz w:val="24"/>
+          <w:szCs w:val="24"/>
+        </w:rPr>
+        <w:tab/>
+      </w:r>
+      <w:r>
+        <w:rPr>
+          <w:rFonts w:asciiTheme="majorHAnsi" w:hAnsiTheme="majorHAnsi" w:cstheme="majorHAnsi"/>
+          <w:sz w:val="24"/>
+          <w:szCs w:val="24"/>
+        </w:rPr>
+        <w:tab/>
+      </w:r>
+      <w:r>
+        <w:rPr>
+          <w:rFonts w:asciiTheme="majorHAnsi" w:hAnsiTheme="majorHAnsi" w:cstheme="majorHAnsi"/>
+          <w:sz w:val="24"/>
+          <w:szCs w:val="24"/>
+        </w:rPr>
+        <w:tab/>
+      </w:r>
+      <w:r>
+        <w:rPr>
+          <w:rFonts w:asciiTheme="majorHAnsi" w:hAnsiTheme="majorHAnsi" w:cstheme="majorHAnsi"/>
+          <w:sz w:val="24"/>
+          <w:szCs w:val="24"/>
+        </w:rPr>
+        <w:tab/>
+      </w:r>
+      <w:r>
+        <w:rPr>
+          <w:rFonts w:asciiTheme="majorHAnsi" w:hAnsiTheme="majorHAnsi" w:cstheme="majorHAnsi"/>
+          <w:sz w:val="24"/>
+          <w:szCs w:val="24"/>
+        </w:rPr>
+        <w:tab/>
+        <w:t>Mittelstufe</w:t>
+      </w:r>
+    </w:p>
+    <w:p>
+      <w:pPr>
         <w:spacing w:after="120" w:line="240" w:lineRule="auto"/>
         <w:ind w:left="283"/>
         <w:rPr>
@@ -5205,7 +4686,7 @@
       <w:pPr>
         <w:pStyle w:val="Heading1"/>
         <w:spacing w:before="120"/>
-        <w:ind w:left="2836" w:firstLine="709"/>
+        <w:ind w:left="283"/>
         <w:rPr>
           <w:rFonts w:cstheme="majorHAnsi"/>
         </w:rPr>
@@ -5330,7 +4811,7 @@
       <w:pPr>
         <w:pStyle w:val="Heading1"/>
         <w:spacing w:before="120"/>
-        <w:ind w:left="2836" w:firstLine="709"/>
+        <w:ind w:left="283"/>
         <w:rPr>
           <w:rFonts w:cstheme="majorHAnsi"/>
         </w:rPr>
@@ -5346,7 +4827,7 @@
     </w:p>
     <w:p>
       <w:pPr>
-        <w:spacing w:after="120" w:line="240" w:lineRule="auto"/>
+        <w:spacing w:after="0" w:line="240" w:lineRule="auto"/>
         <w:ind w:left="283"/>
         <w:rPr>
           <w:rFonts w:asciiTheme="majorHAnsi" w:hAnsiTheme="majorHAnsi" w:cstheme="majorHAnsi"/>
@@ -5450,7 +4931,7 @@
     </w:p>
     <w:p>
       <w:pPr>
-        <w:spacing w:after="120" w:line="240" w:lineRule="auto"/>
+        <w:spacing w:after="0" w:line="240" w:lineRule="auto"/>
         <w:ind w:left="283"/>
         <w:rPr>
           <w:rFonts w:asciiTheme="majorHAnsi" w:hAnsiTheme="majorHAnsi" w:cstheme="majorHAnsi"/>
@@ -5674,7 +5155,7 @@
       <w:pPr>
         <w:pStyle w:val="Heading1"/>
         <w:spacing w:before="180"/>
-        <w:ind w:left="2836" w:firstLine="709"/>
+        <w:ind w:left="283"/>
         <w:rPr>
           <w:rFonts w:cstheme="majorHAnsi"/>
           <w:b/>
@@ -6232,6 +5713,119 @@
     </w:lvl>
   </w:abstractNum>
   <w:abstractNum w:abstractNumId="3" w15:restartNumberingAfterBreak="0">
+    <w:nsid w:val="0F222FF1"/>
+    <w:multiLevelType w:val="hybridMultilevel"/>
+    <w:tmpl w:val="DE0A9FEA"/>
+    <w:lvl w:ilvl="0" w:tplc="20000001">
+      <w:start w:val="1"/>
+      <w:numFmt w:val="bullet"/>
+      <w:lvlText w:val=""/>
+      <w:lvlJc w:val="left"/>
+      <w:pPr>
+        <w:ind w:left="6952" w:hanging="360"/>
+      </w:pPr>
+      <w:rPr>
+        <w:rFonts w:ascii="Symbol" w:hAnsi="Symbol" w:hint="default"/>
+      </w:rPr>
+    </w:lvl>
+    <w:lvl w:ilvl="1" w:tplc="20000003" w:tentative="1">
+      <w:start w:val="1"/>
+      <w:numFmt w:val="bullet"/>
+      <w:lvlText w:val="o"/>
+      <w:lvlJc w:val="left"/>
+      <w:pPr>
+        <w:ind w:left="7672" w:hanging="360"/>
+      </w:pPr>
+      <w:rPr>
+        <w:rFonts w:ascii="Courier New" w:hAnsi="Courier New" w:cs="Courier New" w:hint="default"/>
+      </w:rPr>
+    </w:lvl>
+    <w:lvl w:ilvl="2" w:tplc="20000005" w:tentative="1">
+      <w:start w:val="1"/>
+      <w:numFmt w:val="bullet"/>
+      <w:lvlText w:val=""/>
+      <w:lvlJc w:val="left"/>
+      <w:pPr>
+        <w:ind w:left="8392" w:hanging="360"/>
+      </w:pPr>
+      <w:rPr>
+        <w:rFonts w:ascii="Wingdings" w:hAnsi="Wingdings" w:hint="default"/>
+      </w:rPr>
+    </w:lvl>
+    <w:lvl w:ilvl="3" w:tplc="20000001" w:tentative="1">
+      <w:start w:val="1"/>
+      <w:numFmt w:val="bullet"/>
+      <w:lvlText w:val=""/>
+      <w:lvlJc w:val="left"/>
+      <w:pPr>
+        <w:ind w:left="9112" w:hanging="360"/>
+      </w:pPr>
+      <w:rPr>
+        <w:rFonts w:ascii="Symbol" w:hAnsi="Symbol" w:hint="default"/>
+      </w:rPr>
+    </w:lvl>
+    <w:lvl w:ilvl="4" w:tplc="20000003" w:tentative="1">
+      <w:start w:val="1"/>
+      <w:numFmt w:val="bullet"/>
+      <w:lvlText w:val="o"/>
+      <w:lvlJc w:val="left"/>
+      <w:pPr>
+        <w:ind w:left="9832" w:hanging="360"/>
+      </w:pPr>
+      <w:rPr>
+        <w:rFonts w:ascii="Courier New" w:hAnsi="Courier New" w:cs="Courier New" w:hint="default"/>
+      </w:rPr>
+    </w:lvl>
+    <w:lvl w:ilvl="5" w:tplc="20000005" w:tentative="1">
+      <w:start w:val="1"/>
+      <w:numFmt w:val="bullet"/>
+      <w:lvlText w:val=""/>
+      <w:lvlJc w:val="left"/>
+      <w:pPr>
+        <w:ind w:left="10552" w:hanging="360"/>
+      </w:pPr>
+      <w:rPr>
+        <w:rFonts w:ascii="Wingdings" w:hAnsi="Wingdings" w:hint="default"/>
+      </w:rPr>
+    </w:lvl>
+    <w:lvl w:ilvl="6" w:tplc="20000001" w:tentative="1">
+      <w:start w:val="1"/>
+      <w:numFmt w:val="bullet"/>
+      <w:lvlText w:val=""/>
+      <w:lvlJc w:val="left"/>
+      <w:pPr>
+        <w:ind w:left="11272" w:hanging="360"/>
+      </w:pPr>
+      <w:rPr>
+        <w:rFonts w:ascii="Symbol" w:hAnsi="Symbol" w:hint="default"/>
+      </w:rPr>
+    </w:lvl>
+    <w:lvl w:ilvl="7" w:tplc="20000003" w:tentative="1">
+      <w:start w:val="1"/>
+      <w:numFmt w:val="bullet"/>
+      <w:lvlText w:val="o"/>
+      <w:lvlJc w:val="left"/>
+      <w:pPr>
+        <w:ind w:left="11992" w:hanging="360"/>
+      </w:pPr>
+      <w:rPr>
+        <w:rFonts w:ascii="Courier New" w:hAnsi="Courier New" w:cs="Courier New" w:hint="default"/>
+      </w:rPr>
+    </w:lvl>
+    <w:lvl w:ilvl="8" w:tplc="20000005" w:tentative="1">
+      <w:start w:val="1"/>
+      <w:numFmt w:val="bullet"/>
+      <w:lvlText w:val=""/>
+      <w:lvlJc w:val="left"/>
+      <w:pPr>
+        <w:ind w:left="12712" w:hanging="360"/>
+      </w:pPr>
+      <w:rPr>
+        <w:rFonts w:ascii="Wingdings" w:hAnsi="Wingdings" w:hint="default"/>
+      </w:rPr>
+    </w:lvl>
+  </w:abstractNum>
+  <w:abstractNum w:abstractNumId="4" w15:restartNumberingAfterBreak="0">
     <w:nsid w:val="0FCA5DE3"/>
     <w:multiLevelType w:val="hybridMultilevel"/>
     <w:tmpl w:val="4DA4095A"/>
@@ -6344,7 +5938,7 @@
       </w:rPr>
     </w:lvl>
   </w:abstractNum>
-  <w:abstractNum w:abstractNumId="4" w15:restartNumberingAfterBreak="0">
+  <w:abstractNum w:abstractNumId="5" w15:restartNumberingAfterBreak="0">
     <w:nsid w:val="11301802"/>
     <w:multiLevelType w:val="hybridMultilevel"/>
     <w:tmpl w:val="8D58D1D0"/>
@@ -6457,7 +6051,120 @@
       </w:rPr>
     </w:lvl>
   </w:abstractNum>
-  <w:abstractNum w:abstractNumId="5" w15:restartNumberingAfterBreak="0">
+  <w:abstractNum w:abstractNumId="6" w15:restartNumberingAfterBreak="0">
+    <w:nsid w:val="16446C8D"/>
+    <w:multiLevelType w:val="hybridMultilevel"/>
+    <w:tmpl w:val="E8B8A33E"/>
+    <w:lvl w:ilvl="0" w:tplc="20000001">
+      <w:start w:val="1"/>
+      <w:numFmt w:val="bullet"/>
+      <w:lvlText w:val=""/>
+      <w:lvlJc w:val="left"/>
+      <w:pPr>
+        <w:ind w:left="4264" w:hanging="360"/>
+      </w:pPr>
+      <w:rPr>
+        <w:rFonts w:ascii="Symbol" w:hAnsi="Symbol" w:hint="default"/>
+      </w:rPr>
+    </w:lvl>
+    <w:lvl w:ilvl="1" w:tplc="FFFFFFFF" w:tentative="1">
+      <w:start w:val="1"/>
+      <w:numFmt w:val="bullet"/>
+      <w:lvlText w:val="o"/>
+      <w:lvlJc w:val="left"/>
+      <w:pPr>
+        <w:ind w:left="4984" w:hanging="360"/>
+      </w:pPr>
+      <w:rPr>
+        <w:rFonts w:ascii="Courier New" w:hAnsi="Courier New" w:cs="Courier New" w:hint="default"/>
+      </w:rPr>
+    </w:lvl>
+    <w:lvl w:ilvl="2" w:tplc="FFFFFFFF" w:tentative="1">
+      <w:start w:val="1"/>
+      <w:numFmt w:val="bullet"/>
+      <w:lvlText w:val=""/>
+      <w:lvlJc w:val="left"/>
+      <w:pPr>
+        <w:ind w:left="5704" w:hanging="360"/>
+      </w:pPr>
+      <w:rPr>
+        <w:rFonts w:ascii="Wingdings" w:hAnsi="Wingdings" w:hint="default"/>
+      </w:rPr>
+    </w:lvl>
+    <w:lvl w:ilvl="3" w:tplc="FFFFFFFF" w:tentative="1">
+      <w:start w:val="1"/>
+      <w:numFmt w:val="bullet"/>
+      <w:lvlText w:val=""/>
+      <w:lvlJc w:val="left"/>
+      <w:pPr>
+        <w:ind w:left="6424" w:hanging="360"/>
+      </w:pPr>
+      <w:rPr>
+        <w:rFonts w:ascii="Symbol" w:hAnsi="Symbol" w:hint="default"/>
+      </w:rPr>
+    </w:lvl>
+    <w:lvl w:ilvl="4" w:tplc="FFFFFFFF" w:tentative="1">
+      <w:start w:val="1"/>
+      <w:numFmt w:val="bullet"/>
+      <w:lvlText w:val="o"/>
+      <w:lvlJc w:val="left"/>
+      <w:pPr>
+        <w:ind w:left="7144" w:hanging="360"/>
+      </w:pPr>
+      <w:rPr>
+        <w:rFonts w:ascii="Courier New" w:hAnsi="Courier New" w:cs="Courier New" w:hint="default"/>
+      </w:rPr>
+    </w:lvl>
+    <w:lvl w:ilvl="5" w:tplc="FFFFFFFF" w:tentative="1">
+      <w:start w:val="1"/>
+      <w:numFmt w:val="bullet"/>
+      <w:lvlText w:val=""/>
+      <w:lvlJc w:val="left"/>
+      <w:pPr>
+        <w:ind w:left="7864" w:hanging="360"/>
+      </w:pPr>
+      <w:rPr>
+        <w:rFonts w:ascii="Wingdings" w:hAnsi="Wingdings" w:hint="default"/>
+      </w:rPr>
+    </w:lvl>
+    <w:lvl w:ilvl="6" w:tplc="FFFFFFFF" w:tentative="1">
+      <w:start w:val="1"/>
+      <w:numFmt w:val="bullet"/>
+      <w:lvlText w:val=""/>
+      <w:lvlJc w:val="left"/>
+      <w:pPr>
+        <w:ind w:left="8584" w:hanging="360"/>
+      </w:pPr>
+      <w:rPr>
+        <w:rFonts w:ascii="Symbol" w:hAnsi="Symbol" w:hint="default"/>
+      </w:rPr>
+    </w:lvl>
+    <w:lvl w:ilvl="7" w:tplc="FFFFFFFF" w:tentative="1">
+      <w:start w:val="1"/>
+      <w:numFmt w:val="bullet"/>
+      <w:lvlText w:val="o"/>
+      <w:lvlJc w:val="left"/>
+      <w:pPr>
+        <w:ind w:left="9304" w:hanging="360"/>
+      </w:pPr>
+      <w:rPr>
+        <w:rFonts w:ascii="Courier New" w:hAnsi="Courier New" w:cs="Courier New" w:hint="default"/>
+      </w:rPr>
+    </w:lvl>
+    <w:lvl w:ilvl="8" w:tplc="FFFFFFFF" w:tentative="1">
+      <w:start w:val="1"/>
+      <w:numFmt w:val="bullet"/>
+      <w:lvlText w:val=""/>
+      <w:lvlJc w:val="left"/>
+      <w:pPr>
+        <w:ind w:left="10024" w:hanging="360"/>
+      </w:pPr>
+      <w:rPr>
+        <w:rFonts w:ascii="Wingdings" w:hAnsi="Wingdings" w:hint="default"/>
+      </w:rPr>
+    </w:lvl>
+  </w:abstractNum>
+  <w:abstractNum w:abstractNumId="7" w15:restartNumberingAfterBreak="0">
     <w:nsid w:val="1C760F06"/>
     <w:multiLevelType w:val="hybridMultilevel"/>
     <w:tmpl w:val="0204C828"/>
@@ -6570,7 +6277,7 @@
       </w:rPr>
     </w:lvl>
   </w:abstractNum>
-  <w:abstractNum w:abstractNumId="6" w15:restartNumberingAfterBreak="0">
+  <w:abstractNum w:abstractNumId="8" w15:restartNumberingAfterBreak="0">
     <w:nsid w:val="1D1266F6"/>
     <w:multiLevelType w:val="hybridMultilevel"/>
     <w:tmpl w:val="F2BA6A68"/>
@@ -6683,7 +6390,7 @@
       </w:rPr>
     </w:lvl>
   </w:abstractNum>
-  <w:abstractNum w:abstractNumId="7" w15:restartNumberingAfterBreak="0">
+  <w:abstractNum w:abstractNumId="9" w15:restartNumberingAfterBreak="0">
     <w:nsid w:val="202B378F"/>
     <w:multiLevelType w:val="hybridMultilevel"/>
     <w:tmpl w:val="B70240C4"/>
@@ -6795,7 +6502,7 @@
       </w:rPr>
     </w:lvl>
   </w:abstractNum>
-  <w:abstractNum w:abstractNumId="8" w15:restartNumberingAfterBreak="0">
+  <w:abstractNum w:abstractNumId="10" w15:restartNumberingAfterBreak="0">
     <w:nsid w:val="22984EBD"/>
     <w:multiLevelType w:val="hybridMultilevel"/>
     <w:tmpl w:val="F6829446"/>
@@ -6908,7 +6615,7 @@
       </w:rPr>
     </w:lvl>
   </w:abstractNum>
-  <w:abstractNum w:abstractNumId="9" w15:restartNumberingAfterBreak="0">
+  <w:abstractNum w:abstractNumId="11" w15:restartNumberingAfterBreak="0">
     <w:nsid w:val="2E860868"/>
     <w:multiLevelType w:val="hybridMultilevel"/>
     <w:tmpl w:val="558E8694"/>
@@ -7021,7 +6728,7 @@
       </w:rPr>
     </w:lvl>
   </w:abstractNum>
-  <w:abstractNum w:abstractNumId="10" w15:restartNumberingAfterBreak="0">
+  <w:abstractNum w:abstractNumId="12" w15:restartNumberingAfterBreak="0">
     <w:nsid w:val="33EE7869"/>
     <w:multiLevelType w:val="hybridMultilevel"/>
     <w:tmpl w:val="34CCF3D6"/>
@@ -7135,7 +6842,7 @@
       </w:rPr>
     </w:lvl>
   </w:abstractNum>
-  <w:abstractNum w:abstractNumId="11" w15:restartNumberingAfterBreak="0">
+  <w:abstractNum w:abstractNumId="13" w15:restartNumberingAfterBreak="0">
     <w:nsid w:val="37740E28"/>
     <w:multiLevelType w:val="hybridMultilevel"/>
     <w:tmpl w:val="ABEE7B66"/>
@@ -7248,7 +6955,7 @@
       </w:rPr>
     </w:lvl>
   </w:abstractNum>
-  <w:abstractNum w:abstractNumId="12" w15:restartNumberingAfterBreak="0">
+  <w:abstractNum w:abstractNumId="14" w15:restartNumberingAfterBreak="0">
     <w:nsid w:val="383E51CB"/>
     <w:multiLevelType w:val="hybridMultilevel"/>
     <w:tmpl w:val="4F76BABC"/>
@@ -7360,7 +7067,7 @@
       </w:rPr>
     </w:lvl>
   </w:abstractNum>
-  <w:abstractNum w:abstractNumId="13" w15:restartNumberingAfterBreak="0">
+  <w:abstractNum w:abstractNumId="15" w15:restartNumberingAfterBreak="0">
     <w:nsid w:val="3FC81C58"/>
     <w:multiLevelType w:val="hybridMultilevel"/>
     <w:tmpl w:val="40A41FEA"/>
@@ -7473,7 +7180,7 @@
       </w:rPr>
     </w:lvl>
   </w:abstractNum>
-  <w:abstractNum w:abstractNumId="14" w15:restartNumberingAfterBreak="0">
+  <w:abstractNum w:abstractNumId="16" w15:restartNumberingAfterBreak="0">
     <w:nsid w:val="415E713E"/>
     <w:multiLevelType w:val="hybridMultilevel"/>
     <w:tmpl w:val="4624225A"/>
@@ -7586,7 +7293,7 @@
       </w:rPr>
     </w:lvl>
   </w:abstractNum>
-  <w:abstractNum w:abstractNumId="15" w15:restartNumberingAfterBreak="0">
+  <w:abstractNum w:abstractNumId="17" w15:restartNumberingAfterBreak="0">
     <w:nsid w:val="44AF356F"/>
     <w:multiLevelType w:val="hybridMultilevel"/>
     <w:tmpl w:val="3F782F24"/>
@@ -7699,7 +7406,7 @@
       </w:rPr>
     </w:lvl>
   </w:abstractNum>
-  <w:abstractNum w:abstractNumId="16" w15:restartNumberingAfterBreak="0">
+  <w:abstractNum w:abstractNumId="18" w15:restartNumberingAfterBreak="0">
     <w:nsid w:val="4CD00E50"/>
     <w:multiLevelType w:val="hybridMultilevel"/>
     <w:tmpl w:val="8708E27E"/>
@@ -7812,7 +7519,7 @@
       </w:rPr>
     </w:lvl>
   </w:abstractNum>
-  <w:abstractNum w:abstractNumId="17" w15:restartNumberingAfterBreak="0">
+  <w:abstractNum w:abstractNumId="19" w15:restartNumberingAfterBreak="0">
     <w:nsid w:val="50B20748"/>
     <w:multiLevelType w:val="hybridMultilevel"/>
     <w:tmpl w:val="245EA476"/>
@@ -7925,7 +7632,120 @@
       </w:rPr>
     </w:lvl>
   </w:abstractNum>
-  <w:abstractNum w:abstractNumId="18" w15:restartNumberingAfterBreak="0">
+  <w:abstractNum w:abstractNumId="20" w15:restartNumberingAfterBreak="0">
+    <w:nsid w:val="523E4AB0"/>
+    <w:multiLevelType w:val="hybridMultilevel"/>
+    <w:tmpl w:val="F16E8A62"/>
+    <w:lvl w:ilvl="0" w:tplc="20000001">
+      <w:start w:val="1"/>
+      <w:numFmt w:val="bullet"/>
+      <w:lvlText w:val=""/>
+      <w:lvlJc w:val="left"/>
+      <w:pPr>
+        <w:ind w:left="4265" w:hanging="360"/>
+      </w:pPr>
+      <w:rPr>
+        <w:rFonts w:ascii="Symbol" w:hAnsi="Symbol" w:hint="default"/>
+      </w:rPr>
+    </w:lvl>
+    <w:lvl w:ilvl="1" w:tplc="20000003" w:tentative="1">
+      <w:start w:val="1"/>
+      <w:numFmt w:val="bullet"/>
+      <w:lvlText w:val="o"/>
+      <w:lvlJc w:val="left"/>
+      <w:pPr>
+        <w:ind w:left="4985" w:hanging="360"/>
+      </w:pPr>
+      <w:rPr>
+        <w:rFonts w:ascii="Courier New" w:hAnsi="Courier New" w:cs="Courier New" w:hint="default"/>
+      </w:rPr>
+    </w:lvl>
+    <w:lvl w:ilvl="2" w:tplc="20000005" w:tentative="1">
+      <w:start w:val="1"/>
+      <w:numFmt w:val="bullet"/>
+      <w:lvlText w:val=""/>
+      <w:lvlJc w:val="left"/>
+      <w:pPr>
+        <w:ind w:left="5705" w:hanging="360"/>
+      </w:pPr>
+      <w:rPr>
+        <w:rFonts w:ascii="Wingdings" w:hAnsi="Wingdings" w:hint="default"/>
+      </w:rPr>
+    </w:lvl>
+    <w:lvl w:ilvl="3" w:tplc="20000001" w:tentative="1">
+      <w:start w:val="1"/>
+      <w:numFmt w:val="bullet"/>
+      <w:lvlText w:val=""/>
+      <w:lvlJc w:val="left"/>
+      <w:pPr>
+        <w:ind w:left="6425" w:hanging="360"/>
+      </w:pPr>
+      <w:rPr>
+        <w:rFonts w:ascii="Symbol" w:hAnsi="Symbol" w:hint="default"/>
+      </w:rPr>
+    </w:lvl>
+    <w:lvl w:ilvl="4" w:tplc="20000003" w:tentative="1">
+      <w:start w:val="1"/>
+      <w:numFmt w:val="bullet"/>
+      <w:lvlText w:val="o"/>
+      <w:lvlJc w:val="left"/>
+      <w:pPr>
+        <w:ind w:left="7145" w:hanging="360"/>
+      </w:pPr>
+      <w:rPr>
+        <w:rFonts w:ascii="Courier New" w:hAnsi="Courier New" w:cs="Courier New" w:hint="default"/>
+      </w:rPr>
+    </w:lvl>
+    <w:lvl w:ilvl="5" w:tplc="20000005" w:tentative="1">
+      <w:start w:val="1"/>
+      <w:numFmt w:val="bullet"/>
+      <w:lvlText w:val=""/>
+      <w:lvlJc w:val="left"/>
+      <w:pPr>
+        <w:ind w:left="7865" w:hanging="360"/>
+      </w:pPr>
+      <w:rPr>
+        <w:rFonts w:ascii="Wingdings" w:hAnsi="Wingdings" w:hint="default"/>
+      </w:rPr>
+    </w:lvl>
+    <w:lvl w:ilvl="6" w:tplc="20000001" w:tentative="1">
+      <w:start w:val="1"/>
+      <w:numFmt w:val="bullet"/>
+      <w:lvlText w:val=""/>
+      <w:lvlJc w:val="left"/>
+      <w:pPr>
+        <w:ind w:left="8585" w:hanging="360"/>
+      </w:pPr>
+      <w:rPr>
+        <w:rFonts w:ascii="Symbol" w:hAnsi="Symbol" w:hint="default"/>
+      </w:rPr>
+    </w:lvl>
+    <w:lvl w:ilvl="7" w:tplc="20000003" w:tentative="1">
+      <w:start w:val="1"/>
+      <w:numFmt w:val="bullet"/>
+      <w:lvlText w:val="o"/>
+      <w:lvlJc w:val="left"/>
+      <w:pPr>
+        <w:ind w:left="9305" w:hanging="360"/>
+      </w:pPr>
+      <w:rPr>
+        <w:rFonts w:ascii="Courier New" w:hAnsi="Courier New" w:cs="Courier New" w:hint="default"/>
+      </w:rPr>
+    </w:lvl>
+    <w:lvl w:ilvl="8" w:tplc="20000005" w:tentative="1">
+      <w:start w:val="1"/>
+      <w:numFmt w:val="bullet"/>
+      <w:lvlText w:val=""/>
+      <w:lvlJc w:val="left"/>
+      <w:pPr>
+        <w:ind w:left="10025" w:hanging="360"/>
+      </w:pPr>
+      <w:rPr>
+        <w:rFonts w:ascii="Wingdings" w:hAnsi="Wingdings" w:hint="default"/>
+      </w:rPr>
+    </w:lvl>
+  </w:abstractNum>
+  <w:abstractNum w:abstractNumId="21" w15:restartNumberingAfterBreak="0">
     <w:nsid w:val="52596B01"/>
     <w:multiLevelType w:val="hybridMultilevel"/>
     <w:tmpl w:val="CCA8CA92"/>
@@ -8038,7 +7858,7 @@
       </w:rPr>
     </w:lvl>
   </w:abstractNum>
-  <w:abstractNum w:abstractNumId="19" w15:restartNumberingAfterBreak="0">
+  <w:abstractNum w:abstractNumId="22" w15:restartNumberingAfterBreak="0">
     <w:nsid w:val="53355160"/>
     <w:multiLevelType w:val="hybridMultilevel"/>
     <w:tmpl w:val="21586DD0"/>
@@ -8151,7 +7971,7 @@
       </w:rPr>
     </w:lvl>
   </w:abstractNum>
-  <w:abstractNum w:abstractNumId="20" w15:restartNumberingAfterBreak="0">
+  <w:abstractNum w:abstractNumId="23" w15:restartNumberingAfterBreak="0">
     <w:nsid w:val="565C6297"/>
     <w:multiLevelType w:val="hybridMultilevel"/>
     <w:tmpl w:val="1704654C"/>
@@ -8263,7 +8083,7 @@
       </w:rPr>
     </w:lvl>
   </w:abstractNum>
-  <w:abstractNum w:abstractNumId="21" w15:restartNumberingAfterBreak="0">
+  <w:abstractNum w:abstractNumId="24" w15:restartNumberingAfterBreak="0">
     <w:nsid w:val="58D478DF"/>
     <w:multiLevelType w:val="multilevel"/>
     <w:tmpl w:val="96BA004E"/>
@@ -8412,7 +8232,7 @@
       </w:rPr>
     </w:lvl>
   </w:abstractNum>
-  <w:abstractNum w:abstractNumId="22" w15:restartNumberingAfterBreak="0">
+  <w:abstractNum w:abstractNumId="25" w15:restartNumberingAfterBreak="0">
     <w:nsid w:val="614F64F1"/>
     <w:multiLevelType w:val="hybridMultilevel"/>
     <w:tmpl w:val="7DA0DC06"/>
@@ -8525,7 +8345,7 @@
       </w:rPr>
     </w:lvl>
   </w:abstractNum>
-  <w:abstractNum w:abstractNumId="23" w15:restartNumberingAfterBreak="0">
+  <w:abstractNum w:abstractNumId="26" w15:restartNumberingAfterBreak="0">
     <w:nsid w:val="625C2110"/>
     <w:multiLevelType w:val="hybridMultilevel"/>
     <w:tmpl w:val="72CEE4E8"/>
@@ -8637,7 +8457,7 @@
       </w:rPr>
     </w:lvl>
   </w:abstractNum>
-  <w:abstractNum w:abstractNumId="24" w15:restartNumberingAfterBreak="0">
+  <w:abstractNum w:abstractNumId="27" w15:restartNumberingAfterBreak="0">
     <w:nsid w:val="63CC57E5"/>
     <w:multiLevelType w:val="hybridMultilevel"/>
     <w:tmpl w:val="0E726634"/>
@@ -8749,7 +8569,7 @@
       </w:rPr>
     </w:lvl>
   </w:abstractNum>
-  <w:abstractNum w:abstractNumId="25" w15:restartNumberingAfterBreak="0">
+  <w:abstractNum w:abstractNumId="28" w15:restartNumberingAfterBreak="0">
     <w:nsid w:val="6DF4077A"/>
     <w:multiLevelType w:val="hybridMultilevel"/>
     <w:tmpl w:val="5CD827E4"/>
@@ -8862,7 +8682,7 @@
       </w:rPr>
     </w:lvl>
   </w:abstractNum>
-  <w:abstractNum w:abstractNumId="26" w15:restartNumberingAfterBreak="0">
+  <w:abstractNum w:abstractNumId="29" w15:restartNumberingAfterBreak="0">
     <w:nsid w:val="6F3A61D8"/>
     <w:multiLevelType w:val="hybridMultilevel"/>
     <w:tmpl w:val="DE7CD790"/>
@@ -8975,7 +8795,7 @@
       </w:rPr>
     </w:lvl>
   </w:abstractNum>
-  <w:abstractNum w:abstractNumId="27" w15:restartNumberingAfterBreak="0">
+  <w:abstractNum w:abstractNumId="30" w15:restartNumberingAfterBreak="0">
     <w:nsid w:val="777639AA"/>
     <w:multiLevelType w:val="hybridMultilevel"/>
     <w:tmpl w:val="421CBD38"/>
@@ -9088,7 +8908,7 @@
       </w:rPr>
     </w:lvl>
   </w:abstractNum>
-  <w:abstractNum w:abstractNumId="28" w15:restartNumberingAfterBreak="0">
+  <w:abstractNum w:abstractNumId="31" w15:restartNumberingAfterBreak="0">
     <w:nsid w:val="77FE0EE5"/>
     <w:multiLevelType w:val="hybridMultilevel"/>
     <w:tmpl w:val="40D48D12"/>
@@ -9201,7 +9021,7 @@
       </w:rPr>
     </w:lvl>
   </w:abstractNum>
-  <w:abstractNum w:abstractNumId="29" w15:restartNumberingAfterBreak="0">
+  <w:abstractNum w:abstractNumId="32" w15:restartNumberingAfterBreak="0">
     <w:nsid w:val="7E710EF4"/>
     <w:multiLevelType w:val="hybridMultilevel"/>
     <w:tmpl w:val="B6903B2E"/>
@@ -9314,7 +9134,7 @@
       </w:rPr>
     </w:lvl>
   </w:abstractNum>
-  <w:abstractNum w:abstractNumId="30" w15:restartNumberingAfterBreak="0">
+  <w:abstractNum w:abstractNumId="33" w15:restartNumberingAfterBreak="0">
     <w:nsid w:val="7FE13997"/>
     <w:multiLevelType w:val="hybridMultilevel"/>
     <w:tmpl w:val="375A0AE4"/>
@@ -9428,97 +9248,106 @@
     </w:lvl>
   </w:abstractNum>
   <w:num w:numId="1" w16cid:durableId="74131302">
-    <w:abstractNumId w:val="18"/>
+    <w:abstractNumId w:val="21"/>
   </w:num>
   <w:num w:numId="2" w16cid:durableId="315184184">
-    <w:abstractNumId w:val="28"/>
+    <w:abstractNumId w:val="31"/>
   </w:num>
   <w:num w:numId="3" w16cid:durableId="1351250789">
+    <w:abstractNumId w:val="16"/>
+  </w:num>
+  <w:num w:numId="4" w16cid:durableId="1836801976">
+    <w:abstractNumId w:val="12"/>
+  </w:num>
+  <w:num w:numId="5" w16cid:durableId="317656065">
+    <w:abstractNumId w:val="10"/>
+  </w:num>
+  <w:num w:numId="6" w16cid:durableId="1014530034">
     <w:abstractNumId w:val="14"/>
   </w:num>
-  <w:num w:numId="4" w16cid:durableId="1836801976">
-    <w:abstractNumId w:val="10"/>
-  </w:num>
-  <w:num w:numId="5" w16cid:durableId="317656065">
-    <w:abstractNumId w:val="8"/>
-  </w:num>
-  <w:num w:numId="6" w16cid:durableId="1014530034">
-    <w:abstractNumId w:val="12"/>
-  </w:num>
   <w:num w:numId="7" w16cid:durableId="1643846547">
-    <w:abstractNumId w:val="13"/>
+    <w:abstractNumId w:val="15"/>
   </w:num>
   <w:num w:numId="8" w16cid:durableId="1441604541">
-    <w:abstractNumId w:val="24"/>
+    <w:abstractNumId w:val="27"/>
   </w:num>
   <w:num w:numId="9" w16cid:durableId="1370228318">
+    <w:abstractNumId w:val="26"/>
+  </w:num>
+  <w:num w:numId="10" w16cid:durableId="958799575">
     <w:abstractNumId w:val="23"/>
   </w:num>
-  <w:num w:numId="10" w16cid:durableId="958799575">
-    <w:abstractNumId w:val="20"/>
-  </w:num>
   <w:num w:numId="11" w16cid:durableId="98139782">
-    <w:abstractNumId w:val="15"/>
+    <w:abstractNumId w:val="17"/>
   </w:num>
   <w:num w:numId="12" w16cid:durableId="974335316">
     <w:abstractNumId w:val="1"/>
   </w:num>
   <w:num w:numId="13" w16cid:durableId="789930609">
-    <w:abstractNumId w:val="3"/>
+    <w:abstractNumId w:val="4"/>
   </w:num>
   <w:num w:numId="14" w16cid:durableId="374669456">
-    <w:abstractNumId w:val="7"/>
+    <w:abstractNumId w:val="9"/>
   </w:num>
   <w:num w:numId="15" w16cid:durableId="159199476">
-    <w:abstractNumId w:val="26"/>
+    <w:abstractNumId w:val="29"/>
   </w:num>
   <w:num w:numId="16" w16cid:durableId="74321271">
+    <w:abstractNumId w:val="22"/>
+  </w:num>
+  <w:num w:numId="17" w16cid:durableId="49430547">
+    <w:abstractNumId w:val="18"/>
+  </w:num>
+  <w:num w:numId="18" w16cid:durableId="129594083">
+    <w:abstractNumId w:val="30"/>
+  </w:num>
+  <w:num w:numId="19" w16cid:durableId="730347740">
     <w:abstractNumId w:val="19"/>
   </w:num>
-  <w:num w:numId="17" w16cid:durableId="49430547">
-    <w:abstractNumId w:val="16"/>
-  </w:num>
-  <w:num w:numId="18" w16cid:durableId="129594083">
-    <w:abstractNumId w:val="27"/>
-  </w:num>
-  <w:num w:numId="19" w16cid:durableId="730347740">
-    <w:abstractNumId w:val="17"/>
-  </w:num>
   <w:num w:numId="20" w16cid:durableId="273176986">
-    <w:abstractNumId w:val="4"/>
+    <w:abstractNumId w:val="5"/>
   </w:num>
   <w:num w:numId="21" w16cid:durableId="2124766436">
-    <w:abstractNumId w:val="11"/>
+    <w:abstractNumId w:val="13"/>
   </w:num>
   <w:num w:numId="22" w16cid:durableId="130944034">
-    <w:abstractNumId w:val="25"/>
+    <w:abstractNumId w:val="28"/>
   </w:num>
   <w:num w:numId="23" w16cid:durableId="367340654">
-    <w:abstractNumId w:val="5"/>
+    <w:abstractNumId w:val="7"/>
   </w:num>
   <w:num w:numId="24" w16cid:durableId="1372533692">
     <w:abstractNumId w:val="2"/>
   </w:num>
   <w:num w:numId="25" w16cid:durableId="1282493027">
-    <w:abstractNumId w:val="29"/>
+    <w:abstractNumId w:val="32"/>
   </w:num>
   <w:num w:numId="26" w16cid:durableId="80566975">
-    <w:abstractNumId w:val="6"/>
+    <w:abstractNumId w:val="8"/>
   </w:num>
   <w:num w:numId="27" w16cid:durableId="2046522355">
-    <w:abstractNumId w:val="21"/>
+    <w:abstractNumId w:val="24"/>
   </w:num>
   <w:num w:numId="28" w16cid:durableId="2105687136">
-    <w:abstractNumId w:val="30"/>
+    <w:abstractNumId w:val="33"/>
   </w:num>
   <w:num w:numId="29" w16cid:durableId="1629700956">
-    <w:abstractNumId w:val="22"/>
+    <w:abstractNumId w:val="25"/>
   </w:num>
   <w:num w:numId="30" w16cid:durableId="1153914505">
     <w:abstractNumId w:val="0"/>
   </w:num>
   <w:num w:numId="31" w16cid:durableId="27219067">
-    <w:abstractNumId w:val="9"/>
+    <w:abstractNumId w:val="11"/>
+  </w:num>
+  <w:num w:numId="32" w16cid:durableId="1312098396">
+    <w:abstractNumId w:val="20"/>
+  </w:num>
+  <w:num w:numId="33" w16cid:durableId="1220554021">
+    <w:abstractNumId w:val="3"/>
+  </w:num>
+  <w:num w:numId="34" w16cid:durableId="450900524">
+    <w:abstractNumId w:val="6"/>
   </w:num>
 </w:numbering>
 </file>
@@ -10144,7 +9973,6 @@
   <w:style w:type="character" w:default="1" w:styleId="DefaultParagraphFont">
     <w:name w:val="Default Paragraph Font"/>
     <w:uiPriority w:val="1"/>
-    <w:semiHidden/>
     <w:unhideWhenUsed/>
   </w:style>
   <w:style w:type="table" w:default="1" w:styleId="TableNormal">
